--- a/files/黄彦飞_策划求职简历.docx
+++ b/files/黄彦飞_策划求职简历.docx
@@ -60,7 +60,7 @@
           <w:spacing w:val="6"/>
           <w:lang w:val="en-US" w:eastAsia="zh-CN"/>
         </w:rPr>
-        <w:t>电话：【19950737950】            邮箱：【1051613282@qq.com】</w:t>
+        <w:t>电话：19950737950            邮箱：1051613282@qq.com</w:t>
       </w:r>
     </w:p>
     <w:p>
@@ -105,7 +105,7 @@
           <w:u w:val="none"/>
           <w:lang w:val="en-US" w:eastAsia="zh-CN"/>
         </w:rPr>
-        <w:t>出生年月：【2002.12】   性别：男</w:t>
+        <w:t>出生年月：2002.12   性别：男</w:t>
       </w:r>
     </w:p>
     <w:p>
@@ -434,7 +434,7 @@
           <w:sz w:val="18"/>
           <w:lang w:val="en-US" w:eastAsia="zh-CN"/>
         </w:rPr>
-        <w:t>游戏引擎和编程：计算机专业背景，具备 C# 基础与Python数据脚本能力，能独立编写数值模拟脚本，作品集中的40万次蒙特卡洛抽卡模拟即由本人独立实现</w:t>
+        <w:t>游戏引擎和编程：计算机专业背景，具备 C# 基础与Python数据脚本能力，能独立编写数值模拟脚本，作品集中的概率与保底数值校验即由本人独立完成</w:t>
       </w:r>
     </w:p>
     <w:p>
@@ -676,7 +676,7 @@
           <w:sz w:val="18"/>
           <w:lang w:val="en-US" w:eastAsia="zh-CN"/>
         </w:rPr>
-        <w:t>数据和运营：掌握蒙特卡洛模拟、端点反推等分析方法，理解留存、付费率、LTV 等核心运营指标的口径与用途</w:t>
+        <w:t>数据和运营：掌握数值模拟、端点反推等分析方法，理解留存、付费率、LTV 等核心运营指标的口径与用途</w:t>
       </w:r>
     </w:p>
     <w:p>
@@ -819,7 +819,7 @@
           <w:szCs w:val="18"/>
           <w:lang w:eastAsia="zh-CN"/>
         </w:rPr>
-        <w:t>2.用 Python 独立实现蒙特卡洛模型，40 万次抽样验证概率与软保底参数区间，将拆解从规则复述推进到数值验证；</w:t>
+        <w:t>2.用 Python 建立数值模型，对概率与软保底参数区间做系统校验，将拆解从规则复述推进到数值验证；</w:t>
       </w:r>
       <w:r>
         <w:rPr>
@@ -1144,7 +1144,7 @@
           <w:szCs w:val="18"/>
           <w:lang w:val="en-US" w:eastAsia="zh-CN"/>
         </w:rPr>
-        <w:t>作品集链接：【待填：网盘/在线文档链接】</w:t>
+        <w:t>作品集链接：https://helloworld33available.github.io/hyf-portfolio/</w:t>
       </w:r>
     </w:p>
     <w:p>

--- a/files/黄彦飞_策划求职简历.docx
+++ b/files/黄彦飞_策划求职简历.docx
@@ -478,7 +478,7 @@
         <w:rPr>
           <w:sz w:val="18"/>
         </w:rPr>
-        <w:t>拆解能力：完成星铁付费系统、第七史诗经济系统、绿洲启元玩法三份拆解案，沉淀出「端点反推」分析方法</w:t>
+        <w:t>拆解能力：完成星铁付费系统、第七史诗付费系统、绿洲启元玩法三份拆解案，沉淀出「端点反推」分析方法</w:t>
       </w:r>
     </w:p>
     <w:p>
@@ -968,7 +968,7 @@
           <w:szCs w:val="18"/>
           <w:lang w:eastAsia="zh-CN"/>
         </w:rPr>
-        <w:t>《第七史诗》经济系统拆解案      独立完成      2026年09月 – 2026年10月</w:t>
+        <w:t>《第七史诗》付费系统拆解案      独立完成      2026年10月</w:t>
       </w:r>
     </w:p>
     <w:p>
@@ -991,7 +991,7 @@
           <w:szCs w:val="18"/>
           <w:lang w:eastAsia="zh-CN"/>
         </w:rPr>
-        <w:t>项目描述：拆解该作经济系统的货币层级、资源闭环与数值控制逻辑。</w:t>
+        <w:t>项目描述：拆解该作商城的付费结构：按结算货币划分四轨商店，覆盖限时礼包、常驻直购、凭证兑换与订阅四类付费模块。</w:t>
       </w:r>
       <w:r>
         <w:rPr>

--- a/files/黄彦飞_策划求职简历.docx
+++ b/files/黄彦飞_策划求职简历.docx
@@ -1031,7 +1031,7 @@
           <w:szCs w:val="18"/>
           <w:lang w:eastAsia="zh-CN"/>
         </w:rPr>
-        <w:t>1.建立三层货币与四类限流资源框架，推演「金币双出口零和」与双汇率设计；</w:t>
+        <w:t>1.梳理月免费资源投放总量与各付费深度的资源比较，量化零氪与重氪的获取节奏差异；</w:t>
       </w:r>
       <w:r>
         <w:rPr>
@@ -1051,7 +1051,7 @@
           <w:szCs w:val="18"/>
           <w:lang w:eastAsia="zh-CN"/>
         </w:rPr>
-        <w:t>2.反推硬保底 121 抽的设定依据（月产出÷目标获取周期），沉淀八条可复用的经济设计方法。</w:t>
+        <w:t>2.以 121 抽硬保底为基准演算各层用户锁定限定角色的周期，沉淀商城分轨与分层定价的可复用方法。</w:t>
       </w:r>
     </w:p>
     <w:p>

--- a/files/黄彦飞_策划求职简历.docx
+++ b/files/黄彦飞_策划求职简历.docx
@@ -2585,7 +2585,7 @@
                 <w:rFonts w:ascii="宋体" w:hAnsi="宋体" w:eastAsia="宋体"/>
                 <w:sz w:val="19"/>
               </w:rPr>
-              <w:t>轻度消费</w:t>
+              <w:t>—</w:t>
             </w:r>
           </w:p>
         </w:tc>

--- a/files/黄彦飞_策划求职简历.docx
+++ b/files/黄彦飞_策划求职简历.docx
@@ -382,6 +382,369 @@
           <w:lang w:val="en-US" w:eastAsia="zh-CN"/>
         </w:rPr>
       </w:pPr>
+    </w:p>
+    <w:p>
+      <w:pPr>
+        <w:spacing w:line="317" w:lineRule="exact"/>
+        <w:jc w:val="both"/>
+        <w:rPr>
+          <w:b/>
+          <w:sz w:val="24"/>
+          <w:lang w:eastAsia="zh-CN"/>
+        </w:rPr>
+      </w:pPr>
+      <w:r>
+        <w:rPr>
+          <w:lang w:eastAsia="zh-CN"/>
+        </w:rPr>
+        <w:t>实习经历</w:t>
+      </w:r>
+      <w:r>
+        <w:rPr>
+          <w:b/>
+          <w:sz w:val="24"/>
+          <w:lang w:eastAsia="zh-CN"/>
+        </w:rPr>
+      </w:r>
+    </w:p>
+    <w:p>
+      <w:pPr>
+        <w:spacing w:line="317" w:lineRule="exact"/>
+        <w:jc w:val="both"/>
+        <w:rPr>
+          <w:b w:val="0"/>
+          <w:bCs/>
+          <w:sz w:val="18"/>
+          <w:szCs w:val="18"/>
+          <w:lang w:eastAsia="zh-CN"/>
+        </w:rPr>
+      </w:pPr>
+      <w:r>
+        <w:rPr>
+          <w:b/>
+          <w:bCs w:val="0"/>
+          <w:sz w:val="18"/>
+          <w:szCs w:val="18"/>
+          <w:lang w:eastAsia="zh-CN"/>
+        </w:rPr>
+        <w:t>【公司名】 · 系统策划实习生 · 2024.06 – 2024.09（3个月）</w:t>
+      </w:r>
+      <w:r>
+        <w:rPr>
+          <w:b/>
+          <w:bCs w:val="0"/>
+          <w:sz w:val="18"/>
+          <w:szCs w:val="18"/>
+          <w:lang w:eastAsia="zh-CN"/>
+        </w:rPr>
+      </w:r>
+      <w:r>
+        <w:rPr>
+          <w:b/>
+          <w:bCs w:val="0"/>
+          <w:sz w:val="18"/>
+          <w:szCs w:val="18"/>
+          <w:lang w:eastAsia="zh-CN"/>
+        </w:rPr>
+      </w:r>
+      <w:r>
+        <w:rPr>
+          <w:b/>
+          <w:bCs w:val="0"/>
+          <w:sz w:val="18"/>
+          <w:szCs w:val="18"/>
+          <w:lang w:eastAsia="zh-CN"/>
+        </w:rPr>
+      </w:r>
+      <w:r>
+        <w:rPr>
+          <w:b/>
+          <w:bCs w:val="0"/>
+          <w:sz w:val="18"/>
+          <w:szCs w:val="18"/>
+          <w:lang w:eastAsia="zh-CN"/>
+        </w:rPr>
+      </w:r>
+      <w:r>
+        <w:rPr>
+          <w:b/>
+          <w:bCs w:val="0"/>
+          <w:sz w:val="18"/>
+          <w:szCs w:val="18"/>
+          <w:lang w:eastAsia="zh-CN"/>
+        </w:rPr>
+      </w:r>
+      <w:r>
+        <w:rPr>
+          <w:b/>
+          <w:bCs w:val="0"/>
+          <w:sz w:val="18"/>
+          <w:szCs w:val="18"/>
+          <w:lang w:eastAsia="zh-CN"/>
+        </w:rPr>
+      </w:r>
+      <w:r>
+        <w:rPr>
+          <w:b/>
+          <w:bCs w:val="0"/>
+          <w:sz w:val="18"/>
+          <w:szCs w:val="18"/>
+          <w:lang w:eastAsia="zh-CN"/>
+        </w:rPr>
+      </w:r>
+      <w:r>
+        <w:rPr>
+          <w:b/>
+          <w:bCs w:val="0"/>
+          <w:sz w:val="18"/>
+          <w:szCs w:val="18"/>
+          <w:lang w:eastAsia="zh-CN"/>
+        </w:rPr>
+      </w:r>
+      <w:r>
+        <w:rPr>
+          <w:b/>
+          <w:bCs w:val="0"/>
+          <w:sz w:val="18"/>
+          <w:szCs w:val="18"/>
+          <w:lang w:eastAsia="zh-CN"/>
+        </w:rPr>
+      </w:r>
+      <w:r>
+        <w:rPr>
+          <w:b/>
+          <w:bCs w:val="0"/>
+          <w:sz w:val="18"/>
+          <w:szCs w:val="18"/>
+          <w:lang w:eastAsia="zh-CN"/>
+        </w:rPr>
+      </w:r>
+    </w:p>
+    <w:p>
+      <w:pPr>
+        <w:spacing w:line="317" w:lineRule="exact"/>
+        <w:jc w:val="both"/>
+        <w:rPr>
+          <w:b w:val="0"/>
+          <w:bCs/>
+          <w:sz w:val="18"/>
+          <w:szCs w:val="18"/>
+          <w:lang w:eastAsia="zh-CN"/>
+        </w:rPr>
+      </w:pPr>
+      <w:r>
+        <w:rPr>
+          <w:b/>
+          <w:bCs w:val="0"/>
+          <w:sz w:val="18"/>
+          <w:szCs w:val="18"/>
+          <w:lang w:eastAsia="zh-CN"/>
+        </w:rPr>
+        <w:t>负责某卡牌手游抽卡（召唤）系统的策划案设计：梳理卡池结构、保底与跨池继承规则、UP切换等边界条件，输出含流程说明与状态机的策划文档并完成评审迭代（项目保密，具体数值与规则细节不对外披露）。</w:t>
+      </w:r>
+      <w:r>
+        <w:rPr>
+          <w:b/>
+          <w:bCs w:val="0"/>
+          <w:sz w:val="18"/>
+          <w:szCs w:val="18"/>
+          <w:lang w:eastAsia="zh-CN"/>
+        </w:rPr>
+      </w:r>
+      <w:r>
+        <w:rPr>
+          <w:b/>
+          <w:bCs w:val="0"/>
+          <w:sz w:val="18"/>
+          <w:szCs w:val="18"/>
+          <w:lang w:eastAsia="zh-CN"/>
+        </w:rPr>
+      </w:r>
+      <w:r>
+        <w:rPr>
+          <w:b/>
+          <w:bCs w:val="0"/>
+          <w:sz w:val="18"/>
+          <w:szCs w:val="18"/>
+          <w:lang w:eastAsia="zh-CN"/>
+        </w:rPr>
+      </w:r>
+      <w:r>
+        <w:rPr>
+          <w:b/>
+          <w:bCs w:val="0"/>
+          <w:sz w:val="18"/>
+          <w:szCs w:val="18"/>
+          <w:lang w:eastAsia="zh-CN"/>
+        </w:rPr>
+      </w:r>
+      <w:r>
+        <w:rPr>
+          <w:b/>
+          <w:bCs w:val="0"/>
+          <w:sz w:val="18"/>
+          <w:szCs w:val="18"/>
+          <w:lang w:eastAsia="zh-CN"/>
+        </w:rPr>
+      </w:r>
+      <w:r>
+        <w:rPr>
+          <w:b/>
+          <w:bCs w:val="0"/>
+          <w:sz w:val="18"/>
+          <w:szCs w:val="18"/>
+          <w:lang w:eastAsia="zh-CN"/>
+        </w:rPr>
+      </w:r>
+      <w:r>
+        <w:rPr>
+          <w:b/>
+          <w:bCs w:val="0"/>
+          <w:sz w:val="18"/>
+          <w:szCs w:val="18"/>
+          <w:lang w:eastAsia="zh-CN"/>
+        </w:rPr>
+      </w:r>
+      <w:r>
+        <w:rPr>
+          <w:b/>
+          <w:bCs w:val="0"/>
+          <w:sz w:val="18"/>
+          <w:szCs w:val="18"/>
+          <w:lang w:eastAsia="zh-CN"/>
+        </w:rPr>
+      </w:r>
+      <w:r>
+        <w:rPr>
+          <w:b/>
+          <w:bCs w:val="0"/>
+          <w:sz w:val="18"/>
+          <w:szCs w:val="18"/>
+          <w:lang w:eastAsia="zh-CN"/>
+        </w:rPr>
+      </w:r>
+      <w:r>
+        <w:rPr>
+          <w:b/>
+          <w:bCs w:val="0"/>
+          <w:sz w:val="18"/>
+          <w:szCs w:val="18"/>
+          <w:lang w:eastAsia="zh-CN"/>
+        </w:rPr>
+      </w:r>
+    </w:p>
+    <w:p>
+      <w:pPr>
+        <w:spacing w:line="317" w:lineRule="exact"/>
+        <w:jc w:val="both"/>
+        <w:rPr>
+          <w:b w:val="0"/>
+          <w:bCs/>
+          <w:sz w:val="18"/>
+          <w:szCs w:val="18"/>
+          <w:lang w:eastAsia="zh-CN"/>
+        </w:rPr>
+      </w:pPr>
+      <w:r>
+        <w:rPr>
+          <w:b/>
+          <w:bCs w:val="0"/>
+          <w:sz w:val="18"/>
+          <w:szCs w:val="18"/>
+          <w:lang w:eastAsia="zh-CN"/>
+        </w:rPr>
+        <w:t>设计并维护该系统的配置表结构（字段定义与跨表引用关系），配合程序进行需求答疑与规则澄清，参与用例梳理与验收标准制定；与美术、测试确认表现与校验口径，并沉淀模块设计复盘文档。</w:t>
+      </w:r>
+      <w:r>
+        <w:rPr>
+          <w:b/>
+          <w:bCs w:val="0"/>
+          <w:sz w:val="18"/>
+          <w:szCs w:val="18"/>
+          <w:lang w:eastAsia="zh-CN"/>
+        </w:rPr>
+      </w:r>
+      <w:r>
+        <w:rPr>
+          <w:b/>
+          <w:bCs w:val="0"/>
+          <w:sz w:val="18"/>
+          <w:szCs w:val="18"/>
+          <w:lang w:eastAsia="zh-CN"/>
+        </w:rPr>
+      </w:r>
+      <w:r>
+        <w:rPr>
+          <w:b/>
+          <w:bCs w:val="0"/>
+          <w:sz w:val="18"/>
+          <w:szCs w:val="18"/>
+          <w:lang w:eastAsia="zh-CN"/>
+        </w:rPr>
+      </w:r>
+      <w:r>
+        <w:rPr>
+          <w:b/>
+          <w:bCs w:val="0"/>
+          <w:sz w:val="18"/>
+          <w:szCs w:val="18"/>
+          <w:lang w:eastAsia="zh-CN"/>
+        </w:rPr>
+      </w:r>
+      <w:r>
+        <w:rPr>
+          <w:b/>
+          <w:bCs w:val="0"/>
+          <w:sz w:val="18"/>
+          <w:szCs w:val="18"/>
+          <w:lang w:eastAsia="zh-CN"/>
+        </w:rPr>
+      </w:r>
+      <w:r>
+        <w:rPr>
+          <w:b/>
+          <w:bCs w:val="0"/>
+          <w:sz w:val="18"/>
+          <w:szCs w:val="18"/>
+          <w:lang w:eastAsia="zh-CN"/>
+        </w:rPr>
+      </w:r>
+      <w:r>
+        <w:rPr>
+          <w:b/>
+          <w:bCs w:val="0"/>
+          <w:sz w:val="18"/>
+          <w:szCs w:val="18"/>
+          <w:lang w:eastAsia="zh-CN"/>
+        </w:rPr>
+      </w:r>
+      <w:r>
+        <w:rPr>
+          <w:b/>
+          <w:bCs w:val="0"/>
+          <w:sz w:val="18"/>
+          <w:szCs w:val="18"/>
+          <w:lang w:eastAsia="zh-CN"/>
+        </w:rPr>
+      </w:r>
+      <w:r>
+        <w:rPr>
+          <w:b/>
+          <w:bCs w:val="0"/>
+          <w:sz w:val="18"/>
+          <w:szCs w:val="18"/>
+          <w:lang w:eastAsia="zh-CN"/>
+        </w:rPr>
+      </w:r>
+      <w:r>
+        <w:rPr>
+          <w:b/>
+          <w:bCs w:val="0"/>
+          <w:sz w:val="18"/>
+          <w:szCs w:val="18"/>
+          <w:lang w:eastAsia="zh-CN"/>
+        </w:rPr>
+      </w:r>
     </w:p>
     <w:p>
       <w:pPr>

--- a/files/黄彦飞_策划求职简历.docx
+++ b/files/黄彦飞_策划求职简历.docx
@@ -427,7 +427,7 @@
           <w:szCs w:val="18"/>
           <w:lang w:eastAsia="zh-CN"/>
         </w:rPr>
-        <w:t>【公司名】 · 系统策划实习生 · 2024.06 – 2024.09（3个月）</w:t>
+        <w:t>宜宾蜀创游戏软件开发有限公司 · 系统策划实习生 · 2024.06 – 2024.09（3个月）</w:t>
       </w:r>
       <w:r>
         <w:rPr>

--- a/files/黄彦飞_策划求职简历.docx
+++ b/files/黄彦飞_策划求职简历.docx
@@ -540,7 +540,7 @@
           <w:szCs w:val="18"/>
           <w:lang w:eastAsia="zh-CN"/>
         </w:rPr>
-        <w:t>负责某卡牌手游抽卡（召唤）系统的策划案设计：梳理卡池结构、保底与跨池继承规则、UP切换等边界条件，输出含流程说明与状态机的策划文档并完成评审迭代（项目保密，具体数值与规则细节不对外披露）。</w:t>
+        <w:t>负责某卡牌手游抽卡（召唤）系统的策划案设计：梳理卡池结构、保底与跨池继承规则、UP切换等边界条件，输出含流程说明与状态机的策划文档并完成评审迭代。</w:t>
       </w:r>
       <w:r>
         <w:rPr>

--- a/files/黄彦飞_策划求职简历.docx
+++ b/files/黄彦飞_策划求职简历.docx
@@ -105,7 +105,7 @@
           <w:u w:val="none"/>
           <w:lang w:val="en-US" w:eastAsia="zh-CN"/>
         </w:rPr>
-        <w:t>出生年月：2002.12   性别：男</w:t>
+        <w:t>出生年月：2002.12（23岁）   性别：男</w:t>
       </w:r>
     </w:p>
     <w:p>
@@ -139,6 +139,27 @@
           <w:lang w:val="en-US" w:eastAsia="zh-CN"/>
         </w:rPr>
         <w:t>求职意向：系统策划         期望薪资：8k-12k</w:t>
+      </w:r>
+    </w:p>
+    <w:p>
+      <w:pPr>
+        <w:pStyle w:val="3"/>
+        <w:tabs>
+          <w:tab w:val="left" w:pos="1768"/>
+        </w:tabs>
+        <w:spacing w:before="0" w:line="304" w:lineRule="exact"/>
+        <w:ind w:left="0" w:leftChars="0" w:firstLine="0" w:firstLineChars="0"/>
+        <w:jc w:val="left"/>
+        <w:rPr>
+          <w:rFonts w:hint="default"/>
+          <w:lang w:val="en-US" w:eastAsia="zh-CN"/>
+        </w:rPr>
+      </w:pPr>
+      <w:r>
+        <w:rPr>
+          <w:b w:val="0"/>
+        </w:rPr>
+        <w:t>个人主页：https://helloworld33available.github.io/hyf-portfolio/</w:t>
       </w:r>
     </w:p>
     <w:p>
@@ -769,13 +790,37 @@
         <w:rPr>
           <w:lang w:eastAsia="zh-CN"/>
         </w:rPr>
-        <w:br w:type="textWrapping"/>
-      </w:r>
-      <w:r>
-        <w:rPr>
-          <w:lang w:eastAsia="zh-CN"/>
-        </w:rPr>
-        <w:t>行业认知：熟悉商业游戏研发全流程与系统设计方法，对卡牌、回合制 RPG、SLG、开放世界等品类的商业化与长线运营有系统认知</w:t>
+      </w:r>
+      <w:r>
+        <w:rPr>
+          <w:lang w:eastAsia="zh-CN"/>
+        </w:rPr>
+      </w:r>
+    </w:p>
+    <w:p>
+      <w:pPr>
+        <w:numPr>
+          <w:ilvl w:val="0"/>
+          <w:numId w:val="0"/>
+        </w:numPr>
+        <w:spacing w:line="317" w:lineRule="exact"/>
+        <w:ind w:leftChars="0"/>
+        <w:jc w:val="left"/>
+        <w:rPr>
+          <w:sz w:val="18"/>
+        </w:rPr>
+      </w:pPr>
+      <w:r>
+        <w:rPr>
+          <w:b/>
+        </w:rPr>
+        <w:t>行业认知：</w:t>
+      </w:r>
+      <w:r>
+        <w:rPr>
+          <w:b w:val="0"/>
+        </w:rPr>
+        <w:t>熟悉商业游戏研发全流程与系统设计方法，对卡牌、回合制 RPG、SLG、开放世界等品类的商业化与长线运营有系统认知</w:t>
       </w:r>
     </w:p>
     <w:p>
@@ -793,11 +838,15 @@
       </w:pPr>
       <w:r>
         <w:rPr>
-          <w:rFonts w:hint="eastAsia"/>
-          <w:sz w:val="18"/>
-          <w:lang w:val="en-US" w:eastAsia="zh-CN"/>
-        </w:rPr>
-        <w:t>游戏引擎和编程：计算机专业背景，具备 C# 基础与Python数据脚本能力，能独立编写数值模拟脚本，作品集中的概率与保底数值校验即由本人独立完成</w:t>
+          <w:b/>
+        </w:rPr>
+        <w:t>游戏引擎：</w:t>
+      </w:r>
+      <w:r>
+        <w:rPr>
+          <w:b w:val="0"/>
+        </w:rPr>
+        <w:t>Unity 基础，能独立完成可玩原型搭建，作品集含塔防、卡牌 Roguelike、三消三款 Unity Demo</w:t>
       </w:r>
     </w:p>
     <w:p>
@@ -815,98 +864,48 @@
       </w:pPr>
       <w:r>
         <w:rPr>
-          <w:sz w:val="18"/>
-        </w:rPr>
-        <w:t>策划能力部分：</w:t>
-      </w:r>
-      <w:r>
-        <w:rPr>
-          <w:sz w:val="18"/>
-        </w:rPr>
-        <w:br w:type="textWrapping"/>
-      </w:r>
-      <w:r>
-        <w:rPr>
-          <w:sz w:val="18"/>
-        </w:rPr>
-        <w:t>设计能力：独立完成《崩坏：星穹铁道》跃迁系统策划案，覆盖抽卡全链路规则、边界校验表与13张界面示意图</w:t>
-      </w:r>
-      <w:r>
-        <w:rPr>
-          <w:sz w:val="18"/>
-        </w:rPr>
-        <w:br w:type="textWrapping"/>
-      </w:r>
-      <w:r>
-        <w:rPr>
-          <w:sz w:val="18"/>
-        </w:rPr>
-        <w:t>拆解能力：完成星铁付费系统、第七史诗付费系统、绿洲启元玩法三份拆解案，沉淀出「端点反推」分析方法</w:t>
+          <w:b/>
+        </w:rPr>
+        <w:t>编程语言：</w:t>
+      </w:r>
+      <w:r>
+        <w:rPr>
+          <w:b w:val="0"/>
+        </w:rPr>
+        <w:t>C# 基础与 Python 数据脚本能力，能独立编写数值模拟脚本，作品集中的概率与保底数值校验即由本人独立完成</w:t>
       </w:r>
     </w:p>
     <w:p>
       <w:pPr>
         <w:numPr>
           <w:ilvl w:val="0"/>
-          <w:numId w:val="2"/>
+          <w:numId w:val="1"/>
         </w:numPr>
         <w:spacing w:line="317" w:lineRule="exact"/>
+        <w:ind w:leftChars="0"/>
         <w:jc w:val="left"/>
         <w:rPr>
-          <w:rFonts w:hint="eastAsia"/>
-          <w:sz w:val="18"/>
-          <w:lang w:val="en-US" w:eastAsia="zh-CN"/>
-        </w:rPr>
-      </w:pPr>
-      <w:r>
-        <w:rPr>
-          <w:rFonts w:hint="eastAsia"/>
-          <w:sz w:val="18"/>
-          <w:lang w:val="en-US" w:eastAsia="zh-CN"/>
-        </w:rPr>
-        <w:t>设计能力+表现设计</w:t>
-      </w:r>
-    </w:p>
-    <w:p>
-      <w:pPr>
-        <w:numPr>
-          <w:ilvl w:val="0"/>
-          <w:numId w:val="2"/>
-        </w:numPr>
-        <w:spacing w:line="317" w:lineRule="exact"/>
-        <w:jc w:val="left"/>
-        <w:rPr>
-          <w:sz w:val="18"/>
-        </w:rPr>
-      </w:pPr>
-      <w:r>
-        <w:rPr>
-          <w:rFonts w:hint="eastAsia"/>
-          <w:sz w:val="18"/>
-          <w:lang w:val="en-US" w:eastAsia="zh-CN"/>
-        </w:rPr>
-        <w:t>拆解能力+竞品分析</w:t>
-      </w:r>
-    </w:p>
-    <w:p>
-      <w:pPr>
-        <w:numPr>
-          <w:ilvl w:val="0"/>
-          <w:numId w:val="2"/>
-        </w:numPr>
-        <w:spacing w:line="317" w:lineRule="exact"/>
-        <w:jc w:val="left"/>
-        <w:rPr>
-          <w:sz w:val="18"/>
-        </w:rPr>
-      </w:pPr>
-      <w:r>
-        <w:rPr>
-          <w:rFonts w:hint="eastAsia"/>
-          <w:sz w:val="18"/>
-          <w:lang w:val="en-US" w:eastAsia="zh-CN"/>
-        </w:rPr>
-        <w:t>工具部分：</w:t>
+          <w:sz w:val="18"/>
+        </w:rPr>
+      </w:pPr>
+      <w:r>
+        <w:rPr>
+          <w:b/>
+        </w:rPr>
+        <w:t>策划能力：</w:t>
+      </w:r>
+      <w:r>
+        <w:rPr>
+          <w:b w:val="0"/>
+        </w:rPr>
+        <w:t>设计能力：独立完成《崩坏：星穹铁道》跃迁系统策划案，覆盖抽卡全链路规则、边界校验表与13张界面示意图</w:t>
+        <w:br/>
+      </w:r>
+      <w:r>
+        <w:rPr>
+          <w:b w:val="0"/>
+        </w:rPr>
+        <w:t>拆解能力：完成星铁付费系统、第七史诗付费系统、绿洲启元玩法三份拆解案</w:t>
       </w:r>
     </w:p>
     <w:p>
@@ -925,11 +924,15 @@
       </w:pPr>
       <w:r>
         <w:rPr>
-          <w:rFonts w:hint="eastAsia"/>
-          <w:sz w:val="18"/>
-          <w:lang w:val="en-US" w:eastAsia="zh-CN"/>
-        </w:rPr>
-        <w:t>1、策划工具：Office 三件套（Word/Excel/PPT），熟悉需求文档与配置表的规范写法</w:t>
+          <w:b/>
+        </w:rPr>
+        <w:t>策划工具：</w:t>
+      </w:r>
+      <w:r>
+        <w:rPr>
+          <w:b w:val="0"/>
+        </w:rPr>
+        <w:t>Office 三件套（Word/Excel/PPT）、Axure（原型图）、XMind（思维导图），熟悉需求文档与配置表的规范写法</w:t>
       </w:r>
     </w:p>
     <w:p>
@@ -941,18 +944,22 @@
         <w:spacing w:line="317" w:lineRule="exact"/>
         <w:jc w:val="left"/>
         <w:rPr>
-          <w:rFonts w:hint="default"/>
+          <w:rFonts w:hint="eastAsia"/>
           <w:sz w:val="18"/>
           <w:lang w:val="en-US" w:eastAsia="zh-CN"/>
         </w:rPr>
       </w:pPr>
       <w:r>
         <w:rPr>
-          <w:rFonts w:hint="eastAsia"/>
-          <w:sz w:val="18"/>
-          <w:lang w:val="en-US" w:eastAsia="zh-CN"/>
-        </w:rPr>
-        <w:t>2、美术工具：具备基础图像处理能力，能用脚本绘制界面示意图与流程图</w:t>
+          <w:b/>
+        </w:rPr>
+        <w:t>AI 工具：</w:t>
+      </w:r>
+      <w:r>
+        <w:rPr>
+          <w:b w:val="0"/>
+        </w:rPr>
+        <w:t>熟练运用 AI Agent 辅助策划工作（资料检索、数据核查、文档生成与流程自动化），并能用 AI 生成界面示意图与流程图，支撑多份作品集的产出</w:t>
       </w:r>
     </w:p>
     <w:p>
@@ -964,18 +971,20 @@
         <w:spacing w:line="317" w:lineRule="exact"/>
         <w:jc w:val="left"/>
         <w:rPr>
-          <w:rFonts w:hint="eastAsia"/>
-          <w:sz w:val="18"/>
-          <w:lang w:val="en-US" w:eastAsia="zh-CN"/>
-        </w:rPr>
-      </w:pPr>
-      <w:r>
-        <w:rPr>
-          <w:rFonts w:hint="eastAsia"/>
-          <w:sz w:val="18"/>
-          <w:lang w:val="en-US" w:eastAsia="zh-CN"/>
-        </w:rPr>
-        <w:t>3、AI 工具：熟练运用 AI Agent 辅助策划工作（资料检索、数据核查、文档生成与流程自动化），并以该工作流支撑多份作品集的产出</w:t>
+          <w:sz w:val="18"/>
+        </w:rPr>
+      </w:pPr>
+      <w:r>
+        <w:rPr>
+          <w:b/>
+        </w:rPr>
+        <w:t>文化底蕴：</w:t>
+      </w:r>
+      <w:r>
+        <w:rPr>
+          <w:b w:val="0"/>
+        </w:rPr>
+        <w:t>二次元品类长期深度体验（星铁、第七史诗），对武侠与仙侠题材有持续涉猎，便于参与国风题材的系统与叙事设计</w:t>
       </w:r>
     </w:p>
     <w:p>
@@ -993,26 +1002,14 @@
       <w:r>
         <w:rPr>
           <w:b/>
-          <w:bCs/>
-          <w:sz w:val="18"/>
-        </w:rPr>
-        <w:t>文化底蕴部分：二次元品类长期深度体验（星铁、第七史诗），对武侠与仙侠题材有持续涉猎</w:t>
-      </w:r>
-      <w:r>
-        <w:rPr>
-          <w:b/>
-          <w:bCs/>
-          <w:sz w:val="18"/>
-        </w:rPr>
-        <w:br w:type="textWrapping"/>
-      </w:r>
-      <w:r>
-        <w:rPr>
-          <w:b/>
-          <w:bCs/>
-          <w:sz w:val="18"/>
-        </w:rPr>
-        <w:t>素质能力部分：写作能力强（多份万字级拆解案），概率与数值计算扎实，审美在线</w:t>
+        </w:rPr>
+        <w:t>素质能力：</w:t>
+      </w:r>
+      <w:r>
+        <w:rPr>
+          <w:b w:val="0"/>
+        </w:rPr>
+        <w:t>写作能力强（多份万字级拆解案），概率与数值计算扎实，审美在线</w:t>
       </w:r>
     </w:p>
     <w:p>
@@ -1204,6 +1201,12 @@
         </w:rPr>
         <w:t>3.输出期望成本曲线与四类玩家付费路径分析。</w:t>
       </w:r>
+      <w:r>
+        <w:br/>
+        <w:t>项目成果：沉淀出可复用的商业化系统拆解框架，覆盖兑换比例、保底结构、五层用户资源比较与账号保值分析。</w:t>
+        <w:br/>
+        <w:t>作品链接：https://helloworld33available.github.io/hyf-portfolio/works/hsr-payment-analysis.html</w:t>
+      </w:r>
     </w:p>
     <w:p>
       <w:pPr>
@@ -1310,6 +1313,12 @@
         </w:rPr>
         <w:t>2.完成 13 张界面示意图与完整目录，形成可直接评审的成体系策划案。</w:t>
       </w:r>
+      <w:r>
+        <w:br/>
+        <w:t>项目成果：形成从边界规则到参数校验闭环的完整原创策划案，并与实习期的卡牌抽卡系统经验互相印证，验证方法论的可迁移性。</w:t>
+        <w:br/>
+        <w:t>作品链接：https://helloworld33available.github.io/hyf-portfolio/works/hsr-warp-design.html</w:t>
+      </w:r>
     </w:p>
     <w:p>
       <w:pPr>
@@ -1416,6 +1425,12 @@
         </w:rPr>
         <w:t>2.以 121 抽硬保底为基准演算各层用户锁定限定角色的周期，沉淀商城分轨与分层定价的可复用方法。</w:t>
       </w:r>
+      <w:r>
+        <w:br/>
+        <w:t>项目成果：沉淀商城分轨与分层定价的可复用拆解方法，可直接迁移至其他卡牌 / 二次元品类的商业化分析。</w:t>
+        <w:br/>
+        <w:t>作品链接：https://helloworld33available.github.io/hyf-portfolio/works/e7-payment-analysis.html</w:t>
+      </w:r>
     </w:p>
     <w:p>
       <w:pPr>
@@ -1481,6 +1496,12 @@
           <w:lang w:eastAsia="zh-CN"/>
         </w:rPr>
         <w:t>负责内容：完成玩法规则拆解与体验分析，输出完整拆解文档。</w:t>
+      </w:r>
+      <w:r>
+        <w:br/>
+        <w:t>项目成果：输出完整的 UGC 玩法拆解文档，验证拆解方法在 UGC 品类的泛化能力。</w:t>
+        <w:br/>
+        <w:t>作品链接：https://helloworld33available.github.io/hyf-portfolio/works/oasis-xiuxian-analysis.html</w:t>
       </w:r>
     </w:p>
     <w:p>
@@ -1507,7 +1528,7 @@
           <w:szCs w:val="18"/>
           <w:lang w:val="en-US" w:eastAsia="zh-CN"/>
         </w:rPr>
-        <w:t>作品集链接：https://helloworld33available.github.io/hyf-portfolio/</w:t>
+        <w:t>个人主页（含全部作品与游戏经历）：https://helloworld33available.github.io/hyf-portfolio/</w:t>
       </w:r>
     </w:p>
     <w:p>
@@ -1716,7 +1737,7 @@
                 <w:rFonts w:ascii="宋体" w:hAnsi="宋体" w:eastAsia="宋体"/>
                 <w:sz w:val="18"/>
               </w:rPr>
-              <w:t>游戏平台</w:t>
+              <w:t>游戏类型</w:t>
             </w:r>
           </w:p>
         </w:tc>
@@ -1734,7 +1755,7 @@
                 <w:rFonts w:ascii="宋体" w:hAnsi="宋体" w:eastAsia="宋体"/>
                 <w:sz w:val="18"/>
               </w:rPr>
-              <w:t>游戏类型</w:t>
+              <w:t>游戏名称</w:t>
             </w:r>
           </w:p>
         </w:tc>
@@ -1752,24 +1773,6 @@
                 <w:rFonts w:ascii="宋体" w:hAnsi="宋体" w:eastAsia="宋体"/>
                 <w:sz w:val="18"/>
               </w:rPr>
-              <w:t>游戏名称</w:t>
-            </w:r>
-          </w:p>
-        </w:tc>
-        <w:tc>
-          <w:tcPr>
-            <w:tcW w:w="1626" w:type="dxa"/>
-            <w:vAlign w:val="center"/>
-          </w:tcPr>
-          <w:p>
-            <w:pPr>
-              <w:jc w:val="both"/>
-            </w:pPr>
-            <w:r>
-              <w:rPr>
-                <w:rFonts w:ascii="宋体" w:hAnsi="宋体" w:eastAsia="宋体"/>
-                <w:sz w:val="18"/>
-              </w:rPr>
               <w:t>游戏时长（h）</w:t>
             </w:r>
           </w:p>
@@ -1798,15 +1801,8 @@
             <w:vAlign w:val="center"/>
           </w:tcPr>
           <w:p>
-            <w:pPr>
-              <w:jc w:val="both"/>
-            </w:pPr>
-            <w:r>
-              <w:rPr>
-                <w:rFonts w:ascii="宋体" w:hAnsi="宋体" w:eastAsia="宋体"/>
-                <w:sz w:val="18"/>
-              </w:rPr>
-              <w:t>其他</w:t>
+            <w:r>
+              <w:t>策划视角</w:t>
             </w:r>
           </w:p>
         </w:tc>
@@ -1846,7 +1842,7 @@
                 <w:rFonts w:ascii="宋体" w:hAnsi="宋体" w:eastAsia="宋体"/>
                 <w:sz w:val="18"/>
               </w:rPr>
-              <w:t>移动端</w:t>
+              <w:t>沙盒建造</w:t>
             </w:r>
           </w:p>
         </w:tc>
@@ -1864,7 +1860,7 @@
                 <w:rFonts w:ascii="宋体" w:hAnsi="宋体" w:eastAsia="宋体"/>
                 <w:sz w:val="18"/>
               </w:rPr>
-              <w:t>沙盒建造</w:t>
+              <w:t>我的世界（手游版）</w:t>
             </w:r>
           </w:p>
         </w:tc>
@@ -1882,24 +1878,6 @@
                 <w:rFonts w:ascii="宋体" w:hAnsi="宋体" w:eastAsia="宋体"/>
                 <w:sz w:val="18"/>
               </w:rPr>
-              <w:t>我的世界（手游版）</w:t>
-            </w:r>
-          </w:p>
-        </w:tc>
-        <w:tc>
-          <w:tcPr>
-            <w:tcW w:w="1626" w:type="dxa"/>
-            <w:vAlign w:val="center"/>
-          </w:tcPr>
-          <w:p>
-            <w:pPr>
-              <w:jc w:val="both"/>
-            </w:pPr>
-            <w:r>
-              <w:rPr>
-                <w:rFonts w:ascii="宋体" w:hAnsi="宋体" w:eastAsia="宋体"/>
-                <w:sz w:val="18"/>
-              </w:rPr>
               <w:t>2025</w:t>
             </w:r>
           </w:p>
@@ -1928,15 +1906,8 @@
             <w:vAlign w:val="center"/>
           </w:tcPr>
           <w:p>
-            <w:pPr>
-              <w:jc w:val="both"/>
-            </w:pPr>
-            <w:r>
-              <w:rPr>
-                <w:rFonts w:ascii="宋体" w:hAnsi="宋体" w:eastAsia="宋体"/>
-                <w:sz w:val="18"/>
-              </w:rPr>
-              <w:t>长线养成型消费</w:t>
+            <w:r>
+              <w:t>长期研究方块逻辑与红石机关，观察长线系统构建与象征性消费设计</w:t>
             </w:r>
           </w:p>
         </w:tc>
@@ -1976,7 +1947,7 @@
                 <w:rFonts w:ascii="宋体" w:hAnsi="宋体" w:eastAsia="宋体"/>
                 <w:sz w:val="18"/>
               </w:rPr>
-              <w:t>PC端</w:t>
+              <w:t>MOBA</w:t>
             </w:r>
           </w:p>
         </w:tc>
@@ -1994,7 +1965,7 @@
                 <w:rFonts w:ascii="宋体" w:hAnsi="宋体" w:eastAsia="宋体"/>
                 <w:sz w:val="18"/>
               </w:rPr>
-              <w:t>MOBA</w:t>
+              <w:t>英雄联盟</w:t>
             </w:r>
           </w:p>
         </w:tc>
@@ -2012,24 +1983,6 @@
                 <w:rFonts w:ascii="宋体" w:hAnsi="宋体" w:eastAsia="宋体"/>
                 <w:sz w:val="18"/>
               </w:rPr>
-              <w:t>英雄联盟</w:t>
-            </w:r>
-          </w:p>
-        </w:tc>
-        <w:tc>
-          <w:tcPr>
-            <w:tcW w:w="1626" w:type="dxa"/>
-            <w:vAlign w:val="center"/>
-          </w:tcPr>
-          <w:p>
-            <w:pPr>
-              <w:jc w:val="both"/>
-            </w:pPr>
-            <w:r>
-              <w:rPr>
-                <w:rFonts w:ascii="宋体" w:hAnsi="宋体" w:eastAsia="宋体"/>
-                <w:sz w:val="18"/>
-              </w:rPr>
               <w:t>10000+</w:t>
             </w:r>
           </w:p>
@@ -2058,15 +2011,8 @@
             <w:vAlign w:val="center"/>
           </w:tcPr>
           <w:p>
-            <w:pPr>
-              <w:jc w:val="both"/>
-            </w:pPr>
-            <w:r>
-              <w:rPr>
-                <w:rFonts w:ascii="宋体" w:hAnsi="宋体" w:eastAsia="宋体"/>
-                <w:sz w:val="18"/>
-              </w:rPr>
-              <w:t>—</w:t>
+            <w:r>
+              <w:t>长线运营范本，持续关注英雄数值平衡与赛季系统迭代</w:t>
             </w:r>
           </w:p>
         </w:tc>
@@ -2106,7 +2052,7 @@
                 <w:rFonts w:ascii="宋体" w:hAnsi="宋体" w:eastAsia="宋体"/>
                 <w:sz w:val="18"/>
               </w:rPr>
-              <w:t>PC端</w:t>
+              <w:t>战术射击</w:t>
             </w:r>
           </w:p>
         </w:tc>
@@ -2124,7 +2070,7 @@
                 <w:rFonts w:ascii="宋体" w:hAnsi="宋体" w:eastAsia="宋体"/>
                 <w:sz w:val="18"/>
               </w:rPr>
-              <w:t>战术射击</w:t>
+              <w:t>无畏契约</w:t>
             </w:r>
           </w:p>
         </w:tc>
@@ -2142,24 +2088,6 @@
                 <w:rFonts w:ascii="宋体" w:hAnsi="宋体" w:eastAsia="宋体"/>
                 <w:sz w:val="18"/>
               </w:rPr>
-              <w:t>无畏契约</w:t>
-            </w:r>
-          </w:p>
-        </w:tc>
-        <w:tc>
-          <w:tcPr>
-            <w:tcW w:w="1626" w:type="dxa"/>
-            <w:vAlign w:val="center"/>
-          </w:tcPr>
-          <w:p>
-            <w:pPr>
-              <w:jc w:val="both"/>
-            </w:pPr>
-            <w:r>
-              <w:rPr>
-                <w:rFonts w:ascii="宋体" w:hAnsi="宋体" w:eastAsia="宋体"/>
-                <w:sz w:val="18"/>
-              </w:rPr>
               <w:t>2000+</w:t>
             </w:r>
           </w:p>
@@ -2188,15 +2116,8 @@
             <w:vAlign w:val="center"/>
           </w:tcPr>
           <w:p>
-            <w:pPr>
-              <w:jc w:val="both"/>
-            </w:pPr>
-            <w:r>
-              <w:rPr>
-                <w:rFonts w:ascii="宋体" w:hAnsi="宋体" w:eastAsia="宋体"/>
-                <w:sz w:val="18"/>
-              </w:rPr>
-              <w:t>—</w:t>
+            <w:r>
+              <w:t>战术射击的段位验证循环与角色解锁节奏</w:t>
             </w:r>
           </w:p>
         </w:tc>
@@ -2236,7 +2157,7 @@
                 <w:rFonts w:ascii="宋体" w:hAnsi="宋体" w:eastAsia="宋体"/>
                 <w:sz w:val="18"/>
               </w:rPr>
-              <w:t>PC端</w:t>
+              <w:t>肉鸽合作动作</w:t>
             </w:r>
           </w:p>
         </w:tc>
@@ -2254,7 +2175,7 @@
                 <w:rFonts w:ascii="宋体" w:hAnsi="宋体" w:eastAsia="宋体"/>
                 <w:sz w:val="18"/>
               </w:rPr>
-              <w:t>肉鸽合作动作</w:t>
+              <w:t>艾尔登法环：黑夜君临</w:t>
             </w:r>
           </w:p>
         </w:tc>
@@ -2272,24 +2193,6 @@
                 <w:rFonts w:ascii="宋体" w:hAnsi="宋体" w:eastAsia="宋体"/>
                 <w:sz w:val="18"/>
               </w:rPr>
-              <w:t>艾尔登法环：黑夜君临</w:t>
-            </w:r>
-          </w:p>
-        </w:tc>
-        <w:tc>
-          <w:tcPr>
-            <w:tcW w:w="1626" w:type="dxa"/>
-            <w:vAlign w:val="center"/>
-          </w:tcPr>
-          <w:p>
-            <w:pPr>
-              <w:jc w:val="both"/>
-            </w:pPr>
-            <w:r>
-              <w:rPr>
-                <w:rFonts w:ascii="宋体" w:hAnsi="宋体" w:eastAsia="宋体"/>
-                <w:sz w:val="18"/>
-              </w:rPr>
               <w:t>1000+</w:t>
             </w:r>
           </w:p>
@@ -2318,15 +2221,8 @@
             <w:vAlign w:val="center"/>
           </w:tcPr>
           <w:p>
-            <w:pPr>
-              <w:jc w:val="both"/>
-            </w:pPr>
-            <w:r>
-              <w:rPr>
-                <w:rFonts w:ascii="宋体" w:hAnsi="宋体" w:eastAsia="宋体"/>
-                <w:sz w:val="18"/>
-              </w:rPr>
-              <w:t>—</w:t>
+            <w:r>
+              <w:t>局内随机构建与局外成长分离的共斗肉鸽设计</w:t>
             </w:r>
           </w:p>
         </w:tc>
@@ -2366,7 +2262,7 @@
                 <w:rFonts w:ascii="宋体" w:hAnsi="宋体" w:eastAsia="宋体"/>
                 <w:sz w:val="18"/>
               </w:rPr>
-              <w:t>移动端</w:t>
+              <w:t>回合制RPG</w:t>
             </w:r>
           </w:p>
         </w:tc>
@@ -2384,7 +2280,7 @@
                 <w:rFonts w:ascii="宋体" w:hAnsi="宋体" w:eastAsia="宋体"/>
                 <w:sz w:val="18"/>
               </w:rPr>
-              <w:t>回合制RPG</w:t>
+              <w:t>第七史诗</w:t>
             </w:r>
           </w:p>
         </w:tc>
@@ -2402,24 +2298,6 @@
                 <w:rFonts w:ascii="宋体" w:hAnsi="宋体" w:eastAsia="宋体"/>
                 <w:sz w:val="18"/>
               </w:rPr>
-              <w:t>第七史诗</w:t>
-            </w:r>
-          </w:p>
-        </w:tc>
-        <w:tc>
-          <w:tcPr>
-            <w:tcW w:w="1626" w:type="dxa"/>
-            <w:vAlign w:val="center"/>
-          </w:tcPr>
-          <w:p>
-            <w:pPr>
-              <w:jc w:val="both"/>
-            </w:pPr>
-            <w:r>
-              <w:rPr>
-                <w:rFonts w:ascii="宋体" w:hAnsi="宋体" w:eastAsia="宋体"/>
-                <w:sz w:val="18"/>
-              </w:rPr>
               <w:t>约680</w:t>
             </w:r>
           </w:p>
@@ -2448,15 +2326,8 @@
             <w:vAlign w:val="center"/>
           </w:tcPr>
           <w:p>
-            <w:pPr>
-              <w:jc w:val="both"/>
-            </w:pPr>
-            <w:r>
-              <w:rPr>
-                <w:rFonts w:ascii="宋体" w:hAnsi="宋体" w:eastAsia="宋体"/>
-                <w:sz w:val="18"/>
-              </w:rPr>
-              <w:t>中度氪金</w:t>
+            <w:r>
+              <w:t>装备词条随机与保底毕业节奏，长线养成的产出控制样本</w:t>
             </w:r>
           </w:p>
         </w:tc>
@@ -2494,7 +2365,7 @@
                 <w:rFonts w:ascii="宋体" w:hAnsi="宋体" w:eastAsia="宋体"/>
                 <w:sz w:val="18"/>
               </w:rPr>
-              <w:t>PC端</w:t>
+              <w:t>卡牌策略</w:t>
             </w:r>
           </w:p>
         </w:tc>
@@ -2511,7 +2382,7 @@
                 <w:rFonts w:ascii="宋体" w:hAnsi="宋体" w:eastAsia="宋体"/>
                 <w:sz w:val="18"/>
               </w:rPr>
-              <w:t>卡牌策略</w:t>
+              <w:t>炉石传说</w:t>
             </w:r>
           </w:p>
         </w:tc>
@@ -2528,13 +2399,13 @@
                 <w:rFonts w:ascii="宋体" w:hAnsi="宋体" w:eastAsia="宋体"/>
                 <w:sz w:val="18"/>
               </w:rPr>
-              <w:t>炉石传说</w:t>
-            </w:r>
-          </w:p>
-        </w:tc>
-        <w:tc>
-          <w:tcPr>
-            <w:tcW w:w="1626" w:type="dxa"/>
+              <w:t>759</w:t>
+            </w:r>
+          </w:p>
+        </w:tc>
+        <w:tc>
+          <w:tcPr>
+            <w:tcW w:w="1627" w:type="dxa"/>
           </w:tcPr>
           <w:p>
             <w:pPr>
@@ -2545,7 +2416,7 @@
                 <w:rFonts w:ascii="宋体" w:hAnsi="宋体" w:eastAsia="宋体"/>
                 <w:sz w:val="18"/>
               </w:rPr>
-              <w:t>759</w:t>
+              <w:t>多赛季天梯</w:t>
             </w:r>
           </w:p>
         </w:tc>
@@ -2554,32 +2425,8 @@
             <w:tcW w:w="1627" w:type="dxa"/>
           </w:tcPr>
           <w:p>
-            <w:pPr>
-              <w:jc w:val="both"/>
-            </w:pPr>
-            <w:r>
-              <w:rPr>
-                <w:rFonts w:ascii="宋体" w:hAnsi="宋体" w:eastAsia="宋体"/>
-                <w:sz w:val="18"/>
-              </w:rPr>
-              <w:t>多赛季天梯</w:t>
-            </w:r>
-          </w:p>
-        </w:tc>
-        <w:tc>
-          <w:tcPr>
-            <w:tcW w:w="1627" w:type="dxa"/>
-          </w:tcPr>
-          <w:p>
-            <w:pPr>
-              <w:jc w:val="both"/>
-            </w:pPr>
-            <w:r>
-              <w:rPr>
-                <w:rFonts w:ascii="宋体" w:hAnsi="宋体" w:eastAsia="宋体"/>
-                <w:sz w:val="18"/>
-              </w:rPr>
-              <w:t>—</w:t>
+            <w:r>
+              <w:t>卡牌经济的开包概率公示与资源分解循环</w:t>
             </w:r>
           </w:p>
         </w:tc>
@@ -2617,7 +2464,7 @@
                 <w:rFonts w:ascii="宋体" w:hAnsi="宋体" w:eastAsia="宋体"/>
                 <w:sz w:val="18"/>
               </w:rPr>
-              <w:t>移动端</w:t>
+              <w:t>策略SLG</w:t>
             </w:r>
           </w:p>
         </w:tc>
@@ -2634,7 +2481,7 @@
                 <w:rFonts w:ascii="宋体" w:hAnsi="宋体" w:eastAsia="宋体"/>
                 <w:sz w:val="18"/>
               </w:rPr>
-              <w:t>策略SLG</w:t>
+              <w:t>率土之滨</w:t>
             </w:r>
           </w:p>
         </w:tc>
@@ -2651,13 +2498,13 @@
                 <w:rFonts w:ascii="宋体" w:hAnsi="宋体" w:eastAsia="宋体"/>
                 <w:sz w:val="18"/>
               </w:rPr>
-              <w:t>率土之滨</w:t>
-            </w:r>
-          </w:p>
-        </w:tc>
-        <w:tc>
-          <w:tcPr>
-            <w:tcW w:w="1626" w:type="dxa"/>
+              <w:t>271</w:t>
+            </w:r>
+          </w:p>
+        </w:tc>
+        <w:tc>
+          <w:tcPr>
+            <w:tcW w:w="1627" w:type="dxa"/>
           </w:tcPr>
           <w:p>
             <w:pPr>
@@ -2668,7 +2515,7 @@
                 <w:rFonts w:ascii="宋体" w:hAnsi="宋体" w:eastAsia="宋体"/>
                 <w:sz w:val="18"/>
               </w:rPr>
-              <w:t>271</w:t>
+              <w:t>赛季制联盟作战</w:t>
             </w:r>
           </w:p>
         </w:tc>
@@ -2677,32 +2524,8 @@
             <w:tcW w:w="1627" w:type="dxa"/>
           </w:tcPr>
           <w:p>
-            <w:pPr>
-              <w:jc w:val="both"/>
-            </w:pPr>
-            <w:r>
-              <w:rPr>
-                <w:rFonts w:ascii="宋体" w:hAnsi="宋体" w:eastAsia="宋体"/>
-                <w:sz w:val="18"/>
-              </w:rPr>
-              <w:t>赛季制联盟作战</w:t>
-            </w:r>
-          </w:p>
-        </w:tc>
-        <w:tc>
-          <w:tcPr>
-            <w:tcW w:w="1627" w:type="dxa"/>
-          </w:tcPr>
-          <w:p>
-            <w:pPr>
-              <w:jc w:val="both"/>
-            </w:pPr>
-            <w:r>
-              <w:rPr>
-                <w:rFonts w:ascii="宋体" w:hAnsi="宋体" w:eastAsia="宋体"/>
-                <w:sz w:val="18"/>
-              </w:rPr>
-              <w:t>轻度氪金</w:t>
+            <w:r>
+              <w:t>SLG 赛季制重置与联盟协作的付费结构</w:t>
             </w:r>
           </w:p>
         </w:tc>
@@ -2740,7 +2563,7 @@
                 <w:rFonts w:ascii="宋体" w:hAnsi="宋体" w:eastAsia="宋体"/>
                 <w:sz w:val="18"/>
               </w:rPr>
-              <w:t>移动端</w:t>
+              <w:t>开放世界RPG</w:t>
             </w:r>
           </w:p>
         </w:tc>
@@ -2757,7 +2580,7 @@
                 <w:rFonts w:ascii="宋体" w:hAnsi="宋体" w:eastAsia="宋体"/>
                 <w:sz w:val="18"/>
               </w:rPr>
-              <w:t>开放世界RPG</w:t>
+              <w:t>原神</w:t>
             </w:r>
           </w:p>
         </w:tc>
@@ -2774,13 +2597,13 @@
                 <w:rFonts w:ascii="宋体" w:hAnsi="宋体" w:eastAsia="宋体"/>
                 <w:sz w:val="18"/>
               </w:rPr>
-              <w:t>原神</w:t>
-            </w:r>
-          </w:p>
-        </w:tc>
-        <w:tc>
-          <w:tcPr>
-            <w:tcW w:w="1626" w:type="dxa"/>
+              <w:t>353</w:t>
+            </w:r>
+          </w:p>
+        </w:tc>
+        <w:tc>
+          <w:tcPr>
+            <w:tcW w:w="1627" w:type="dxa"/>
           </w:tcPr>
           <w:p>
             <w:pPr>
@@ -2791,7 +2614,7 @@
                 <w:rFonts w:ascii="宋体" w:hAnsi="宋体" w:eastAsia="宋体"/>
                 <w:sz w:val="18"/>
               </w:rPr>
-              <w:t>353</w:t>
+              <w:t>须弥主线推进</w:t>
             </w:r>
           </w:p>
         </w:tc>
@@ -2800,32 +2623,8 @@
             <w:tcW w:w="1627" w:type="dxa"/>
           </w:tcPr>
           <w:p>
-            <w:pPr>
-              <w:jc w:val="both"/>
-            </w:pPr>
-            <w:r>
-              <w:rPr>
-                <w:rFonts w:ascii="宋体" w:hAnsi="宋体" w:eastAsia="宋体"/>
-                <w:sz w:val="18"/>
-              </w:rPr>
-              <w:t>须弥主线推进</w:t>
-            </w:r>
-          </w:p>
-        </w:tc>
-        <w:tc>
-          <w:tcPr>
-            <w:tcW w:w="1627" w:type="dxa"/>
-          </w:tcPr>
-          <w:p>
-            <w:pPr>
-              <w:jc w:val="both"/>
-            </w:pPr>
-            <w:r>
-              <w:rPr>
-                <w:rFonts w:ascii="宋体" w:hAnsi="宋体" w:eastAsia="宋体"/>
-                <w:sz w:val="18"/>
-              </w:rPr>
-              <w:t>轻度氪金</w:t>
+            <w:r>
+              <w:t>开放世界探索驱动抽卡动机的内容设计范式</w:t>
             </w:r>
           </w:p>
         </w:tc>
@@ -2863,7 +2662,7 @@
                 <w:rFonts w:ascii="宋体" w:hAnsi="宋体" w:eastAsia="宋体"/>
                 <w:sz w:val="19"/>
               </w:rPr>
-              <w:t>PC端</w:t>
+              <w:t>模拟经营</w:t>
             </w:r>
           </w:p>
         </w:tc>
@@ -2880,7 +2679,7 @@
                 <w:rFonts w:ascii="宋体" w:hAnsi="宋体" w:eastAsia="宋体"/>
                 <w:sz w:val="19"/>
               </w:rPr>
-              <w:t>模拟经营</w:t>
+              <w:t>星露谷物语</w:t>
             </w:r>
           </w:p>
         </w:tc>
@@ -2897,13 +2696,13 @@
                 <w:rFonts w:ascii="宋体" w:hAnsi="宋体" w:eastAsia="宋体"/>
                 <w:sz w:val="19"/>
               </w:rPr>
-              <w:t>星露谷物语</w:t>
-            </w:r>
-          </w:p>
-        </w:tc>
-        <w:tc>
-          <w:tcPr>
-            <w:tcW w:w="1626" w:type="dxa"/>
+              <w:t>100+</w:t>
+            </w:r>
+          </w:p>
+        </w:tc>
+        <w:tc>
+          <w:tcPr>
+            <w:tcW w:w="1627" w:type="dxa"/>
           </w:tcPr>
           <w:p>
             <w:pPr>
@@ -2914,7 +2713,7 @@
                 <w:rFonts w:ascii="宋体" w:hAnsi="宋体" w:eastAsia="宋体"/>
                 <w:sz w:val="19"/>
               </w:rPr>
-              <w:t>100+</w:t>
+              <w:t>农场全季经营与产销链规划</w:t>
             </w:r>
           </w:p>
         </w:tc>
@@ -2923,32 +2722,8 @@
             <w:tcW w:w="1627" w:type="dxa"/>
           </w:tcPr>
           <w:p>
-            <w:pPr>
-              <w:jc w:val="both"/>
-            </w:pPr>
-            <w:r>
-              <w:rPr>
-                <w:rFonts w:ascii="宋体" w:hAnsi="宋体" w:eastAsia="宋体"/>
-                <w:sz w:val="19"/>
-              </w:rPr>
-              <w:t>农场全季经营与产销链规划</w:t>
-            </w:r>
-          </w:p>
-        </w:tc>
-        <w:tc>
-          <w:tcPr>
-            <w:tcW w:w="1627" w:type="dxa"/>
-          </w:tcPr>
-          <w:p>
-            <w:pPr>
-              <w:jc w:val="both"/>
-            </w:pPr>
-            <w:r>
-              <w:rPr>
-                <w:rFonts w:ascii="宋体" w:hAnsi="宋体" w:eastAsia="宋体"/>
-                <w:sz w:val="19"/>
-              </w:rPr>
-              <w:t>—</w:t>
+            <w:r>
+              <w:t>单品产销链与季节节奏的轻量化经济循环</w:t>
             </w:r>
           </w:p>
         </w:tc>
@@ -2986,7 +2761,7 @@
                 <w:rFonts w:ascii="宋体" w:hAnsi="宋体" w:eastAsia="宋体"/>
                 <w:sz w:val="19"/>
               </w:rPr>
-              <w:t>PC端</w:t>
+              <w:t>生存建造</w:t>
             </w:r>
           </w:p>
         </w:tc>
@@ -3003,7 +2778,7 @@
                 <w:rFonts w:ascii="宋体" w:hAnsi="宋体" w:eastAsia="宋体"/>
                 <w:sz w:val="19"/>
               </w:rPr>
-              <w:t>生存建造</w:t>
+              <w:t>英灵神殿</w:t>
             </w:r>
           </w:p>
         </w:tc>
@@ -3020,13 +2795,13 @@
                 <w:rFonts w:ascii="宋体" w:hAnsi="宋体" w:eastAsia="宋体"/>
                 <w:sz w:val="19"/>
               </w:rPr>
-              <w:t>英灵神殿</w:t>
-            </w:r>
-          </w:p>
-        </w:tc>
-        <w:tc>
-          <w:tcPr>
-            <w:tcW w:w="1626" w:type="dxa"/>
+              <w:t>100+</w:t>
+            </w:r>
+          </w:p>
+        </w:tc>
+        <w:tc>
+          <w:tcPr>
+            <w:tcW w:w="1627" w:type="dxa"/>
           </w:tcPr>
           <w:p>
             <w:pPr>
@@ -3037,7 +2812,7 @@
                 <w:rFonts w:ascii="宋体" w:hAnsi="宋体" w:eastAsia="宋体"/>
                 <w:sz w:val="19"/>
               </w:rPr>
-              <w:t>100+</w:t>
+              <w:t>长期生存档，航海与据点建设</w:t>
             </w:r>
           </w:p>
         </w:tc>
@@ -3046,32 +2821,8 @@
             <w:tcW w:w="1627" w:type="dxa"/>
           </w:tcPr>
           <w:p>
-            <w:pPr>
-              <w:jc w:val="both"/>
-            </w:pPr>
-            <w:r>
-              <w:rPr>
-                <w:rFonts w:ascii="宋体" w:hAnsi="宋体" w:eastAsia="宋体"/>
-                <w:sz w:val="19"/>
-              </w:rPr>
-              <w:t>长期生存档，航海与据点建设</w:t>
-            </w:r>
-          </w:p>
-        </w:tc>
-        <w:tc>
-          <w:tcPr>
-            <w:tcW w:w="1627" w:type="dxa"/>
-          </w:tcPr>
-          <w:p>
-            <w:pPr>
-              <w:jc w:val="both"/>
-            </w:pPr>
-            <w:r>
-              <w:rPr>
-                <w:rFonts w:ascii="宋体" w:hAnsi="宋体" w:eastAsia="宋体"/>
-                <w:sz w:val="19"/>
-              </w:rPr>
-              <w:t>—</w:t>
+            <w:r>
+              <w:t>生存建造的材料门槛与进度控制设计</w:t>
             </w:r>
           </w:p>
         </w:tc>
@@ -3109,7 +2860,7 @@
                 <w:rFonts w:ascii="宋体" w:hAnsi="宋体" w:eastAsia="宋体"/>
                 <w:sz w:val="19"/>
               </w:rPr>
-              <w:t>PC端</w:t>
+              <w:t>写实拟真</w:t>
             </w:r>
           </w:p>
         </w:tc>
@@ -3126,7 +2877,7 @@
                 <w:rFonts w:ascii="宋体" w:hAnsi="宋体" w:eastAsia="宋体"/>
                 <w:sz w:val="19"/>
               </w:rPr>
-              <w:t>写实拟真</w:t>
+              <w:t>GTA5</w:t>
             </w:r>
           </w:p>
         </w:tc>
@@ -3143,13 +2894,13 @@
                 <w:rFonts w:ascii="宋体" w:hAnsi="宋体" w:eastAsia="宋体"/>
                 <w:sz w:val="19"/>
               </w:rPr>
-              <w:t>GTA5</w:t>
-            </w:r>
-          </w:p>
-        </w:tc>
-        <w:tc>
-          <w:tcPr>
-            <w:tcW w:w="1626" w:type="dxa"/>
+              <w:t>500+</w:t>
+            </w:r>
+          </w:p>
+        </w:tc>
+        <w:tc>
+          <w:tcPr>
+            <w:tcW w:w="1627" w:type="dxa"/>
           </w:tcPr>
           <w:p>
             <w:pPr>
@@ -3160,7 +2911,7 @@
                 <w:rFonts w:ascii="宋体" w:hAnsi="宋体" w:eastAsia="宋体"/>
                 <w:sz w:val="19"/>
               </w:rPr>
-              <w:t>500+</w:t>
+              <w:t>写实开放世界沉浸体验</w:t>
             </w:r>
           </w:p>
         </w:tc>
@@ -3169,32 +2920,8 @@
             <w:tcW w:w="1627" w:type="dxa"/>
           </w:tcPr>
           <w:p>
-            <w:pPr>
-              <w:jc w:val="both"/>
-            </w:pPr>
-            <w:r>
-              <w:rPr>
-                <w:rFonts w:ascii="宋体" w:hAnsi="宋体" w:eastAsia="宋体"/>
-                <w:sz w:val="19"/>
-              </w:rPr>
-              <w:t>写实开放世界沉浸体验</w:t>
-            </w:r>
-          </w:p>
-        </w:tc>
-        <w:tc>
-          <w:tcPr>
-            <w:tcW w:w="1627" w:type="dxa"/>
-          </w:tcPr>
-          <w:p>
-            <w:pPr>
-              <w:jc w:val="both"/>
-            </w:pPr>
-            <w:r>
-              <w:rPr>
-                <w:rFonts w:ascii="宋体" w:hAnsi="宋体" w:eastAsia="宋体"/>
-                <w:sz w:val="19"/>
-              </w:rPr>
-              <w:t>—</w:t>
+            <w:r>
+              <w:t>写实开放世界的沉浸式内容投放密度</w:t>
             </w:r>
           </w:p>
         </w:tc>
@@ -3438,7 +3165,7 @@
             </w14:solidFill>
           </w14:textFill>
         </w:rPr>
-        <w:t>个性化：生存建造类深度玩家（我的世界累计 2700 小时），偏爱长线经营与系统构建类内容，喜欢研究「系统为什么这么设计」。</w:t>
+        <w:t>个性化：生存建造类深度玩家（我的世界累计 2700 小时），偏爱长线经营与系统构建，习惯把偏好转化为拆解视角，已独立输出多份系统拆解作品。</w:t>
       </w:r>
     </w:p>
     <w:p>
@@ -3465,18 +3192,15 @@
       </w:pPr>
       <w:r>
         <w:rPr>
-          <w:rFonts w:hint="eastAsia"/>
-          <w:color w:val="000000" w:themeColor="text1"/>
-          <w:sz w:val="18"/>
-          <w:szCs w:val="18"/>
-          <w:lang w:val="en-US" w:eastAsia="zh-CN"/>
-          <w14:textFill>
-            <w14:solidFill>
-              <w14:schemeClr w14:val="tx1"/>
-            </w14:solidFill>
-          </w14:textFill>
-        </w:rPr>
-        <w:t>执行力与抗压：独立完成四份长篇作品集文档，从选题、数据核查到排版全流程自主交付，多线任务下按期出稿。</w:t>
+          <w:b/>
+        </w:rPr>
+        <w:t>复合能力：</w:t>
+      </w:r>
+      <w:r>
+        <w:rPr>
+          <w:b w:val="0"/>
+        </w:rPr>
+        <w:t>策划（4 份长篇拆解 / 策划案）+ 程序（Python 数据脚本、Unity 原型搭建）+ AI 工作流（文档生成、界面示意图与流程图绘制）三线协同，从选题、数据核查到排版全流程自主交付，多线任务下按期出稿。</w:t>
       </w:r>
     </w:p>
     <w:p>

--- a/files/黄彦飞_策划求职简历.docx
+++ b/files/黄彦飞_策划求职简历.docx
@@ -1082,7 +1082,7 @@
     <w:p>
       <w:pPr>
         <w:spacing w:line="317" w:lineRule="exact"/>
-        <w:jc w:val="both"/>
+        <w:jc w:val="left"/>
         <w:rPr>
           <w:b w:val="0"/>
           <w:bCs/>
@@ -1234,7 +1234,7 @@
     <w:p>
       <w:pPr>
         <w:spacing w:line="317" w:lineRule="exact"/>
-        <w:jc w:val="both"/>
+        <w:jc w:val="left"/>
         <w:rPr>
           <w:b w:val="0"/>
           <w:bCs/>
@@ -1346,7 +1346,7 @@
     <w:p>
       <w:pPr>
         <w:spacing w:line="317" w:lineRule="exact"/>
-        <w:jc w:val="both"/>
+        <w:jc w:val="left"/>
         <w:rPr>
           <w:b w:val="0"/>
           <w:bCs/>
@@ -1458,7 +1458,7 @@
     <w:p>
       <w:pPr>
         <w:spacing w:line="317" w:lineRule="exact"/>
-        <w:jc w:val="both"/>
+        <w:jc w:val="left"/>
         <w:rPr>
           <w:b w:val="0"/>
           <w:bCs/>

--- a/files/黄彦飞_策划求职简历.docx
+++ b/files/黄彦飞_策划求职简历.docx
@@ -4,7 +4,7 @@
   <w:body>
     <w:p>
       <w:pPr>
-        <w:spacing w:before="10" w:line="514" w:lineRule="exact"/>
+        <w:spacing w:before="0" w:line="276" w:lineRule="auto" w:after="120"/>
         <w:ind w:left="35"/>
         <w:jc w:val="center"/>
         <w:rPr>
@@ -17,7 +17,7 @@
       </w:pPr>
       <w:r>
         <w:rPr>
-          <w:rFonts w:hint="eastAsia"/>
+          <w:rFonts w:hint="eastAsia" w:eastAsia="黑体" w:ascii="黑体" w:hAnsi="黑体"/>
           <w:b/>
           <w:sz w:val="32"/>
           <w:szCs w:val="24"/>
@@ -32,7 +32,7 @@
         <w:tabs>
           <w:tab w:val="left" w:pos="1768"/>
         </w:tabs>
-        <w:spacing w:before="0" w:line="240" w:lineRule="auto"/>
+        <w:spacing w:before="0" w:line="276" w:lineRule="auto" w:after="80"/>
         <w:ind w:left="0"/>
         <w:jc w:val="left"/>
         <w:rPr>
@@ -44,20 +44,22 @@
       </w:pPr>
       <w:r>
         <w:rPr>
-          <w:rFonts w:hint="eastAsia"/>
+          <w:rFonts w:hint="eastAsia" w:eastAsia="宋体" w:ascii="Times New Roman" w:hAnsi="Times New Roman"/>
           <w:b/>
           <w:bCs/>
           <w:spacing w:val="6"/>
+          <w:sz w:val="20"/>
           <w:lang w:val="en-US" w:eastAsia="zh-CN"/>
         </w:rPr>
         <w:tab/>
       </w:r>
       <w:r>
         <w:rPr>
-          <w:rFonts w:hint="eastAsia"/>
+          <w:rFonts w:hint="eastAsia" w:eastAsia="宋体" w:ascii="Times New Roman" w:hAnsi="Times New Roman"/>
           <w:b/>
           <w:bCs/>
           <w:spacing w:val="6"/>
+          <w:sz w:val="20"/>
           <w:lang w:val="en-US" w:eastAsia="zh-CN"/>
         </w:rPr>
         <w:t>电话：19950737950            邮箱：1051613282@qq.com</w:t>
@@ -69,7 +71,7 @@
         <w:tabs>
           <w:tab w:val="left" w:pos="1768"/>
         </w:tabs>
-        <w:spacing w:before="0" w:line="304" w:lineRule="exact"/>
+        <w:spacing w:before="0" w:line="276" w:lineRule="auto" w:after="80"/>
         <w:ind w:left="0" w:leftChars="0" w:firstLine="0" w:firstLineChars="0"/>
         <w:jc w:val="left"/>
         <w:rPr>
@@ -84,11 +86,12 @@
       <w:r>
         <w:rPr>
           <w:rStyle w:val="10"/>
-          <w:rFonts w:hint="eastAsia"/>
+          <w:rFonts w:hint="eastAsia" w:eastAsia="宋体" w:ascii="Times New Roman" w:hAnsi="Times New Roman"/>
           <w:b/>
           <w:bCs/>
           <w:color w:val="auto"/>
           <w:spacing w:val="6"/>
+          <w:sz w:val="20"/>
           <w:u w:val="none"/>
           <w:lang w:val="en-US" w:eastAsia="zh-CN"/>
         </w:rPr>
@@ -97,11 +100,12 @@
       <w:r>
         <w:rPr>
           <w:rStyle w:val="10"/>
-          <w:rFonts w:hint="eastAsia"/>
+          <w:rFonts w:hint="eastAsia" w:eastAsia="宋体" w:ascii="Times New Roman" w:hAnsi="Times New Roman"/>
           <w:b/>
           <w:bCs/>
           <w:color w:val="auto"/>
           <w:spacing w:val="6"/>
+          <w:sz w:val="20"/>
           <w:u w:val="none"/>
           <w:lang w:val="en-US" w:eastAsia="zh-CN"/>
         </w:rPr>
@@ -114,7 +118,7 @@
         <w:tabs>
           <w:tab w:val="left" w:pos="1768"/>
         </w:tabs>
-        <w:spacing w:before="0" w:line="304" w:lineRule="exact"/>
+        <w:spacing w:before="0" w:line="276" w:lineRule="auto" w:after="80"/>
         <w:ind w:left="0" w:leftChars="0" w:firstLine="0" w:firstLineChars="0"/>
         <w:jc w:val="left"/>
         <w:rPr>
@@ -124,18 +128,20 @@
       </w:pPr>
       <w:r>
         <w:rPr>
-          <w:rFonts w:hint="eastAsia"/>
+          <w:rFonts w:hint="eastAsia" w:eastAsia="宋体" w:ascii="Times New Roman" w:hAnsi="Times New Roman"/>
           <w:b/>
           <w:bCs/>
+          <w:sz w:val="20"/>
           <w:lang w:val="en-US" w:eastAsia="zh-CN"/>
         </w:rPr>
         <w:tab/>
       </w:r>
       <w:r>
         <w:rPr>
-          <w:rFonts w:hint="eastAsia"/>
+          <w:rFonts w:hint="eastAsia" w:eastAsia="宋体" w:ascii="Times New Roman" w:hAnsi="Times New Roman"/>
           <w:b/>
           <w:bCs/>
+          <w:sz w:val="20"/>
           <w:lang w:val="en-US" w:eastAsia="zh-CN"/>
         </w:rPr>
         <w:t>求职意向：系统策划         期望薪资：8k-12k</w:t>
@@ -147,7 +153,7 @@
         <w:tabs>
           <w:tab w:val="left" w:pos="1768"/>
         </w:tabs>
-        <w:spacing w:before="0" w:line="304" w:lineRule="exact"/>
+        <w:spacing w:before="0" w:line="276" w:lineRule="auto" w:after="80"/>
         <w:ind w:left="0" w:leftChars="0" w:firstLine="0" w:firstLineChars="0"/>
         <w:jc w:val="left"/>
         <w:rPr>
@@ -157,7 +163,9 @@
       </w:pPr>
       <w:r>
         <w:rPr>
+          <w:rFonts w:eastAsia="宋体" w:ascii="Times New Roman" w:hAnsi="Times New Roman"/>
           <w:b w:val="0"/>
+          <w:sz w:val="20"/>
         </w:rPr>
         <w:t>个人主页：https://helloworld33available.github.io/hyf-portfolio/</w:t>
       </w:r>
@@ -175,8 +183,8 @@
     </w:p>
     <w:p>
       <w:pPr>
-        <w:spacing w:line="317" w:lineRule="exact"/>
-        <w:jc w:val="both"/>
+        <w:spacing w:line="276" w:lineRule="auto" w:before="200" w:after="80"/>
+        <w:jc w:val="left"/>
         <w:rPr>
           <w:b/>
           <w:sz w:val="24"/>
@@ -185,6 +193,9 @@
       </w:pPr>
       <w:r>
         <w:rPr>
+          <w:rFonts w:eastAsia="黑体" w:ascii="黑体" w:hAnsi="黑体"/>
+          <w:b/>
+          <w:sz w:val="24"/>
           <w:lang w:eastAsia="zh-CN"/>
         </w:rPr>
         <w:drawing>
@@ -246,11 +257,110 @@
       </w:r>
       <w:r>
         <w:rPr>
+          <w:rFonts w:eastAsia="黑体" w:ascii="黑体" w:hAnsi="黑体"/>
           <w:b/>
           <w:sz w:val="24"/>
           <w:lang w:eastAsia="zh-CN"/>
         </w:rPr>
         <w:t>教育经历</w:t>
+      </w:r>
+    </w:p>
+    <w:p>
+      <w:pPr>
+        <w:spacing w:line="276" w:lineRule="auto" w:before="0" w:after="80"/>
+        <w:jc w:val="left"/>
+        <w:rPr>
+          <w:rFonts w:hint="eastAsia"/>
+          <w:b w:val="0"/>
+          <w:bCs w:val="0"/>
+          <w:sz w:val="18"/>
+          <w:szCs w:val="18"/>
+          <w:lang w:eastAsia="zh-CN"/>
+        </w:rPr>
+      </w:pPr>
+      <w:r>
+        <w:rPr>
+          <w:rStyle w:val="16"/>
+          <w:rFonts w:hint="eastAsia" w:eastAsia="宋体" w:ascii="Times New Roman" w:hAnsi="Times New Roman"/>
+          <w:b w:val="0"/>
+          <w:bCs w:val="0"/>
+          <w:sz w:val="20"/>
+          <w:szCs w:val="18"/>
+          <w:lang w:eastAsia="zh-CN"/>
+        </w:rPr>
+        <w:t>四川工商学院</w:t>
+      </w:r>
+      <w:r>
+        <w:rPr>
+          <w:rStyle w:val="16"/>
+          <w:rFonts w:hint="eastAsia" w:eastAsia="宋体" w:ascii="Times New Roman" w:hAnsi="Times New Roman"/>
+          <w:b w:val="0"/>
+          <w:bCs w:val="0"/>
+          <w:sz w:val="20"/>
+          <w:szCs w:val="18"/>
+          <w:lang w:eastAsia="zh-CN"/>
+        </w:rPr>
+        <w:tab/>
+      </w:r>
+      <w:r>
+        <w:rPr>
+          <w:rStyle w:val="16"/>
+          <w:rFonts w:hint="eastAsia" w:eastAsia="宋体" w:ascii="Times New Roman" w:hAnsi="Times New Roman"/>
+          <w:b w:val="0"/>
+          <w:bCs w:val="0"/>
+          <w:sz w:val="20"/>
+          <w:szCs w:val="18"/>
+          <w:lang w:eastAsia="zh-CN"/>
+        </w:rPr>
+        <w:tab/>
+      </w:r>
+      <w:r>
+        <w:rPr>
+          <w:rStyle w:val="16"/>
+          <w:rFonts w:hint="eastAsia" w:eastAsia="宋体" w:ascii="Times New Roman" w:hAnsi="Times New Roman"/>
+          <w:b w:val="0"/>
+          <w:bCs w:val="0"/>
+          <w:sz w:val="20"/>
+          <w:szCs w:val="18"/>
+          <w:lang w:eastAsia="zh-CN"/>
+        </w:rPr>
+        <w:t xml:space="preserve">      计算机学院 · 物联网工程           本科</w:t>
+      </w:r>
+      <w:r>
+        <w:rPr>
+          <w:rStyle w:val="16"/>
+          <w:rFonts w:hint="eastAsia" w:eastAsia="宋体" w:ascii="Times New Roman" w:hAnsi="Times New Roman"/>
+          <w:b w:val="0"/>
+          <w:bCs w:val="0"/>
+          <w:sz w:val="20"/>
+          <w:szCs w:val="18"/>
+          <w:lang w:eastAsia="zh-CN"/>
+        </w:rPr>
+        <w:tab/>
+      </w:r>
+      <w:r>
+        <w:rPr>
+          <w:rStyle w:val="16"/>
+          <w:rFonts w:hint="eastAsia" w:eastAsia="宋体" w:ascii="Times New Roman" w:hAnsi="Times New Roman"/>
+          <w:b w:val="0"/>
+          <w:bCs w:val="0"/>
+          <w:sz w:val="20"/>
+          <w:szCs w:val="18"/>
+          <w:lang w:eastAsia="zh-CN"/>
+        </w:rPr>
+        <w:tab/>
+      </w:r>
+      <w:r>
+        <w:rPr>
+          <w:rStyle w:val="16"/>
+          <w:rFonts w:hint="eastAsia" w:eastAsia="宋体" w:ascii="Times New Roman" w:hAnsi="Times New Roman"/>
+          <w:b w:val="0"/>
+          <w:bCs w:val="0"/>
+          <w:sz w:val="20"/>
+          <w:szCs w:val="18"/>
+          <w:lang w:eastAsia="zh-CN"/>
+        </w:rPr>
+        <w:t xml:space="preserve">    2022年09月 – 2026年06月</w:t>
       </w:r>
     </w:p>
     <w:p>
@@ -261,132 +371,34 @@
           <w:rFonts w:hint="eastAsia"/>
           <w:b w:val="0"/>
           <w:bCs w:val="0"/>
+          <w:color w:val="0000FF"/>
           <w:sz w:val="18"/>
           <w:szCs w:val="18"/>
-          <w:lang w:eastAsia="zh-CN"/>
-        </w:rPr>
-      </w:pPr>
-      <w:r>
-        <w:rPr>
-          <w:rStyle w:val="16"/>
+          <w:lang w:val="en-US" w:eastAsia="zh-CN"/>
+        </w:rPr>
+      </w:pPr>
+    </w:p>
+    <w:p>
+      <w:pPr>
+        <w:spacing w:line="276" w:lineRule="auto" w:before="0" w:after="80"/>
+        <w:jc w:val="left"/>
+        <w:rPr>
           <w:rFonts w:hint="eastAsia"/>
           <w:b w:val="0"/>
           <w:bCs w:val="0"/>
-          <w:sz w:val="18"/>
-          <w:szCs w:val="18"/>
-          <w:lang w:eastAsia="zh-CN"/>
-        </w:rPr>
-        <w:t>四川工商学院</w:t>
-      </w:r>
-      <w:r>
-        <w:rPr>
-          <w:rStyle w:val="16"/>
-          <w:rFonts w:hint="eastAsia"/>
-          <w:b w:val="0"/>
-          <w:bCs w:val="0"/>
-          <w:sz w:val="18"/>
-          <w:szCs w:val="18"/>
-          <w:lang w:eastAsia="zh-CN"/>
-        </w:rPr>
-        <w:tab/>
-      </w:r>
-      <w:r>
-        <w:rPr>
-          <w:rStyle w:val="16"/>
-          <w:rFonts w:hint="eastAsia"/>
-          <w:b w:val="0"/>
-          <w:bCs w:val="0"/>
-          <w:sz w:val="18"/>
-          <w:szCs w:val="18"/>
-          <w:lang w:eastAsia="zh-CN"/>
-        </w:rPr>
-        <w:tab/>
-      </w:r>
-      <w:r>
-        <w:rPr>
-          <w:rStyle w:val="16"/>
-          <w:rFonts w:hint="eastAsia"/>
-          <w:b w:val="0"/>
-          <w:bCs w:val="0"/>
-          <w:sz w:val="18"/>
-          <w:szCs w:val="18"/>
-          <w:lang w:eastAsia="zh-CN"/>
-        </w:rPr>
-        <w:t xml:space="preserve">      计算机学院 · 物联网工程           本科</w:t>
-      </w:r>
-      <w:r>
-        <w:rPr>
-          <w:rStyle w:val="16"/>
-          <w:rFonts w:hint="eastAsia"/>
-          <w:b w:val="0"/>
-          <w:bCs w:val="0"/>
-          <w:sz w:val="18"/>
-          <w:szCs w:val="18"/>
-          <w:lang w:eastAsia="zh-CN"/>
-        </w:rPr>
-        <w:tab/>
-      </w:r>
-      <w:r>
-        <w:rPr>
-          <w:rStyle w:val="16"/>
-          <w:rFonts w:hint="eastAsia"/>
-          <w:b w:val="0"/>
-          <w:bCs w:val="0"/>
-          <w:sz w:val="18"/>
-          <w:szCs w:val="18"/>
-          <w:lang w:eastAsia="zh-CN"/>
-        </w:rPr>
-        <w:tab/>
-      </w:r>
-      <w:r>
-        <w:rPr>
-          <w:rStyle w:val="16"/>
-          <w:rFonts w:hint="eastAsia"/>
-          <w:b w:val="0"/>
-          <w:bCs w:val="0"/>
-          <w:sz w:val="18"/>
-          <w:szCs w:val="18"/>
-          <w:lang w:eastAsia="zh-CN"/>
-        </w:rPr>
-        <w:t xml:space="preserve">    2022年09月 – 2026年06月</w:t>
-      </w:r>
-    </w:p>
-    <w:p>
-      <w:pPr>
-        <w:spacing w:line="317" w:lineRule="exact"/>
-        <w:jc w:val="both"/>
-        <w:rPr>
-          <w:rFonts w:hint="eastAsia"/>
-          <w:b w:val="0"/>
-          <w:bCs w:val="0"/>
           <w:color w:val="0000FF"/>
           <w:sz w:val="18"/>
           <w:szCs w:val="18"/>
           <w:lang w:val="en-US" w:eastAsia="zh-CN"/>
         </w:rPr>
       </w:pPr>
-    </w:p>
-    <w:p>
-      <w:pPr>
-        <w:spacing w:line="317" w:lineRule="exact"/>
-        <w:jc w:val="both"/>
-        <w:rPr>
-          <w:rFonts w:hint="eastAsia"/>
+      <w:r>
+        <w:rPr>
+          <w:rFonts w:hint="eastAsia" w:eastAsia="宋体" w:ascii="Times New Roman" w:hAnsi="Times New Roman"/>
           <w:b w:val="0"/>
           <w:bCs w:val="0"/>
           <w:color w:val="0000FF"/>
-          <w:sz w:val="18"/>
-          <w:szCs w:val="18"/>
-          <w:lang w:val="en-US" w:eastAsia="zh-CN"/>
-        </w:rPr>
-      </w:pPr>
-      <w:r>
-        <w:rPr>
-          <w:rFonts w:hint="eastAsia"/>
-          <w:b w:val="0"/>
-          <w:bCs w:val="0"/>
-          <w:color w:val="0000FF"/>
-          <w:sz w:val="18"/>
+          <w:sz w:val="20"/>
           <w:szCs w:val="18"/>
           <w:lang w:val="en-US" w:eastAsia="zh-CN"/>
         </w:rPr>
@@ -406,8 +418,8 @@
     </w:p>
     <w:p>
       <w:pPr>
-        <w:spacing w:line="317" w:lineRule="exact"/>
-        <w:jc w:val="both"/>
+        <w:spacing w:line="276" w:lineRule="auto" w:before="200" w:after="80"/>
+        <w:jc w:val="left"/>
         <w:rPr>
           <w:b/>
           <w:sz w:val="24"/>
@@ -416,12 +428,16 @@
       </w:pPr>
       <w:r>
         <w:rPr>
+          <w:rFonts w:eastAsia="黑体" w:ascii="黑体" w:hAnsi="黑体"/>
+          <w:b/>
+          <w:sz w:val="24"/>
           <w:lang w:eastAsia="zh-CN"/>
         </w:rPr>
         <w:t>实习经历</w:t>
       </w:r>
       <w:r>
         <w:rPr>
+          <w:rFonts w:eastAsia="黑体" w:ascii="黑体" w:hAnsi="黑体"/>
           <w:b/>
           <w:sz w:val="24"/>
           <w:lang w:eastAsia="zh-CN"/>
@@ -430,8 +446,8 @@
     </w:p>
     <w:p>
       <w:pPr>
-        <w:spacing w:line="317" w:lineRule="exact"/>
-        <w:jc w:val="both"/>
+        <w:spacing w:line="276" w:lineRule="auto" w:before="0" w:after="80"/>
+        <w:jc w:val="left"/>
         <w:rPr>
           <w:b w:val="0"/>
           <w:bCs/>
@@ -442,9 +458,10 @@
       </w:pPr>
       <w:r>
         <w:rPr>
-          <w:b/>
-          <w:bCs w:val="0"/>
-          <w:sz w:val="18"/>
+          <w:rFonts w:eastAsia="宋体" w:ascii="Times New Roman" w:hAnsi="Times New Roman"/>
+          <w:b/>
+          <w:bCs w:val="0"/>
+          <w:sz w:val="20"/>
           <w:szCs w:val="18"/>
           <w:lang w:eastAsia="zh-CN"/>
         </w:rPr>
@@ -452,99 +469,109 @@
       </w:r>
       <w:r>
         <w:rPr>
-          <w:b/>
-          <w:bCs w:val="0"/>
-          <w:sz w:val="18"/>
-          <w:szCs w:val="18"/>
-          <w:lang w:eastAsia="zh-CN"/>
-        </w:rPr>
-      </w:r>
-      <w:r>
-        <w:rPr>
-          <w:b/>
-          <w:bCs w:val="0"/>
-          <w:sz w:val="18"/>
-          <w:szCs w:val="18"/>
-          <w:lang w:eastAsia="zh-CN"/>
-        </w:rPr>
-      </w:r>
-      <w:r>
-        <w:rPr>
-          <w:b/>
-          <w:bCs w:val="0"/>
-          <w:sz w:val="18"/>
-          <w:szCs w:val="18"/>
-          <w:lang w:eastAsia="zh-CN"/>
-        </w:rPr>
-      </w:r>
-      <w:r>
-        <w:rPr>
-          <w:b/>
-          <w:bCs w:val="0"/>
-          <w:sz w:val="18"/>
-          <w:szCs w:val="18"/>
-          <w:lang w:eastAsia="zh-CN"/>
-        </w:rPr>
-      </w:r>
-      <w:r>
-        <w:rPr>
-          <w:b/>
-          <w:bCs w:val="0"/>
-          <w:sz w:val="18"/>
-          <w:szCs w:val="18"/>
-          <w:lang w:eastAsia="zh-CN"/>
-        </w:rPr>
-      </w:r>
-      <w:r>
-        <w:rPr>
-          <w:b/>
-          <w:bCs w:val="0"/>
-          <w:sz w:val="18"/>
-          <w:szCs w:val="18"/>
-          <w:lang w:eastAsia="zh-CN"/>
-        </w:rPr>
-      </w:r>
-      <w:r>
-        <w:rPr>
-          <w:b/>
-          <w:bCs w:val="0"/>
-          <w:sz w:val="18"/>
-          <w:szCs w:val="18"/>
-          <w:lang w:eastAsia="zh-CN"/>
-        </w:rPr>
-      </w:r>
-      <w:r>
-        <w:rPr>
-          <w:b/>
-          <w:bCs w:val="0"/>
-          <w:sz w:val="18"/>
-          <w:szCs w:val="18"/>
-          <w:lang w:eastAsia="zh-CN"/>
-        </w:rPr>
-      </w:r>
-      <w:r>
-        <w:rPr>
-          <w:b/>
-          <w:bCs w:val="0"/>
-          <w:sz w:val="18"/>
-          <w:szCs w:val="18"/>
-          <w:lang w:eastAsia="zh-CN"/>
-        </w:rPr>
-      </w:r>
-      <w:r>
-        <w:rPr>
-          <w:b/>
-          <w:bCs w:val="0"/>
-          <w:sz w:val="18"/>
-          <w:szCs w:val="18"/>
-          <w:lang w:eastAsia="zh-CN"/>
-        </w:rPr>
-      </w:r>
-    </w:p>
-    <w:p>
-      <w:pPr>
-        <w:spacing w:line="317" w:lineRule="exact"/>
-        <w:jc w:val="both"/>
+          <w:rFonts w:eastAsia="宋体" w:ascii="Times New Roman" w:hAnsi="Times New Roman"/>
+          <w:b/>
+          <w:bCs w:val="0"/>
+          <w:sz w:val="20"/>
+          <w:szCs w:val="18"/>
+          <w:lang w:eastAsia="zh-CN"/>
+        </w:rPr>
+      </w:r>
+      <w:r>
+        <w:rPr>
+          <w:rFonts w:eastAsia="宋体" w:ascii="Times New Roman" w:hAnsi="Times New Roman"/>
+          <w:b/>
+          <w:bCs w:val="0"/>
+          <w:sz w:val="20"/>
+          <w:szCs w:val="18"/>
+          <w:lang w:eastAsia="zh-CN"/>
+        </w:rPr>
+      </w:r>
+      <w:r>
+        <w:rPr>
+          <w:rFonts w:eastAsia="宋体" w:ascii="Times New Roman" w:hAnsi="Times New Roman"/>
+          <w:b/>
+          <w:bCs w:val="0"/>
+          <w:sz w:val="20"/>
+          <w:szCs w:val="18"/>
+          <w:lang w:eastAsia="zh-CN"/>
+        </w:rPr>
+      </w:r>
+      <w:r>
+        <w:rPr>
+          <w:rFonts w:eastAsia="宋体" w:ascii="Times New Roman" w:hAnsi="Times New Roman"/>
+          <w:b/>
+          <w:bCs w:val="0"/>
+          <w:sz w:val="20"/>
+          <w:szCs w:val="18"/>
+          <w:lang w:eastAsia="zh-CN"/>
+        </w:rPr>
+      </w:r>
+      <w:r>
+        <w:rPr>
+          <w:rFonts w:eastAsia="宋体" w:ascii="Times New Roman" w:hAnsi="Times New Roman"/>
+          <w:b/>
+          <w:bCs w:val="0"/>
+          <w:sz w:val="20"/>
+          <w:szCs w:val="18"/>
+          <w:lang w:eastAsia="zh-CN"/>
+        </w:rPr>
+      </w:r>
+      <w:r>
+        <w:rPr>
+          <w:rFonts w:eastAsia="宋体" w:ascii="Times New Roman" w:hAnsi="Times New Roman"/>
+          <w:b/>
+          <w:bCs w:val="0"/>
+          <w:sz w:val="20"/>
+          <w:szCs w:val="18"/>
+          <w:lang w:eastAsia="zh-CN"/>
+        </w:rPr>
+      </w:r>
+      <w:r>
+        <w:rPr>
+          <w:rFonts w:eastAsia="宋体" w:ascii="Times New Roman" w:hAnsi="Times New Roman"/>
+          <w:b/>
+          <w:bCs w:val="0"/>
+          <w:sz w:val="20"/>
+          <w:szCs w:val="18"/>
+          <w:lang w:eastAsia="zh-CN"/>
+        </w:rPr>
+      </w:r>
+      <w:r>
+        <w:rPr>
+          <w:rFonts w:eastAsia="宋体" w:ascii="Times New Roman" w:hAnsi="Times New Roman"/>
+          <w:b/>
+          <w:bCs w:val="0"/>
+          <w:sz w:val="20"/>
+          <w:szCs w:val="18"/>
+          <w:lang w:eastAsia="zh-CN"/>
+        </w:rPr>
+      </w:r>
+      <w:r>
+        <w:rPr>
+          <w:rFonts w:eastAsia="宋体" w:ascii="Times New Roman" w:hAnsi="Times New Roman"/>
+          <w:b/>
+          <w:bCs w:val="0"/>
+          <w:sz w:val="20"/>
+          <w:szCs w:val="18"/>
+          <w:lang w:eastAsia="zh-CN"/>
+        </w:rPr>
+      </w:r>
+      <w:r>
+        <w:rPr>
+          <w:rFonts w:eastAsia="宋体" w:ascii="Times New Roman" w:hAnsi="Times New Roman"/>
+          <w:b/>
+          <w:bCs w:val="0"/>
+          <w:sz w:val="20"/>
+          <w:szCs w:val="18"/>
+          <w:lang w:eastAsia="zh-CN"/>
+        </w:rPr>
+      </w:r>
+    </w:p>
+    <w:p>
+      <w:pPr>
+        <w:spacing w:line="276" w:lineRule="auto" w:before="0" w:after="80"/>
+        <w:jc w:val="left"/>
         <w:rPr>
           <w:b w:val="0"/>
           <w:bCs/>
@@ -555,9 +582,10 @@
       </w:pPr>
       <w:r>
         <w:rPr>
-          <w:b/>
-          <w:bCs w:val="0"/>
-          <w:sz w:val="18"/>
+          <w:rFonts w:eastAsia="宋体" w:ascii="Times New Roman" w:hAnsi="Times New Roman"/>
+          <w:b/>
+          <w:bCs w:val="0"/>
+          <w:sz w:val="20"/>
           <w:szCs w:val="18"/>
           <w:lang w:eastAsia="zh-CN"/>
         </w:rPr>
@@ -565,99 +593,109 @@
       </w:r>
       <w:r>
         <w:rPr>
-          <w:b/>
-          <w:bCs w:val="0"/>
-          <w:sz w:val="18"/>
-          <w:szCs w:val="18"/>
-          <w:lang w:eastAsia="zh-CN"/>
-        </w:rPr>
-      </w:r>
-      <w:r>
-        <w:rPr>
-          <w:b/>
-          <w:bCs w:val="0"/>
-          <w:sz w:val="18"/>
-          <w:szCs w:val="18"/>
-          <w:lang w:eastAsia="zh-CN"/>
-        </w:rPr>
-      </w:r>
-      <w:r>
-        <w:rPr>
-          <w:b/>
-          <w:bCs w:val="0"/>
-          <w:sz w:val="18"/>
-          <w:szCs w:val="18"/>
-          <w:lang w:eastAsia="zh-CN"/>
-        </w:rPr>
-      </w:r>
-      <w:r>
-        <w:rPr>
-          <w:b/>
-          <w:bCs w:val="0"/>
-          <w:sz w:val="18"/>
-          <w:szCs w:val="18"/>
-          <w:lang w:eastAsia="zh-CN"/>
-        </w:rPr>
-      </w:r>
-      <w:r>
-        <w:rPr>
-          <w:b/>
-          <w:bCs w:val="0"/>
-          <w:sz w:val="18"/>
-          <w:szCs w:val="18"/>
-          <w:lang w:eastAsia="zh-CN"/>
-        </w:rPr>
-      </w:r>
-      <w:r>
-        <w:rPr>
-          <w:b/>
-          <w:bCs w:val="0"/>
-          <w:sz w:val="18"/>
-          <w:szCs w:val="18"/>
-          <w:lang w:eastAsia="zh-CN"/>
-        </w:rPr>
-      </w:r>
-      <w:r>
-        <w:rPr>
-          <w:b/>
-          <w:bCs w:val="0"/>
-          <w:sz w:val="18"/>
-          <w:szCs w:val="18"/>
-          <w:lang w:eastAsia="zh-CN"/>
-        </w:rPr>
-      </w:r>
-      <w:r>
-        <w:rPr>
-          <w:b/>
-          <w:bCs w:val="0"/>
-          <w:sz w:val="18"/>
-          <w:szCs w:val="18"/>
-          <w:lang w:eastAsia="zh-CN"/>
-        </w:rPr>
-      </w:r>
-      <w:r>
-        <w:rPr>
-          <w:b/>
-          <w:bCs w:val="0"/>
-          <w:sz w:val="18"/>
-          <w:szCs w:val="18"/>
-          <w:lang w:eastAsia="zh-CN"/>
-        </w:rPr>
-      </w:r>
-      <w:r>
-        <w:rPr>
-          <w:b/>
-          <w:bCs w:val="0"/>
-          <w:sz w:val="18"/>
-          <w:szCs w:val="18"/>
-          <w:lang w:eastAsia="zh-CN"/>
-        </w:rPr>
-      </w:r>
-    </w:p>
-    <w:p>
-      <w:pPr>
-        <w:spacing w:line="317" w:lineRule="exact"/>
-        <w:jc w:val="both"/>
+          <w:rFonts w:eastAsia="宋体" w:ascii="Times New Roman" w:hAnsi="Times New Roman"/>
+          <w:b/>
+          <w:bCs w:val="0"/>
+          <w:sz w:val="20"/>
+          <w:szCs w:val="18"/>
+          <w:lang w:eastAsia="zh-CN"/>
+        </w:rPr>
+      </w:r>
+      <w:r>
+        <w:rPr>
+          <w:rFonts w:eastAsia="宋体" w:ascii="Times New Roman" w:hAnsi="Times New Roman"/>
+          <w:b/>
+          <w:bCs w:val="0"/>
+          <w:sz w:val="20"/>
+          <w:szCs w:val="18"/>
+          <w:lang w:eastAsia="zh-CN"/>
+        </w:rPr>
+      </w:r>
+      <w:r>
+        <w:rPr>
+          <w:rFonts w:eastAsia="宋体" w:ascii="Times New Roman" w:hAnsi="Times New Roman"/>
+          <w:b/>
+          <w:bCs w:val="0"/>
+          <w:sz w:val="20"/>
+          <w:szCs w:val="18"/>
+          <w:lang w:eastAsia="zh-CN"/>
+        </w:rPr>
+      </w:r>
+      <w:r>
+        <w:rPr>
+          <w:rFonts w:eastAsia="宋体" w:ascii="Times New Roman" w:hAnsi="Times New Roman"/>
+          <w:b/>
+          <w:bCs w:val="0"/>
+          <w:sz w:val="20"/>
+          <w:szCs w:val="18"/>
+          <w:lang w:eastAsia="zh-CN"/>
+        </w:rPr>
+      </w:r>
+      <w:r>
+        <w:rPr>
+          <w:rFonts w:eastAsia="宋体" w:ascii="Times New Roman" w:hAnsi="Times New Roman"/>
+          <w:b/>
+          <w:bCs w:val="0"/>
+          <w:sz w:val="20"/>
+          <w:szCs w:val="18"/>
+          <w:lang w:eastAsia="zh-CN"/>
+        </w:rPr>
+      </w:r>
+      <w:r>
+        <w:rPr>
+          <w:rFonts w:eastAsia="宋体" w:ascii="Times New Roman" w:hAnsi="Times New Roman"/>
+          <w:b/>
+          <w:bCs w:val="0"/>
+          <w:sz w:val="20"/>
+          <w:szCs w:val="18"/>
+          <w:lang w:eastAsia="zh-CN"/>
+        </w:rPr>
+      </w:r>
+      <w:r>
+        <w:rPr>
+          <w:rFonts w:eastAsia="宋体" w:ascii="Times New Roman" w:hAnsi="Times New Roman"/>
+          <w:b/>
+          <w:bCs w:val="0"/>
+          <w:sz w:val="20"/>
+          <w:szCs w:val="18"/>
+          <w:lang w:eastAsia="zh-CN"/>
+        </w:rPr>
+      </w:r>
+      <w:r>
+        <w:rPr>
+          <w:rFonts w:eastAsia="宋体" w:ascii="Times New Roman" w:hAnsi="Times New Roman"/>
+          <w:b/>
+          <w:bCs w:val="0"/>
+          <w:sz w:val="20"/>
+          <w:szCs w:val="18"/>
+          <w:lang w:eastAsia="zh-CN"/>
+        </w:rPr>
+      </w:r>
+      <w:r>
+        <w:rPr>
+          <w:rFonts w:eastAsia="宋体" w:ascii="Times New Roman" w:hAnsi="Times New Roman"/>
+          <w:b/>
+          <w:bCs w:val="0"/>
+          <w:sz w:val="20"/>
+          <w:szCs w:val="18"/>
+          <w:lang w:eastAsia="zh-CN"/>
+        </w:rPr>
+      </w:r>
+      <w:r>
+        <w:rPr>
+          <w:rFonts w:eastAsia="宋体" w:ascii="Times New Roman" w:hAnsi="Times New Roman"/>
+          <w:b/>
+          <w:bCs w:val="0"/>
+          <w:sz w:val="20"/>
+          <w:szCs w:val="18"/>
+          <w:lang w:eastAsia="zh-CN"/>
+        </w:rPr>
+      </w:r>
+    </w:p>
+    <w:p>
+      <w:pPr>
+        <w:spacing w:line="276" w:lineRule="auto" w:before="0" w:after="80"/>
+        <w:jc w:val="left"/>
         <w:rPr>
           <w:b w:val="0"/>
           <w:bCs/>
@@ -668,9 +706,10 @@
       </w:pPr>
       <w:r>
         <w:rPr>
-          <w:b/>
-          <w:bCs w:val="0"/>
-          <w:sz w:val="18"/>
+          <w:rFonts w:eastAsia="宋体" w:ascii="Times New Roman" w:hAnsi="Times New Roman"/>
+          <w:b/>
+          <w:bCs w:val="0"/>
+          <w:sz w:val="20"/>
           <w:szCs w:val="18"/>
           <w:lang w:eastAsia="zh-CN"/>
         </w:rPr>
@@ -678,90 +717,100 @@
       </w:r>
       <w:r>
         <w:rPr>
-          <w:b/>
-          <w:bCs w:val="0"/>
-          <w:sz w:val="18"/>
-          <w:szCs w:val="18"/>
-          <w:lang w:eastAsia="zh-CN"/>
-        </w:rPr>
-      </w:r>
-      <w:r>
-        <w:rPr>
-          <w:b/>
-          <w:bCs w:val="0"/>
-          <w:sz w:val="18"/>
-          <w:szCs w:val="18"/>
-          <w:lang w:eastAsia="zh-CN"/>
-        </w:rPr>
-      </w:r>
-      <w:r>
-        <w:rPr>
-          <w:b/>
-          <w:bCs w:val="0"/>
-          <w:sz w:val="18"/>
-          <w:szCs w:val="18"/>
-          <w:lang w:eastAsia="zh-CN"/>
-        </w:rPr>
-      </w:r>
-      <w:r>
-        <w:rPr>
-          <w:b/>
-          <w:bCs w:val="0"/>
-          <w:sz w:val="18"/>
-          <w:szCs w:val="18"/>
-          <w:lang w:eastAsia="zh-CN"/>
-        </w:rPr>
-      </w:r>
-      <w:r>
-        <w:rPr>
-          <w:b/>
-          <w:bCs w:val="0"/>
-          <w:sz w:val="18"/>
-          <w:szCs w:val="18"/>
-          <w:lang w:eastAsia="zh-CN"/>
-        </w:rPr>
-      </w:r>
-      <w:r>
-        <w:rPr>
-          <w:b/>
-          <w:bCs w:val="0"/>
-          <w:sz w:val="18"/>
-          <w:szCs w:val="18"/>
-          <w:lang w:eastAsia="zh-CN"/>
-        </w:rPr>
-      </w:r>
-      <w:r>
-        <w:rPr>
-          <w:b/>
-          <w:bCs w:val="0"/>
-          <w:sz w:val="18"/>
-          <w:szCs w:val="18"/>
-          <w:lang w:eastAsia="zh-CN"/>
-        </w:rPr>
-      </w:r>
-      <w:r>
-        <w:rPr>
-          <w:b/>
-          <w:bCs w:val="0"/>
-          <w:sz w:val="18"/>
-          <w:szCs w:val="18"/>
-          <w:lang w:eastAsia="zh-CN"/>
-        </w:rPr>
-      </w:r>
-      <w:r>
-        <w:rPr>
-          <w:b/>
-          <w:bCs w:val="0"/>
-          <w:sz w:val="18"/>
-          <w:szCs w:val="18"/>
-          <w:lang w:eastAsia="zh-CN"/>
-        </w:rPr>
-      </w:r>
-      <w:r>
-        <w:rPr>
-          <w:b/>
-          <w:bCs w:val="0"/>
-          <w:sz w:val="18"/>
+          <w:rFonts w:eastAsia="宋体" w:ascii="Times New Roman" w:hAnsi="Times New Roman"/>
+          <w:b/>
+          <w:bCs w:val="0"/>
+          <w:sz w:val="20"/>
+          <w:szCs w:val="18"/>
+          <w:lang w:eastAsia="zh-CN"/>
+        </w:rPr>
+      </w:r>
+      <w:r>
+        <w:rPr>
+          <w:rFonts w:eastAsia="宋体" w:ascii="Times New Roman" w:hAnsi="Times New Roman"/>
+          <w:b/>
+          <w:bCs w:val="0"/>
+          <w:sz w:val="20"/>
+          <w:szCs w:val="18"/>
+          <w:lang w:eastAsia="zh-CN"/>
+        </w:rPr>
+      </w:r>
+      <w:r>
+        <w:rPr>
+          <w:rFonts w:eastAsia="宋体" w:ascii="Times New Roman" w:hAnsi="Times New Roman"/>
+          <w:b/>
+          <w:bCs w:val="0"/>
+          <w:sz w:val="20"/>
+          <w:szCs w:val="18"/>
+          <w:lang w:eastAsia="zh-CN"/>
+        </w:rPr>
+      </w:r>
+      <w:r>
+        <w:rPr>
+          <w:rFonts w:eastAsia="宋体" w:ascii="Times New Roman" w:hAnsi="Times New Roman"/>
+          <w:b/>
+          <w:bCs w:val="0"/>
+          <w:sz w:val="20"/>
+          <w:szCs w:val="18"/>
+          <w:lang w:eastAsia="zh-CN"/>
+        </w:rPr>
+      </w:r>
+      <w:r>
+        <w:rPr>
+          <w:rFonts w:eastAsia="宋体" w:ascii="Times New Roman" w:hAnsi="Times New Roman"/>
+          <w:b/>
+          <w:bCs w:val="0"/>
+          <w:sz w:val="20"/>
+          <w:szCs w:val="18"/>
+          <w:lang w:eastAsia="zh-CN"/>
+        </w:rPr>
+      </w:r>
+      <w:r>
+        <w:rPr>
+          <w:rFonts w:eastAsia="宋体" w:ascii="Times New Roman" w:hAnsi="Times New Roman"/>
+          <w:b/>
+          <w:bCs w:val="0"/>
+          <w:sz w:val="20"/>
+          <w:szCs w:val="18"/>
+          <w:lang w:eastAsia="zh-CN"/>
+        </w:rPr>
+      </w:r>
+      <w:r>
+        <w:rPr>
+          <w:rFonts w:eastAsia="宋体" w:ascii="Times New Roman" w:hAnsi="Times New Roman"/>
+          <w:b/>
+          <w:bCs w:val="0"/>
+          <w:sz w:val="20"/>
+          <w:szCs w:val="18"/>
+          <w:lang w:eastAsia="zh-CN"/>
+        </w:rPr>
+      </w:r>
+      <w:r>
+        <w:rPr>
+          <w:rFonts w:eastAsia="宋体" w:ascii="Times New Roman" w:hAnsi="Times New Roman"/>
+          <w:b/>
+          <w:bCs w:val="0"/>
+          <w:sz w:val="20"/>
+          <w:szCs w:val="18"/>
+          <w:lang w:eastAsia="zh-CN"/>
+        </w:rPr>
+      </w:r>
+      <w:r>
+        <w:rPr>
+          <w:rFonts w:eastAsia="宋体" w:ascii="Times New Roman" w:hAnsi="Times New Roman"/>
+          <w:b/>
+          <w:bCs w:val="0"/>
+          <w:sz w:val="20"/>
+          <w:szCs w:val="18"/>
+          <w:lang w:eastAsia="zh-CN"/>
+        </w:rPr>
+      </w:r>
+      <w:r>
+        <w:rPr>
+          <w:rFonts w:eastAsia="宋体" w:ascii="Times New Roman" w:hAnsi="Times New Roman"/>
+          <w:b/>
+          <w:bCs w:val="0"/>
+          <w:sz w:val="20"/>
           <w:szCs w:val="18"/>
           <w:lang w:eastAsia="zh-CN"/>
         </w:rPr>
@@ -773,7 +822,7 @@
           <w:ilvl w:val="0"/>
           <w:numId w:val="0"/>
         </w:numPr>
-        <w:spacing w:line="317" w:lineRule="exact"/>
+        <w:spacing w:line="276" w:lineRule="auto" w:before="200" w:after="80"/>
         <w:ind w:leftChars="0"/>
         <w:jc w:val="left"/>
         <w:rPr>
@@ -782,17 +831,26 @@
       </w:pPr>
       <w:r>
         <w:rPr>
+          <w:rFonts w:eastAsia="黑体" w:ascii="黑体" w:hAnsi="黑体"/>
+          <w:b/>
+          <w:sz w:val="24"/>
           <w:lang w:eastAsia="zh-CN"/>
         </w:rPr>
         <w:t>专业技能</w:t>
       </w:r>
       <w:r>
         <w:rPr>
-          <w:lang w:eastAsia="zh-CN"/>
-        </w:rPr>
-      </w:r>
-      <w:r>
-        <w:rPr>
+          <w:rFonts w:eastAsia="黑体" w:ascii="黑体" w:hAnsi="黑体"/>
+          <w:b/>
+          <w:sz w:val="24"/>
+          <w:lang w:eastAsia="zh-CN"/>
+        </w:rPr>
+      </w:r>
+      <w:r>
+        <w:rPr>
+          <w:rFonts w:eastAsia="黑体" w:ascii="黑体" w:hAnsi="黑体"/>
+          <w:b/>
+          <w:sz w:val="24"/>
           <w:lang w:eastAsia="zh-CN"/>
         </w:rPr>
       </w:r>
@@ -803,7 +861,7 @@
           <w:ilvl w:val="0"/>
           <w:numId w:val="0"/>
         </w:numPr>
-        <w:spacing w:line="317" w:lineRule="exact"/>
+        <w:spacing w:line="276" w:lineRule="auto" w:before="0" w:after="80"/>
         <w:ind w:leftChars="0"/>
         <w:jc w:val="left"/>
         <w:rPr>
@@ -812,13 +870,17 @@
       </w:pPr>
       <w:r>
         <w:rPr>
-          <w:b/>
+          <w:rFonts w:eastAsia="宋体" w:ascii="Times New Roman" w:hAnsi="Times New Roman"/>
+          <w:b/>
+          <w:sz w:val="20"/>
         </w:rPr>
         <w:t>行业认知：</w:t>
       </w:r>
       <w:r>
         <w:rPr>
+          <w:rFonts w:eastAsia="宋体" w:ascii="Times New Roman" w:hAnsi="Times New Roman"/>
           <w:b w:val="0"/>
+          <w:sz w:val="20"/>
         </w:rPr>
         <w:t>熟悉商业游戏研发全流程与系统设计方法，对卡牌、回合制 RPG、SLG、开放世界等品类的商业化与长线运营有系统认知</w:t>
       </w:r>
@@ -829,7 +891,7 @@
           <w:ilvl w:val="0"/>
           <w:numId w:val="1"/>
         </w:numPr>
-        <w:spacing w:line="317" w:lineRule="exact"/>
+        <w:spacing w:line="276" w:lineRule="auto" w:before="0" w:after="80"/>
         <w:ind w:leftChars="0"/>
         <w:jc w:val="left"/>
         <w:rPr>
@@ -838,13 +900,17 @@
       </w:pPr>
       <w:r>
         <w:rPr>
-          <w:b/>
+          <w:rFonts w:eastAsia="宋体" w:ascii="Times New Roman" w:hAnsi="Times New Roman"/>
+          <w:b/>
+          <w:sz w:val="20"/>
         </w:rPr>
         <w:t>游戏引擎：</w:t>
       </w:r>
       <w:r>
         <w:rPr>
+          <w:rFonts w:eastAsia="宋体" w:ascii="Times New Roman" w:hAnsi="Times New Roman"/>
           <w:b w:val="0"/>
+          <w:sz w:val="20"/>
         </w:rPr>
         <w:t>Unity 基础，能独立完成可玩原型搭建，作品集含塔防、卡牌 Roguelike、三消三款 Unity Demo</w:t>
       </w:r>
@@ -855,7 +921,7 @@
           <w:ilvl w:val="0"/>
           <w:numId w:val="1"/>
         </w:numPr>
-        <w:spacing w:line="317" w:lineRule="exact"/>
+        <w:spacing w:line="276" w:lineRule="auto" w:before="0" w:after="80"/>
         <w:ind w:leftChars="0"/>
         <w:jc w:val="left"/>
         <w:rPr>
@@ -864,13 +930,17 @@
       </w:pPr>
       <w:r>
         <w:rPr>
-          <w:b/>
+          <w:rFonts w:eastAsia="宋体" w:ascii="Times New Roman" w:hAnsi="Times New Roman"/>
+          <w:b/>
+          <w:sz w:val="20"/>
         </w:rPr>
         <w:t>编程语言：</w:t>
       </w:r>
       <w:r>
         <w:rPr>
+          <w:rFonts w:eastAsia="宋体" w:ascii="Times New Roman" w:hAnsi="Times New Roman"/>
           <w:b w:val="0"/>
+          <w:sz w:val="20"/>
         </w:rPr>
         <w:t>C# 基础与 Python 数据脚本能力，能独立编写数值模拟脚本，作品集中的概率与保底数值校验即由本人独立完成</w:t>
       </w:r>
@@ -881,7 +951,7 @@
           <w:ilvl w:val="0"/>
           <w:numId w:val="1"/>
         </w:numPr>
-        <w:spacing w:line="317" w:lineRule="exact"/>
+        <w:spacing w:line="276" w:lineRule="auto" w:before="0" w:after="80"/>
         <w:ind w:leftChars="0"/>
         <w:jc w:val="left"/>
         <w:rPr>
@@ -890,20 +960,26 @@
       </w:pPr>
       <w:r>
         <w:rPr>
-          <w:b/>
+          <w:rFonts w:eastAsia="宋体" w:ascii="Times New Roman" w:hAnsi="Times New Roman"/>
+          <w:b/>
+          <w:sz w:val="20"/>
         </w:rPr>
         <w:t>策划能力：</w:t>
       </w:r>
       <w:r>
         <w:rPr>
+          <w:rFonts w:eastAsia="宋体" w:ascii="Times New Roman" w:hAnsi="Times New Roman"/>
           <w:b w:val="0"/>
+          <w:sz w:val="20"/>
         </w:rPr>
         <w:t>设计能力：独立完成《崩坏：星穹铁道》跃迁系统策划案，覆盖抽卡全链路规则、边界校验表与13张界面示意图</w:t>
         <w:br/>
       </w:r>
       <w:r>
         <w:rPr>
+          <w:rFonts w:eastAsia="宋体" w:ascii="Times New Roman" w:hAnsi="Times New Roman"/>
           <w:b w:val="0"/>
+          <w:sz w:val="20"/>
         </w:rPr>
         <w:t>拆解能力：完成星铁付费系统、第七史诗付费系统、绿洲启元玩法三份拆解案</w:t>
       </w:r>
@@ -914,7 +990,7 @@
           <w:ilvl w:val="0"/>
           <w:numId w:val="0"/>
         </w:numPr>
-        <w:spacing w:line="317" w:lineRule="exact"/>
+        <w:spacing w:line="276" w:lineRule="auto" w:before="0" w:after="80"/>
         <w:jc w:val="left"/>
         <w:rPr>
           <w:rFonts w:hint="default"/>
@@ -924,13 +1000,17 @@
       </w:pPr>
       <w:r>
         <w:rPr>
-          <w:b/>
+          <w:rFonts w:eastAsia="宋体" w:ascii="Times New Roman" w:hAnsi="Times New Roman"/>
+          <w:b/>
+          <w:sz w:val="20"/>
         </w:rPr>
         <w:t>策划工具：</w:t>
       </w:r>
       <w:r>
         <w:rPr>
+          <w:rFonts w:eastAsia="宋体" w:ascii="Times New Roman" w:hAnsi="Times New Roman"/>
           <w:b w:val="0"/>
+          <w:sz w:val="20"/>
         </w:rPr>
         <w:t>Office 三件套（Word/Excel/PPT）、Axure（原型图）、XMind（思维导图），熟悉需求文档与配置表的规范写法</w:t>
       </w:r>
@@ -941,7 +1021,7 @@
           <w:ilvl w:val="0"/>
           <w:numId w:val="0"/>
         </w:numPr>
-        <w:spacing w:line="317" w:lineRule="exact"/>
+        <w:spacing w:line="276" w:lineRule="auto" w:before="0" w:after="80"/>
         <w:jc w:val="left"/>
         <w:rPr>
           <w:rFonts w:hint="eastAsia"/>
@@ -951,13 +1031,17 @@
       </w:pPr>
       <w:r>
         <w:rPr>
-          <w:b/>
+          <w:rFonts w:eastAsia="宋体" w:ascii="Times New Roman" w:hAnsi="Times New Roman"/>
+          <w:b/>
+          <w:sz w:val="20"/>
         </w:rPr>
         <w:t>AI 工具：</w:t>
       </w:r>
       <w:r>
         <w:rPr>
+          <w:rFonts w:eastAsia="宋体" w:ascii="Times New Roman" w:hAnsi="Times New Roman"/>
           <w:b w:val="0"/>
+          <w:sz w:val="20"/>
         </w:rPr>
         <w:t>熟练运用 AI Agent 辅助策划工作（资料检索、数据核查、文档生成与流程自动化），并能用 AI 生成界面示意图与流程图，支撑多份作品集的产出</w:t>
       </w:r>
@@ -968,7 +1052,7 @@
           <w:ilvl w:val="0"/>
           <w:numId w:val="0"/>
         </w:numPr>
-        <w:spacing w:line="317" w:lineRule="exact"/>
+        <w:spacing w:line="276" w:lineRule="auto" w:before="0" w:after="80"/>
         <w:jc w:val="left"/>
         <w:rPr>
           <w:sz w:val="18"/>
@@ -976,13 +1060,17 @@
       </w:pPr>
       <w:r>
         <w:rPr>
-          <w:b/>
+          <w:rFonts w:eastAsia="宋体" w:ascii="Times New Roman" w:hAnsi="Times New Roman"/>
+          <w:b/>
+          <w:sz w:val="20"/>
         </w:rPr>
         <w:t>文化底蕴：</w:t>
       </w:r>
       <w:r>
         <w:rPr>
+          <w:rFonts w:eastAsia="宋体" w:ascii="Times New Roman" w:hAnsi="Times New Roman"/>
           <w:b w:val="0"/>
+          <w:sz w:val="20"/>
         </w:rPr>
         <w:t>二次元品类长期深度体验（星铁、第七史诗），对武侠与仙侠题材有持续涉猎，便于参与国风题材的系统与叙事设计</w:t>
       </w:r>
@@ -993,7 +1081,7 @@
           <w:ilvl w:val="0"/>
           <w:numId w:val="0"/>
         </w:numPr>
-        <w:spacing w:line="317" w:lineRule="exact"/>
+        <w:spacing w:line="276" w:lineRule="auto" w:before="0" w:after="80"/>
         <w:jc w:val="left"/>
         <w:rPr>
           <w:sz w:val="18"/>
@@ -1001,13 +1089,17 @@
       </w:pPr>
       <w:r>
         <w:rPr>
-          <w:b/>
+          <w:rFonts w:eastAsia="宋体" w:ascii="Times New Roman" w:hAnsi="Times New Roman"/>
+          <w:b/>
+          <w:sz w:val="20"/>
         </w:rPr>
         <w:t>素质能力：</w:t>
       </w:r>
       <w:r>
         <w:rPr>
+          <w:rFonts w:eastAsia="宋体" w:ascii="Times New Roman" w:hAnsi="Times New Roman"/>
           <w:b w:val="0"/>
+          <w:sz w:val="20"/>
         </w:rPr>
         <w:t>写作能力强（多份万字级拆解案），概率与数值计算扎实，审美在线</w:t>
       </w:r>
@@ -1018,7 +1110,7 @@
           <w:ilvl w:val="0"/>
           <w:numId w:val="0"/>
         </w:numPr>
-        <w:spacing w:line="317" w:lineRule="exact"/>
+        <w:spacing w:line="276" w:lineRule="auto" w:before="0" w:after="80"/>
         <w:jc w:val="left"/>
         <w:rPr>
           <w:rFonts w:hint="eastAsia"/>
@@ -1030,10 +1122,10 @@
       </w:pPr>
       <w:r>
         <w:rPr>
-          <w:rFonts w:hint="eastAsia"/>
+          <w:rFonts w:hint="eastAsia" w:eastAsia="宋体" w:ascii="Times New Roman" w:hAnsi="Times New Roman"/>
           <w:b/>
           <w:bCs/>
-          <w:sz w:val="18"/>
+          <w:sz w:val="20"/>
           <w:lang w:val="en-US" w:eastAsia="zh-CN"/>
         </w:rPr>
         <w:t>数据和运营：掌握数值模拟、端点反推等分析方法，理解留存、付费率、LTV 等核心运营指标的口径与用途</w:t>
@@ -1062,9 +1154,9 @@
     </w:p>
     <w:p>
       <w:pPr>
-        <w:spacing w:line="317" w:lineRule="exact"/>
+        <w:spacing w:line="276" w:lineRule="auto" w:before="200" w:after="80"/>
         <w:ind w:left="120"/>
-        <w:jc w:val="both"/>
+        <w:jc w:val="left"/>
         <w:rPr>
           <w:rFonts w:hint="default"/>
           <w:b/>
@@ -1074,6 +1166,9 @@
       </w:pPr>
       <w:r>
         <w:rPr>
+          <w:rFonts w:eastAsia="黑体" w:ascii="黑体" w:hAnsi="黑体"/>
+          <w:b/>
+          <w:sz w:val="24"/>
           <w:lang w:eastAsia="zh-CN"/>
         </w:rPr>
         <w:t>项目经历</w:t>
@@ -1081,7 +1176,7 @@
     </w:p>
     <w:p>
       <w:pPr>
-        <w:spacing w:line="317" w:lineRule="exact"/>
+        <w:spacing w:line="276" w:lineRule="auto" w:before="0" w:after="80"/>
         <w:jc w:val="left"/>
         <w:rPr>
           <w:b w:val="0"/>
@@ -1093,9 +1188,10 @@
       </w:pPr>
       <w:r>
         <w:rPr>
-          <w:b/>
-          <w:bCs w:val="0"/>
-          <w:sz w:val="18"/>
+          <w:rFonts w:eastAsia="宋体" w:ascii="Times New Roman" w:hAnsi="Times New Roman"/>
+          <w:b/>
+          <w:bCs w:val="0"/>
+          <w:sz w:val="20"/>
           <w:szCs w:val="18"/>
           <w:lang w:eastAsia="zh-CN"/>
         </w:rPr>
@@ -1103,9 +1199,10 @@
       </w:r>
       <w:r>
         <w:rPr>
-          <w:b/>
-          <w:bCs w:val="0"/>
-          <w:sz w:val="18"/>
+          <w:rFonts w:eastAsia="宋体" w:ascii="Times New Roman" w:hAnsi="Times New Roman"/>
+          <w:b/>
+          <w:bCs w:val="0"/>
+          <w:sz w:val="20"/>
           <w:szCs w:val="18"/>
           <w:lang w:eastAsia="zh-CN"/>
         </w:rPr>
@@ -1113,9 +1210,10 @@
       </w:r>
       <w:r>
         <w:rPr>
-          <w:b/>
-          <w:bCs w:val="0"/>
-          <w:sz w:val="18"/>
+          <w:rFonts w:eastAsia="宋体" w:ascii="Times New Roman" w:hAnsi="Times New Roman"/>
+          <w:b/>
+          <w:bCs w:val="0"/>
+          <w:sz w:val="20"/>
           <w:szCs w:val="18"/>
           <w:lang w:eastAsia="zh-CN"/>
         </w:rPr>
@@ -1123,9 +1221,10 @@
       </w:r>
       <w:r>
         <w:rPr>
-          <w:b/>
-          <w:bCs w:val="0"/>
-          <w:sz w:val="18"/>
+          <w:rFonts w:eastAsia="宋体" w:ascii="Times New Roman" w:hAnsi="Times New Roman"/>
+          <w:b/>
+          <w:bCs w:val="0"/>
+          <w:sz w:val="20"/>
           <w:szCs w:val="18"/>
           <w:lang w:eastAsia="zh-CN"/>
         </w:rPr>
@@ -1133,9 +1232,10 @@
       </w:r>
       <w:r>
         <w:rPr>
-          <w:b/>
-          <w:bCs w:val="0"/>
-          <w:sz w:val="18"/>
+          <w:rFonts w:eastAsia="宋体" w:ascii="Times New Roman" w:hAnsi="Times New Roman"/>
+          <w:b/>
+          <w:bCs w:val="0"/>
+          <w:sz w:val="20"/>
           <w:szCs w:val="18"/>
           <w:lang w:eastAsia="zh-CN"/>
         </w:rPr>
@@ -1143,9 +1243,10 @@
       </w:r>
       <w:r>
         <w:rPr>
-          <w:b/>
-          <w:bCs w:val="0"/>
-          <w:sz w:val="18"/>
+          <w:rFonts w:eastAsia="宋体" w:ascii="Times New Roman" w:hAnsi="Times New Roman"/>
+          <w:b/>
+          <w:bCs w:val="0"/>
+          <w:sz w:val="20"/>
           <w:szCs w:val="18"/>
           <w:lang w:eastAsia="zh-CN"/>
         </w:rPr>
@@ -1153,9 +1254,10 @@
       </w:r>
       <w:r>
         <w:rPr>
-          <w:b/>
-          <w:bCs w:val="0"/>
-          <w:sz w:val="18"/>
+          <w:rFonts w:eastAsia="宋体" w:ascii="Times New Roman" w:hAnsi="Times New Roman"/>
+          <w:b/>
+          <w:bCs w:val="0"/>
+          <w:sz w:val="20"/>
           <w:szCs w:val="18"/>
           <w:lang w:eastAsia="zh-CN"/>
         </w:rPr>
@@ -1163,9 +1265,10 @@
       </w:r>
       <w:r>
         <w:rPr>
-          <w:b/>
-          <w:bCs w:val="0"/>
-          <w:sz w:val="18"/>
+          <w:rFonts w:eastAsia="宋体" w:ascii="Times New Roman" w:hAnsi="Times New Roman"/>
+          <w:b/>
+          <w:bCs w:val="0"/>
+          <w:sz w:val="20"/>
           <w:szCs w:val="18"/>
           <w:lang w:eastAsia="zh-CN"/>
         </w:rPr>
@@ -1173,9 +1276,10 @@
       </w:r>
       <w:r>
         <w:rPr>
-          <w:b/>
-          <w:bCs w:val="0"/>
-          <w:sz w:val="18"/>
+          <w:rFonts w:eastAsia="宋体" w:ascii="Times New Roman" w:hAnsi="Times New Roman"/>
+          <w:b/>
+          <w:bCs w:val="0"/>
+          <w:sz w:val="20"/>
           <w:szCs w:val="18"/>
           <w:lang w:eastAsia="zh-CN"/>
         </w:rPr>
@@ -1183,9 +1287,10 @@
       </w:r>
       <w:r>
         <w:rPr>
-          <w:b/>
-          <w:bCs w:val="0"/>
-          <w:sz w:val="18"/>
+          <w:rFonts w:eastAsia="宋体" w:ascii="Times New Roman" w:hAnsi="Times New Roman"/>
+          <w:b/>
+          <w:bCs w:val="0"/>
+          <w:sz w:val="20"/>
           <w:szCs w:val="18"/>
           <w:lang w:eastAsia="zh-CN"/>
         </w:rPr>
@@ -1193,15 +1298,21 @@
       </w:r>
       <w:r>
         <w:rPr>
-          <w:b/>
-          <w:bCs w:val="0"/>
-          <w:sz w:val="18"/>
+          <w:rFonts w:eastAsia="宋体" w:ascii="Times New Roman" w:hAnsi="Times New Roman"/>
+          <w:b/>
+          <w:bCs w:val="0"/>
+          <w:sz w:val="20"/>
           <w:szCs w:val="18"/>
           <w:lang w:eastAsia="zh-CN"/>
         </w:rPr>
         <w:t>3.输出期望成本曲线与四类玩家付费路径分析。</w:t>
       </w:r>
       <w:r>
+        <w:rPr>
+          <w:rFonts w:eastAsia="宋体" w:ascii="Times New Roman" w:hAnsi="Times New Roman"/>
+          <w:b w:val="0"/>
+          <w:sz w:val="20"/>
+        </w:rPr>
         <w:br/>
         <w:t>项目成果：沉淀出可复用的商业化系统拆解框架，覆盖兑换比例、保底结构、五层用户资源比较与账号保值分析。</w:t>
         <w:br/>
@@ -1210,8 +1321,8 @@
     </w:p>
     <w:p>
       <w:pPr>
-        <w:spacing w:line="317" w:lineRule="exact"/>
-        <w:jc w:val="both"/>
+        <w:spacing w:line="276" w:lineRule="auto" w:before="0" w:after="80"/>
+        <w:jc w:val="left"/>
         <w:rPr>
           <w:b/>
           <w:bCs w:val="0"/>
@@ -1222,9 +1333,10 @@
       </w:pPr>
       <w:r>
         <w:rPr>
-          <w:b/>
-          <w:bCs w:val="0"/>
-          <w:sz w:val="18"/>
+          <w:rFonts w:eastAsia="宋体" w:ascii="Times New Roman" w:hAnsi="Times New Roman"/>
+          <w:b/>
+          <w:bCs w:val="0"/>
+          <w:sz w:val="20"/>
           <w:szCs w:val="18"/>
           <w:lang w:eastAsia="zh-CN"/>
         </w:rPr>
@@ -1233,7 +1345,7 @@
     </w:p>
     <w:p>
       <w:pPr>
-        <w:spacing w:line="317" w:lineRule="exact"/>
+        <w:spacing w:line="276" w:lineRule="auto" w:before="0" w:after="80"/>
         <w:jc w:val="left"/>
         <w:rPr>
           <w:b w:val="0"/>
@@ -1245,9 +1357,10 @@
       </w:pPr>
       <w:r>
         <w:rPr>
-          <w:b/>
-          <w:bCs w:val="0"/>
-          <w:sz w:val="18"/>
+          <w:rFonts w:eastAsia="宋体" w:ascii="Times New Roman" w:hAnsi="Times New Roman"/>
+          <w:b/>
+          <w:bCs w:val="0"/>
+          <w:sz w:val="20"/>
           <w:szCs w:val="18"/>
           <w:lang w:eastAsia="zh-CN"/>
         </w:rPr>
@@ -1255,9 +1368,10 @@
       </w:r>
       <w:r>
         <w:rPr>
-          <w:b/>
-          <w:bCs w:val="0"/>
-          <w:sz w:val="18"/>
+          <w:rFonts w:eastAsia="宋体" w:ascii="Times New Roman" w:hAnsi="Times New Roman"/>
+          <w:b/>
+          <w:bCs w:val="0"/>
+          <w:sz w:val="20"/>
           <w:szCs w:val="18"/>
           <w:lang w:eastAsia="zh-CN"/>
         </w:rPr>
@@ -1265,9 +1379,10 @@
       </w:r>
       <w:r>
         <w:rPr>
-          <w:b/>
-          <w:bCs w:val="0"/>
-          <w:sz w:val="18"/>
+          <w:rFonts w:eastAsia="宋体" w:ascii="Times New Roman" w:hAnsi="Times New Roman"/>
+          <w:b/>
+          <w:bCs w:val="0"/>
+          <w:sz w:val="20"/>
           <w:szCs w:val="18"/>
           <w:lang w:eastAsia="zh-CN"/>
         </w:rPr>
@@ -1275,9 +1390,10 @@
       </w:r>
       <w:r>
         <w:rPr>
-          <w:b/>
-          <w:bCs w:val="0"/>
-          <w:sz w:val="18"/>
+          <w:rFonts w:eastAsia="宋体" w:ascii="Times New Roman" w:hAnsi="Times New Roman"/>
+          <w:b/>
+          <w:bCs w:val="0"/>
+          <w:sz w:val="20"/>
           <w:szCs w:val="18"/>
           <w:lang w:eastAsia="zh-CN"/>
         </w:rPr>
@@ -1285,9 +1401,10 @@
       </w:r>
       <w:r>
         <w:rPr>
-          <w:b/>
-          <w:bCs w:val="0"/>
-          <w:sz w:val="18"/>
+          <w:rFonts w:eastAsia="宋体" w:ascii="Times New Roman" w:hAnsi="Times New Roman"/>
+          <w:b/>
+          <w:bCs w:val="0"/>
+          <w:sz w:val="20"/>
           <w:szCs w:val="18"/>
           <w:lang w:eastAsia="zh-CN"/>
         </w:rPr>
@@ -1295,9 +1412,10 @@
       </w:r>
       <w:r>
         <w:rPr>
-          <w:b/>
-          <w:bCs w:val="0"/>
-          <w:sz w:val="18"/>
+          <w:rFonts w:eastAsia="宋体" w:ascii="Times New Roman" w:hAnsi="Times New Roman"/>
+          <w:b/>
+          <w:bCs w:val="0"/>
+          <w:sz w:val="20"/>
           <w:szCs w:val="18"/>
           <w:lang w:eastAsia="zh-CN"/>
         </w:rPr>
@@ -1305,15 +1423,21 @@
       </w:r>
       <w:r>
         <w:rPr>
-          <w:b/>
-          <w:bCs w:val="0"/>
-          <w:sz w:val="18"/>
+          <w:rFonts w:eastAsia="宋体" w:ascii="Times New Roman" w:hAnsi="Times New Roman"/>
+          <w:b/>
+          <w:bCs w:val="0"/>
+          <w:sz w:val="20"/>
           <w:szCs w:val="18"/>
           <w:lang w:eastAsia="zh-CN"/>
         </w:rPr>
         <w:t>2.完成 13 张界面示意图与完整目录，形成可直接评审的成体系策划案。</w:t>
       </w:r>
       <w:r>
+        <w:rPr>
+          <w:rFonts w:eastAsia="宋体" w:ascii="Times New Roman" w:hAnsi="Times New Roman"/>
+          <w:b w:val="0"/>
+          <w:sz w:val="20"/>
+        </w:rPr>
         <w:br/>
         <w:t>项目成果：形成从边界规则到参数校验闭环的完整原创策划案，并与实习期的卡牌抽卡系统经验互相印证，验证方法论的可迁移性。</w:t>
         <w:br/>
@@ -1322,8 +1446,8 @@
     </w:p>
     <w:p>
       <w:pPr>
-        <w:spacing w:line="317" w:lineRule="exact"/>
-        <w:jc w:val="both"/>
+        <w:spacing w:line="276" w:lineRule="auto" w:before="0" w:after="80"/>
+        <w:jc w:val="left"/>
         <w:rPr>
           <w:b w:val="0"/>
           <w:bCs/>
@@ -1334,9 +1458,10 @@
       </w:pPr>
       <w:r>
         <w:rPr>
-          <w:b/>
-          <w:bCs w:val="0"/>
-          <w:sz w:val="18"/>
+          <w:rFonts w:eastAsia="宋体" w:ascii="Times New Roman" w:hAnsi="Times New Roman"/>
+          <w:b/>
+          <w:bCs w:val="0"/>
+          <w:sz w:val="20"/>
           <w:szCs w:val="18"/>
           <w:lang w:eastAsia="zh-CN"/>
         </w:rPr>
@@ -1345,7 +1470,7 @@
     </w:p>
     <w:p>
       <w:pPr>
-        <w:spacing w:line="317" w:lineRule="exact"/>
+        <w:spacing w:line="276" w:lineRule="auto" w:before="0" w:after="80"/>
         <w:jc w:val="left"/>
         <w:rPr>
           <w:b w:val="0"/>
@@ -1357,9 +1482,10 @@
       </w:pPr>
       <w:r>
         <w:rPr>
-          <w:b/>
-          <w:bCs w:val="0"/>
-          <w:sz w:val="18"/>
+          <w:rFonts w:eastAsia="宋体" w:ascii="Times New Roman" w:hAnsi="Times New Roman"/>
+          <w:b/>
+          <w:bCs w:val="0"/>
+          <w:sz w:val="20"/>
           <w:szCs w:val="18"/>
           <w:lang w:eastAsia="zh-CN"/>
         </w:rPr>
@@ -1367,9 +1493,10 @@
       </w:r>
       <w:r>
         <w:rPr>
-          <w:b/>
-          <w:bCs w:val="0"/>
-          <w:sz w:val="18"/>
+          <w:rFonts w:eastAsia="宋体" w:ascii="Times New Roman" w:hAnsi="Times New Roman"/>
+          <w:b/>
+          <w:bCs w:val="0"/>
+          <w:sz w:val="20"/>
           <w:szCs w:val="18"/>
           <w:lang w:eastAsia="zh-CN"/>
         </w:rPr>
@@ -1377,9 +1504,10 @@
       </w:r>
       <w:r>
         <w:rPr>
-          <w:b/>
-          <w:bCs w:val="0"/>
-          <w:sz w:val="18"/>
+          <w:rFonts w:eastAsia="宋体" w:ascii="Times New Roman" w:hAnsi="Times New Roman"/>
+          <w:b/>
+          <w:bCs w:val="0"/>
+          <w:sz w:val="20"/>
           <w:szCs w:val="18"/>
           <w:lang w:eastAsia="zh-CN"/>
         </w:rPr>
@@ -1387,9 +1515,10 @@
       </w:r>
       <w:r>
         <w:rPr>
-          <w:b/>
-          <w:bCs w:val="0"/>
-          <w:sz w:val="18"/>
+          <w:rFonts w:eastAsia="宋体" w:ascii="Times New Roman" w:hAnsi="Times New Roman"/>
+          <w:b/>
+          <w:bCs w:val="0"/>
+          <w:sz w:val="20"/>
           <w:szCs w:val="18"/>
           <w:lang w:eastAsia="zh-CN"/>
         </w:rPr>
@@ -1397,9 +1526,10 @@
       </w:r>
       <w:r>
         <w:rPr>
-          <w:b/>
-          <w:bCs w:val="0"/>
-          <w:sz w:val="18"/>
+          <w:rFonts w:eastAsia="宋体" w:ascii="Times New Roman" w:hAnsi="Times New Roman"/>
+          <w:b/>
+          <w:bCs w:val="0"/>
+          <w:sz w:val="20"/>
           <w:szCs w:val="18"/>
           <w:lang w:eastAsia="zh-CN"/>
         </w:rPr>
@@ -1407,9 +1537,10 @@
       </w:r>
       <w:r>
         <w:rPr>
-          <w:b/>
-          <w:bCs w:val="0"/>
-          <w:sz w:val="18"/>
+          <w:rFonts w:eastAsia="宋体" w:ascii="Times New Roman" w:hAnsi="Times New Roman"/>
+          <w:b/>
+          <w:bCs w:val="0"/>
+          <w:sz w:val="20"/>
           <w:szCs w:val="18"/>
           <w:lang w:eastAsia="zh-CN"/>
         </w:rPr>
@@ -1417,15 +1548,21 @@
       </w:r>
       <w:r>
         <w:rPr>
-          <w:b/>
-          <w:bCs w:val="0"/>
-          <w:sz w:val="18"/>
+          <w:rFonts w:eastAsia="宋体" w:ascii="Times New Roman" w:hAnsi="Times New Roman"/>
+          <w:b/>
+          <w:bCs w:val="0"/>
+          <w:sz w:val="20"/>
           <w:szCs w:val="18"/>
           <w:lang w:eastAsia="zh-CN"/>
         </w:rPr>
         <w:t>2.以 121 抽硬保底为基准演算各层用户锁定限定角色的周期，沉淀商城分轨与分层定价的可复用方法。</w:t>
       </w:r>
       <w:r>
+        <w:rPr>
+          <w:rFonts w:eastAsia="宋体" w:ascii="Times New Roman" w:hAnsi="Times New Roman"/>
+          <w:b w:val="0"/>
+          <w:sz w:val="20"/>
+        </w:rPr>
         <w:br/>
         <w:t>项目成果：沉淀商城分轨与分层定价的可复用拆解方法，可直接迁移至其他卡牌 / 二次元品类的商业化分析。</w:t>
         <w:br/>
@@ -1434,8 +1571,8 @@
     </w:p>
     <w:p>
       <w:pPr>
-        <w:spacing w:line="317" w:lineRule="exact"/>
-        <w:jc w:val="both"/>
+        <w:spacing w:line="276" w:lineRule="auto" w:before="0" w:after="80"/>
+        <w:jc w:val="left"/>
         <w:rPr>
           <w:b w:val="0"/>
           <w:bCs/>
@@ -1446,9 +1583,10 @@
       </w:pPr>
       <w:r>
         <w:rPr>
-          <w:b/>
-          <w:bCs w:val="0"/>
-          <w:sz w:val="18"/>
+          <w:rFonts w:eastAsia="宋体" w:ascii="Times New Roman" w:hAnsi="Times New Roman"/>
+          <w:b/>
+          <w:bCs w:val="0"/>
+          <w:sz w:val="20"/>
           <w:szCs w:val="18"/>
           <w:lang w:eastAsia="zh-CN"/>
         </w:rPr>
@@ -1457,7 +1595,7 @@
     </w:p>
     <w:p>
       <w:pPr>
-        <w:spacing w:line="317" w:lineRule="exact"/>
+        <w:spacing w:line="276" w:lineRule="auto" w:before="0" w:after="80"/>
         <w:jc w:val="left"/>
         <w:rPr>
           <w:b w:val="0"/>
@@ -1469,9 +1607,10 @@
       </w:pPr>
       <w:r>
         <w:rPr>
-          <w:b/>
-          <w:bCs w:val="0"/>
-          <w:sz w:val="18"/>
+          <w:rFonts w:eastAsia="宋体" w:ascii="Times New Roman" w:hAnsi="Times New Roman"/>
+          <w:b/>
+          <w:bCs w:val="0"/>
+          <w:sz w:val="20"/>
           <w:szCs w:val="18"/>
           <w:lang w:eastAsia="zh-CN"/>
         </w:rPr>
@@ -1479,9 +1618,10 @@
       </w:r>
       <w:r>
         <w:rPr>
-          <w:b/>
-          <w:bCs w:val="0"/>
-          <w:sz w:val="18"/>
+          <w:rFonts w:eastAsia="宋体" w:ascii="Times New Roman" w:hAnsi="Times New Roman"/>
+          <w:b/>
+          <w:bCs w:val="0"/>
+          <w:sz w:val="20"/>
           <w:szCs w:val="18"/>
           <w:lang w:eastAsia="zh-CN"/>
         </w:rPr>
@@ -1489,15 +1629,21 @@
       </w:r>
       <w:r>
         <w:rPr>
-          <w:b/>
-          <w:bCs w:val="0"/>
-          <w:sz w:val="18"/>
+          <w:rFonts w:eastAsia="宋体" w:ascii="Times New Roman" w:hAnsi="Times New Roman"/>
+          <w:b/>
+          <w:bCs w:val="0"/>
+          <w:sz w:val="20"/>
           <w:szCs w:val="18"/>
           <w:lang w:eastAsia="zh-CN"/>
         </w:rPr>
         <w:t>负责内容：完成玩法规则拆解与体验分析，输出完整拆解文档。</w:t>
       </w:r>
       <w:r>
+        <w:rPr>
+          <w:rFonts w:eastAsia="宋体" w:ascii="Times New Roman" w:hAnsi="Times New Roman"/>
+          <w:b w:val="0"/>
+          <w:sz w:val="20"/>
+        </w:rPr>
         <w:br/>
         <w:t>项目成果：输出完整的 UGC 玩法拆解文档，验证拆解方法在 UGC 品类的泛化能力。</w:t>
         <w:br/>
@@ -1506,8 +1652,8 @@
     </w:p>
     <w:p>
       <w:pPr>
-        <w:spacing w:line="317" w:lineRule="exact"/>
-        <w:jc w:val="both"/>
+        <w:spacing w:line="276" w:lineRule="auto" w:before="0" w:after="80"/>
+        <w:jc w:val="left"/>
         <w:rPr>
           <w:rFonts w:hint="default"/>
           <w:b w:val="0"/>
@@ -1520,28 +1666,39 @@
       </w:pPr>
       <w:r>
         <w:rPr>
+          <w:rFonts w:hint="eastAsia" w:eastAsia="宋体" w:ascii="Times New Roman" w:hAnsi="Times New Roman"/>
+          <w:b w:val="0"/>
+          <w:bCs/>
+          <w:color w:val="0000FF"/>
+          <w:sz w:val="20"/>
+          <w:szCs w:val="18"/>
+          <w:lang w:val="en-US" w:eastAsia="zh-CN"/>
+        </w:rPr>
+        <w:t>个人主页（含全部作品与游戏经历）：https://helloworld33available.github.io/hyf-portfolio/</w:t>
+      </w:r>
+    </w:p>
+    <w:p>
+      <w:pPr>
+        <w:spacing w:line="317" w:lineRule="exact"/>
+        <w:jc w:val="both"/>
+        <w:rPr>
           <w:rFonts w:hint="eastAsia"/>
           <w:b w:val="0"/>
           <w:bCs/>
           <w:color w:val="0000FF"/>
           <w:sz w:val="18"/>
           <w:szCs w:val="18"/>
-          <w:lang w:val="en-US" w:eastAsia="zh-CN"/>
-        </w:rPr>
-        <w:t>个人主页（含全部作品与游戏经历）：https://helloworld33available.github.io/hyf-portfolio/</w:t>
-      </w:r>
+          <w:lang w:eastAsia="zh-CN"/>
+        </w:rPr>
+      </w:pPr>
     </w:p>
     <w:p>
       <w:pPr>
         <w:spacing w:line="317" w:lineRule="exact"/>
         <w:jc w:val="both"/>
         <w:rPr>
-          <w:rFonts w:hint="eastAsia"/>
-          <w:b w:val="0"/>
-          <w:bCs/>
-          <w:color w:val="0000FF"/>
-          <w:sz w:val="18"/>
-          <w:szCs w:val="18"/>
+          <w:b/>
+          <w:sz w:val="24"/>
           <w:lang w:eastAsia="zh-CN"/>
         </w:rPr>
       </w:pPr>
@@ -1559,31 +1716,21 @@
     </w:p>
     <w:p>
       <w:pPr>
-        <w:spacing w:line="317" w:lineRule="exact"/>
-        <w:jc w:val="both"/>
+        <w:spacing w:line="276" w:lineRule="auto" w:before="200" w:after="80"/>
+        <w:ind w:left="120"/>
+        <w:jc w:val="left"/>
         <w:rPr>
           <w:b/>
           <w:sz w:val="24"/>
           <w:lang w:eastAsia="zh-CN"/>
         </w:rPr>
       </w:pPr>
-    </w:p>
-    <w:p>
-      <w:pPr>
-        <w:spacing w:line="317" w:lineRule="exact"/>
-        <w:ind w:left="120"/>
-        <w:jc w:val="both"/>
-        <w:rPr>
-          <w:b/>
+      <w:r>
+        <w:rPr>
+          <w:rFonts w:hint="default" w:eastAsia="黑体" w:ascii="黑体" w:hAnsi="黑体"/>
+          <w:b/>
+          <w:bCs/>
           <w:sz w:val="24"/>
-          <w:lang w:eastAsia="zh-CN"/>
-        </w:rPr>
-      </w:pPr>
-      <w:r>
-        <w:rPr>
-          <w:rFonts w:hint="default"/>
-          <w:b/>
-          <w:bCs/>
           <w:lang w:val="en-US" w:eastAsia="zh-CN"/>
         </w:rPr>
         <w:drawing>
@@ -1645,15 +1792,17 @@
       </w:r>
       <w:r>
         <w:rPr>
-          <w:rFonts w:hint="eastAsia"/>
+          <w:rFonts w:hint="eastAsia" w:eastAsia="黑体" w:ascii="黑体" w:hAnsi="黑体"/>
           <w:b/>
           <w:bCs/>
+          <w:sz w:val="24"/>
           <w:lang w:val="en-US" w:eastAsia="zh-CN"/>
         </w:rPr>
         <w:t>游戏</w:t>
       </w:r>
       <w:r>
         <w:rPr>
+          <w:rFonts w:eastAsia="黑体" w:ascii="黑体" w:hAnsi="黑体"/>
           <w:b/>
           <w:sz w:val="24"/>
           <w:lang w:eastAsia="zh-CN"/>
@@ -1730,12 +1879,14 @@
           </w:tcPr>
           <w:p>
             <w:pPr>
-              <w:jc w:val="both"/>
-            </w:pPr>
-            <w:r>
-              <w:rPr>
-                <w:rFonts w:ascii="宋体" w:hAnsi="宋体" w:eastAsia="宋体"/>
-                <w:sz w:val="18"/>
+              <w:spacing w:before="0" w:after="0" w:line="264" w:lineRule="auto"/>
+              <w:jc w:val="left"/>
+            </w:pPr>
+            <w:r>
+              <w:rPr>
+                <w:rFonts w:ascii="黑体" w:hAnsi="黑体" w:eastAsia="黑体"/>
+                <w:b/>
+                <w:sz w:val="20"/>
               </w:rPr>
               <w:t>游戏类型</w:t>
             </w:r>
@@ -1748,12 +1899,14 @@
           </w:tcPr>
           <w:p>
             <w:pPr>
-              <w:jc w:val="both"/>
-            </w:pPr>
-            <w:r>
-              <w:rPr>
-                <w:rFonts w:ascii="宋体" w:hAnsi="宋体" w:eastAsia="宋体"/>
-                <w:sz w:val="18"/>
+              <w:spacing w:before="0" w:after="0" w:line="264" w:lineRule="auto"/>
+              <w:jc w:val="left"/>
+            </w:pPr>
+            <w:r>
+              <w:rPr>
+                <w:rFonts w:ascii="黑体" w:hAnsi="黑体" w:eastAsia="黑体"/>
+                <w:b/>
+                <w:sz w:val="20"/>
               </w:rPr>
               <w:t>游戏名称</w:t>
             </w:r>
@@ -1766,12 +1919,14 @@
           </w:tcPr>
           <w:p>
             <w:pPr>
-              <w:jc w:val="both"/>
-            </w:pPr>
-            <w:r>
-              <w:rPr>
-                <w:rFonts w:ascii="宋体" w:hAnsi="宋体" w:eastAsia="宋体"/>
-                <w:sz w:val="18"/>
+              <w:spacing w:before="0" w:after="0" w:line="264" w:lineRule="auto"/>
+              <w:jc w:val="left"/>
+            </w:pPr>
+            <w:r>
+              <w:rPr>
+                <w:rFonts w:ascii="黑体" w:hAnsi="黑体" w:eastAsia="黑体"/>
+                <w:b/>
+                <w:sz w:val="20"/>
               </w:rPr>
               <w:t>游戏时长（h）</w:t>
             </w:r>
@@ -1784,12 +1939,14 @@
           </w:tcPr>
           <w:p>
             <w:pPr>
-              <w:jc w:val="both"/>
-            </w:pPr>
-            <w:r>
-              <w:rPr>
-                <w:rFonts w:ascii="宋体" w:hAnsi="宋体" w:eastAsia="宋体"/>
-                <w:sz w:val="18"/>
+              <w:spacing w:before="0" w:after="0" w:line="264" w:lineRule="auto"/>
+              <w:jc w:val="left"/>
+            </w:pPr>
+            <w:r>
+              <w:rPr>
+                <w:rFonts w:ascii="黑体" w:hAnsi="黑体" w:eastAsia="黑体"/>
+                <w:b/>
+                <w:sz w:val="20"/>
               </w:rPr>
               <w:t>游戏成就</w:t>
             </w:r>
@@ -1801,7 +1958,16 @@
             <w:vAlign w:val="center"/>
           </w:tcPr>
           <w:p>
-            <w:r>
+            <w:pPr>
+              <w:spacing w:before="0" w:after="0" w:line="264" w:lineRule="auto"/>
+              <w:jc w:val="left"/>
+            </w:pPr>
+            <w:r>
+              <w:rPr>
+                <w:rFonts w:eastAsia="黑体" w:ascii="黑体" w:hAnsi="黑体"/>
+                <w:b/>
+                <w:sz w:val="20"/>
+              </w:rPr>
               <w:t>策划视角</w:t>
             </w:r>
           </w:p>
@@ -1835,12 +2001,14 @@
           </w:tcPr>
           <w:p>
             <w:pPr>
-              <w:jc w:val="both"/>
-            </w:pPr>
-            <w:r>
-              <w:rPr>
-                <w:rFonts w:ascii="宋体" w:hAnsi="宋体" w:eastAsia="宋体"/>
-                <w:sz w:val="18"/>
+              <w:spacing w:before="0" w:after="0" w:line="264" w:lineRule="auto"/>
+              <w:jc w:val="left"/>
+            </w:pPr>
+            <w:r>
+              <w:rPr>
+                <w:rFonts w:ascii="Times New Roman" w:hAnsi="Times New Roman" w:eastAsia="宋体"/>
+                <w:b w:val="0"/>
+                <w:sz w:val="20"/>
               </w:rPr>
               <w:t>沙盒建造</w:t>
             </w:r>
@@ -1853,12 +2021,14 @@
           </w:tcPr>
           <w:p>
             <w:pPr>
-              <w:jc w:val="both"/>
-            </w:pPr>
-            <w:r>
-              <w:rPr>
-                <w:rFonts w:ascii="宋体" w:hAnsi="宋体" w:eastAsia="宋体"/>
-                <w:sz w:val="18"/>
+              <w:spacing w:before="0" w:after="0" w:line="264" w:lineRule="auto"/>
+              <w:jc w:val="left"/>
+            </w:pPr>
+            <w:r>
+              <w:rPr>
+                <w:rFonts w:ascii="Times New Roman" w:hAnsi="Times New Roman" w:eastAsia="宋体"/>
+                <w:b w:val="0"/>
+                <w:sz w:val="20"/>
               </w:rPr>
               <w:t>我的世界（手游版）</w:t>
             </w:r>
@@ -1871,12 +2041,14 @@
           </w:tcPr>
           <w:p>
             <w:pPr>
-              <w:jc w:val="both"/>
-            </w:pPr>
-            <w:r>
-              <w:rPr>
-                <w:rFonts w:ascii="宋体" w:hAnsi="宋体" w:eastAsia="宋体"/>
-                <w:sz w:val="18"/>
+              <w:spacing w:before="0" w:after="0" w:line="264" w:lineRule="auto"/>
+              <w:jc w:val="left"/>
+            </w:pPr>
+            <w:r>
+              <w:rPr>
+                <w:rFonts w:ascii="Times New Roman" w:hAnsi="Times New Roman" w:eastAsia="宋体"/>
+                <w:b w:val="0"/>
+                <w:sz w:val="20"/>
               </w:rPr>
               <w:t>2025</w:t>
             </w:r>
@@ -1889,12 +2061,14 @@
           </w:tcPr>
           <w:p>
             <w:pPr>
-              <w:jc w:val="both"/>
-            </w:pPr>
-            <w:r>
-              <w:rPr>
-                <w:rFonts w:ascii="宋体" w:hAnsi="宋体" w:eastAsia="宋体"/>
-                <w:sz w:val="18"/>
+              <w:spacing w:before="0" w:after="0" w:line="264" w:lineRule="auto"/>
+              <w:jc w:val="left"/>
+            </w:pPr>
+            <w:r>
+              <w:rPr>
+                <w:rFonts w:ascii="Times New Roman" w:hAnsi="Times New Roman" w:eastAsia="宋体"/>
+                <w:b w:val="0"/>
+                <w:sz w:val="20"/>
               </w:rPr>
               <w:t>长期生存建造档，大型建筑与自动化系统搭建</w:t>
             </w:r>
@@ -1906,7 +2080,16 @@
             <w:vAlign w:val="center"/>
           </w:tcPr>
           <w:p>
-            <w:r>
+            <w:pPr>
+              <w:spacing w:before="0" w:after="0" w:line="264" w:lineRule="auto"/>
+              <w:jc w:val="left"/>
+            </w:pPr>
+            <w:r>
+              <w:rPr>
+                <w:rFonts w:eastAsia="宋体" w:ascii="Times New Roman" w:hAnsi="Times New Roman"/>
+                <w:b w:val="0"/>
+                <w:sz w:val="20"/>
+              </w:rPr>
               <w:t>长期研究方块逻辑与红石机关，观察长线系统构建与象征性消费设计</w:t>
             </w:r>
           </w:p>
@@ -1940,12 +2123,14 @@
           </w:tcPr>
           <w:p>
             <w:pPr>
-              <w:jc w:val="both"/>
-            </w:pPr>
-            <w:r>
-              <w:rPr>
-                <w:rFonts w:ascii="宋体" w:hAnsi="宋体" w:eastAsia="宋体"/>
-                <w:sz w:val="18"/>
+              <w:spacing w:before="0" w:after="0" w:line="264" w:lineRule="auto"/>
+              <w:jc w:val="left"/>
+            </w:pPr>
+            <w:r>
+              <w:rPr>
+                <w:rFonts w:ascii="Times New Roman" w:hAnsi="Times New Roman" w:eastAsia="宋体"/>
+                <w:b w:val="0"/>
+                <w:sz w:val="20"/>
               </w:rPr>
               <w:t>MOBA</w:t>
             </w:r>
@@ -1958,12 +2143,14 @@
           </w:tcPr>
           <w:p>
             <w:pPr>
-              <w:jc w:val="both"/>
-            </w:pPr>
-            <w:r>
-              <w:rPr>
-                <w:rFonts w:ascii="宋体" w:hAnsi="宋体" w:eastAsia="宋体"/>
-                <w:sz w:val="18"/>
+              <w:spacing w:before="0" w:after="0" w:line="264" w:lineRule="auto"/>
+              <w:jc w:val="left"/>
+            </w:pPr>
+            <w:r>
+              <w:rPr>
+                <w:rFonts w:ascii="Times New Roman" w:hAnsi="Times New Roman" w:eastAsia="宋体"/>
+                <w:b w:val="0"/>
+                <w:sz w:val="20"/>
               </w:rPr>
               <w:t>英雄联盟</w:t>
             </w:r>
@@ -1976,12 +2163,14 @@
           </w:tcPr>
           <w:p>
             <w:pPr>
-              <w:jc w:val="both"/>
-            </w:pPr>
-            <w:r>
-              <w:rPr>
-                <w:rFonts w:ascii="宋体" w:hAnsi="宋体" w:eastAsia="宋体"/>
-                <w:sz w:val="18"/>
+              <w:spacing w:before="0" w:after="0" w:line="264" w:lineRule="auto"/>
+              <w:jc w:val="left"/>
+            </w:pPr>
+            <w:r>
+              <w:rPr>
+                <w:rFonts w:ascii="Times New Roman" w:hAnsi="Times New Roman" w:eastAsia="宋体"/>
+                <w:b w:val="0"/>
+                <w:sz w:val="20"/>
               </w:rPr>
               <w:t>10000+</w:t>
             </w:r>
@@ -1994,12 +2183,14 @@
           </w:tcPr>
           <w:p>
             <w:pPr>
-              <w:jc w:val="both"/>
-            </w:pPr>
-            <w:r>
-              <w:rPr>
-                <w:rFonts w:ascii="宋体" w:hAnsi="宋体" w:eastAsia="宋体"/>
-                <w:sz w:val="18"/>
+              <w:spacing w:before="0" w:after="0" w:line="264" w:lineRule="auto"/>
+              <w:jc w:val="left"/>
+            </w:pPr>
+            <w:r>
+              <w:rPr>
+                <w:rFonts w:ascii="Times New Roman" w:hAnsi="Times New Roman" w:eastAsia="宋体"/>
+                <w:b w:val="0"/>
+                <w:sz w:val="20"/>
               </w:rPr>
               <w:t>铂金段位</w:t>
             </w:r>
@@ -2011,7 +2202,16 @@
             <w:vAlign w:val="center"/>
           </w:tcPr>
           <w:p>
-            <w:r>
+            <w:pPr>
+              <w:spacing w:before="0" w:after="0" w:line="264" w:lineRule="auto"/>
+              <w:jc w:val="left"/>
+            </w:pPr>
+            <w:r>
+              <w:rPr>
+                <w:rFonts w:eastAsia="宋体" w:ascii="Times New Roman" w:hAnsi="Times New Roman"/>
+                <w:b w:val="0"/>
+                <w:sz w:val="20"/>
+              </w:rPr>
               <w:t>长线运营范本，持续关注英雄数值平衡与赛季系统迭代</w:t>
             </w:r>
           </w:p>
@@ -2045,12 +2245,14 @@
           </w:tcPr>
           <w:p>
             <w:pPr>
-              <w:jc w:val="both"/>
-            </w:pPr>
-            <w:r>
-              <w:rPr>
-                <w:rFonts w:ascii="宋体" w:hAnsi="宋体" w:eastAsia="宋体"/>
-                <w:sz w:val="18"/>
+              <w:spacing w:before="0" w:after="0" w:line="264" w:lineRule="auto"/>
+              <w:jc w:val="left"/>
+            </w:pPr>
+            <w:r>
+              <w:rPr>
+                <w:rFonts w:ascii="Times New Roman" w:hAnsi="Times New Roman" w:eastAsia="宋体"/>
+                <w:b w:val="0"/>
+                <w:sz w:val="20"/>
               </w:rPr>
               <w:t>战术射击</w:t>
             </w:r>
@@ -2063,12 +2265,14 @@
           </w:tcPr>
           <w:p>
             <w:pPr>
-              <w:jc w:val="both"/>
-            </w:pPr>
-            <w:r>
-              <w:rPr>
-                <w:rFonts w:ascii="宋体" w:hAnsi="宋体" w:eastAsia="宋体"/>
-                <w:sz w:val="18"/>
+              <w:spacing w:before="0" w:after="0" w:line="264" w:lineRule="auto"/>
+              <w:jc w:val="left"/>
+            </w:pPr>
+            <w:r>
+              <w:rPr>
+                <w:rFonts w:ascii="Times New Roman" w:hAnsi="Times New Roman" w:eastAsia="宋体"/>
+                <w:b w:val="0"/>
+                <w:sz w:val="20"/>
               </w:rPr>
               <w:t>无畏契约</w:t>
             </w:r>
@@ -2081,12 +2285,14 @@
           </w:tcPr>
           <w:p>
             <w:pPr>
-              <w:jc w:val="both"/>
-            </w:pPr>
-            <w:r>
-              <w:rPr>
-                <w:rFonts w:ascii="宋体" w:hAnsi="宋体" w:eastAsia="宋体"/>
-                <w:sz w:val="18"/>
+              <w:spacing w:before="0" w:after="0" w:line="264" w:lineRule="auto"/>
+              <w:jc w:val="left"/>
+            </w:pPr>
+            <w:r>
+              <w:rPr>
+                <w:rFonts w:ascii="Times New Roman" w:hAnsi="Times New Roman" w:eastAsia="宋体"/>
+                <w:b w:val="0"/>
+                <w:sz w:val="20"/>
               </w:rPr>
               <w:t>2000+</w:t>
             </w:r>
@@ -2099,12 +2305,14 @@
           </w:tcPr>
           <w:p>
             <w:pPr>
-              <w:jc w:val="both"/>
-            </w:pPr>
-            <w:r>
-              <w:rPr>
-                <w:rFonts w:ascii="宋体" w:hAnsi="宋体" w:eastAsia="宋体"/>
-                <w:sz w:val="18"/>
+              <w:spacing w:before="0" w:after="0" w:line="264" w:lineRule="auto"/>
+              <w:jc w:val="left"/>
+            </w:pPr>
+            <w:r>
+              <w:rPr>
+                <w:rFonts w:ascii="Times New Roman" w:hAnsi="Times New Roman" w:eastAsia="宋体"/>
+                <w:b w:val="0"/>
+                <w:sz w:val="20"/>
               </w:rPr>
               <w:t>超凡段位</w:t>
             </w:r>
@@ -2116,7 +2324,16 @@
             <w:vAlign w:val="center"/>
           </w:tcPr>
           <w:p>
-            <w:r>
+            <w:pPr>
+              <w:spacing w:before="0" w:after="0" w:line="264" w:lineRule="auto"/>
+              <w:jc w:val="left"/>
+            </w:pPr>
+            <w:r>
+              <w:rPr>
+                <w:rFonts w:eastAsia="宋体" w:ascii="Times New Roman" w:hAnsi="Times New Roman"/>
+                <w:b w:val="0"/>
+                <w:sz w:val="20"/>
+              </w:rPr>
               <w:t>战术射击的段位验证循环与角色解锁节奏</w:t>
             </w:r>
           </w:p>
@@ -2150,12 +2367,14 @@
           </w:tcPr>
           <w:p>
             <w:pPr>
-              <w:jc w:val="both"/>
-            </w:pPr>
-            <w:r>
-              <w:rPr>
-                <w:rFonts w:ascii="宋体" w:hAnsi="宋体" w:eastAsia="宋体"/>
-                <w:sz w:val="18"/>
+              <w:spacing w:before="0" w:after="0" w:line="264" w:lineRule="auto"/>
+              <w:jc w:val="left"/>
+            </w:pPr>
+            <w:r>
+              <w:rPr>
+                <w:rFonts w:ascii="Times New Roman" w:hAnsi="Times New Roman" w:eastAsia="宋体"/>
+                <w:b w:val="0"/>
+                <w:sz w:val="20"/>
               </w:rPr>
               <w:t>肉鸽合作动作</w:t>
             </w:r>
@@ -2168,12 +2387,14 @@
           </w:tcPr>
           <w:p>
             <w:pPr>
-              <w:jc w:val="both"/>
-            </w:pPr>
-            <w:r>
-              <w:rPr>
-                <w:rFonts w:ascii="宋体" w:hAnsi="宋体" w:eastAsia="宋体"/>
-                <w:sz w:val="18"/>
+              <w:spacing w:before="0" w:after="0" w:line="264" w:lineRule="auto"/>
+              <w:jc w:val="left"/>
+            </w:pPr>
+            <w:r>
+              <w:rPr>
+                <w:rFonts w:ascii="Times New Roman" w:hAnsi="Times New Roman" w:eastAsia="宋体"/>
+                <w:b w:val="0"/>
+                <w:sz w:val="20"/>
               </w:rPr>
               <w:t>艾尔登法环：黑夜君临</w:t>
             </w:r>
@@ -2186,12 +2407,14 @@
           </w:tcPr>
           <w:p>
             <w:pPr>
-              <w:jc w:val="both"/>
-            </w:pPr>
-            <w:r>
-              <w:rPr>
-                <w:rFonts w:ascii="宋体" w:hAnsi="宋体" w:eastAsia="宋体"/>
-                <w:sz w:val="18"/>
+              <w:spacing w:before="0" w:after="0" w:line="264" w:lineRule="auto"/>
+              <w:jc w:val="left"/>
+            </w:pPr>
+            <w:r>
+              <w:rPr>
+                <w:rFonts w:ascii="Times New Roman" w:hAnsi="Times New Roman" w:eastAsia="宋体"/>
+                <w:b w:val="0"/>
+                <w:sz w:val="20"/>
               </w:rPr>
               <w:t>1000+</w:t>
             </w:r>
@@ -2204,12 +2427,14 @@
           </w:tcPr>
           <w:p>
             <w:pPr>
-              <w:jc w:val="both"/>
-            </w:pPr>
-            <w:r>
-              <w:rPr>
-                <w:rFonts w:ascii="宋体" w:hAnsi="宋体" w:eastAsia="宋体"/>
-                <w:sz w:val="18"/>
+              <w:spacing w:before="0" w:after="0" w:line="264" w:lineRule="auto"/>
+              <w:jc w:val="left"/>
+            </w:pPr>
+            <w:r>
+              <w:rPr>
+                <w:rFonts w:ascii="Times New Roman" w:hAnsi="Times New Roman" w:eastAsia="宋体"/>
+                <w:b w:val="0"/>
+                <w:sz w:val="20"/>
               </w:rPr>
               <w:t>成就 35/37</w:t>
             </w:r>
@@ -2221,7 +2446,16 @@
             <w:vAlign w:val="center"/>
           </w:tcPr>
           <w:p>
-            <w:r>
+            <w:pPr>
+              <w:spacing w:before="0" w:after="0" w:line="264" w:lineRule="auto"/>
+              <w:jc w:val="left"/>
+            </w:pPr>
+            <w:r>
+              <w:rPr>
+                <w:rFonts w:eastAsia="宋体" w:ascii="Times New Roman" w:hAnsi="Times New Roman"/>
+                <w:b w:val="0"/>
+                <w:sz w:val="20"/>
+              </w:rPr>
               <w:t>局内随机构建与局外成长分离的共斗肉鸽设计</w:t>
             </w:r>
           </w:p>
@@ -2255,12 +2489,14 @@
           </w:tcPr>
           <w:p>
             <w:pPr>
-              <w:jc w:val="both"/>
-            </w:pPr>
-            <w:r>
-              <w:rPr>
-                <w:rFonts w:ascii="宋体" w:hAnsi="宋体" w:eastAsia="宋体"/>
-                <w:sz w:val="18"/>
+              <w:spacing w:before="0" w:after="0" w:line="264" w:lineRule="auto"/>
+              <w:jc w:val="left"/>
+            </w:pPr>
+            <w:r>
+              <w:rPr>
+                <w:rFonts w:ascii="Times New Roman" w:hAnsi="Times New Roman" w:eastAsia="宋体"/>
+                <w:b w:val="0"/>
+                <w:sz w:val="20"/>
               </w:rPr>
               <w:t>回合制RPG</w:t>
             </w:r>
@@ -2273,12 +2509,14 @@
           </w:tcPr>
           <w:p>
             <w:pPr>
-              <w:jc w:val="both"/>
-            </w:pPr>
-            <w:r>
-              <w:rPr>
-                <w:rFonts w:ascii="宋体" w:hAnsi="宋体" w:eastAsia="宋体"/>
-                <w:sz w:val="18"/>
+              <w:spacing w:before="0" w:after="0" w:line="264" w:lineRule="auto"/>
+              <w:jc w:val="left"/>
+            </w:pPr>
+            <w:r>
+              <w:rPr>
+                <w:rFonts w:ascii="Times New Roman" w:hAnsi="Times New Roman" w:eastAsia="宋体"/>
+                <w:b w:val="0"/>
+                <w:sz w:val="20"/>
               </w:rPr>
               <w:t>第七史诗</w:t>
             </w:r>
@@ -2291,12 +2529,14 @@
           </w:tcPr>
           <w:p>
             <w:pPr>
-              <w:jc w:val="both"/>
-            </w:pPr>
-            <w:r>
-              <w:rPr>
-                <w:rFonts w:ascii="宋体" w:hAnsi="宋体" w:eastAsia="宋体"/>
-                <w:sz w:val="18"/>
+              <w:spacing w:before="0" w:after="0" w:line="264" w:lineRule="auto"/>
+              <w:jc w:val="left"/>
+            </w:pPr>
+            <w:r>
+              <w:rPr>
+                <w:rFonts w:ascii="Times New Roman" w:hAnsi="Times New Roman" w:eastAsia="宋体"/>
+                <w:b w:val="0"/>
+                <w:sz w:val="20"/>
               </w:rPr>
               <w:t>约680</w:t>
             </w:r>
@@ -2309,12 +2549,14 @@
           </w:tcPr>
           <w:p>
             <w:pPr>
-              <w:jc w:val="both"/>
-            </w:pPr>
-            <w:r>
-              <w:rPr>
-                <w:rFonts w:ascii="宋体" w:hAnsi="宋体" w:eastAsia="宋体"/>
-                <w:sz w:val="18"/>
+              <w:spacing w:before="0" w:after="0" w:line="264" w:lineRule="auto"/>
+              <w:jc w:val="left"/>
+            </w:pPr>
+            <w:r>
+              <w:rPr>
+                <w:rFonts w:ascii="Times New Roman" w:hAnsi="Times New Roman" w:eastAsia="宋体"/>
+                <w:b w:val="0"/>
+                <w:sz w:val="20"/>
               </w:rPr>
               <w:t>双服合计，多赛季竞技场参与</w:t>
             </w:r>
@@ -2326,7 +2568,16 @@
             <w:vAlign w:val="center"/>
           </w:tcPr>
           <w:p>
-            <w:r>
+            <w:pPr>
+              <w:spacing w:before="0" w:after="0" w:line="264" w:lineRule="auto"/>
+              <w:jc w:val="left"/>
+            </w:pPr>
+            <w:r>
+              <w:rPr>
+                <w:rFonts w:eastAsia="宋体" w:ascii="Times New Roman" w:hAnsi="Times New Roman"/>
+                <w:b w:val="0"/>
+                <w:sz w:val="20"/>
+              </w:rPr>
               <w:t>装备词条随机与保底毕业节奏，长线养成的产出控制样本</w:t>
             </w:r>
           </w:p>
@@ -2358,12 +2609,14 @@
           </w:tcPr>
           <w:p>
             <w:pPr>
-              <w:jc w:val="both"/>
-            </w:pPr>
-            <w:r>
-              <w:rPr>
-                <w:rFonts w:ascii="宋体" w:hAnsi="宋体" w:eastAsia="宋体"/>
-                <w:sz w:val="18"/>
+              <w:spacing w:before="0" w:after="0" w:line="264" w:lineRule="auto"/>
+              <w:jc w:val="left"/>
+            </w:pPr>
+            <w:r>
+              <w:rPr>
+                <w:rFonts w:ascii="Times New Roman" w:hAnsi="Times New Roman" w:eastAsia="宋体"/>
+                <w:b w:val="0"/>
+                <w:sz w:val="20"/>
               </w:rPr>
               <w:t>卡牌策略</w:t>
             </w:r>
@@ -2375,12 +2628,14 @@
           </w:tcPr>
           <w:p>
             <w:pPr>
-              <w:jc w:val="both"/>
-            </w:pPr>
-            <w:r>
-              <w:rPr>
-                <w:rFonts w:ascii="宋体" w:hAnsi="宋体" w:eastAsia="宋体"/>
-                <w:sz w:val="18"/>
+              <w:spacing w:before="0" w:after="0" w:line="264" w:lineRule="auto"/>
+              <w:jc w:val="left"/>
+            </w:pPr>
+            <w:r>
+              <w:rPr>
+                <w:rFonts w:ascii="Times New Roman" w:hAnsi="Times New Roman" w:eastAsia="宋体"/>
+                <w:b w:val="0"/>
+                <w:sz w:val="20"/>
               </w:rPr>
               <w:t>炉石传说</w:t>
             </w:r>
@@ -2392,12 +2647,14 @@
           </w:tcPr>
           <w:p>
             <w:pPr>
-              <w:jc w:val="both"/>
-            </w:pPr>
-            <w:r>
-              <w:rPr>
-                <w:rFonts w:ascii="宋体" w:hAnsi="宋体" w:eastAsia="宋体"/>
-                <w:sz w:val="18"/>
+              <w:spacing w:before="0" w:after="0" w:line="264" w:lineRule="auto"/>
+              <w:jc w:val="left"/>
+            </w:pPr>
+            <w:r>
+              <w:rPr>
+                <w:rFonts w:ascii="Times New Roman" w:hAnsi="Times New Roman" w:eastAsia="宋体"/>
+                <w:b w:val="0"/>
+                <w:sz w:val="20"/>
               </w:rPr>
               <w:t>759</w:t>
             </w:r>
@@ -2409,12 +2666,14 @@
           </w:tcPr>
           <w:p>
             <w:pPr>
-              <w:jc w:val="both"/>
-            </w:pPr>
-            <w:r>
-              <w:rPr>
-                <w:rFonts w:ascii="宋体" w:hAnsi="宋体" w:eastAsia="宋体"/>
-                <w:sz w:val="18"/>
+              <w:spacing w:before="0" w:after="0" w:line="264" w:lineRule="auto"/>
+              <w:jc w:val="left"/>
+            </w:pPr>
+            <w:r>
+              <w:rPr>
+                <w:rFonts w:ascii="Times New Roman" w:hAnsi="Times New Roman" w:eastAsia="宋体"/>
+                <w:b w:val="0"/>
+                <w:sz w:val="20"/>
               </w:rPr>
               <w:t>多赛季天梯</w:t>
             </w:r>
@@ -2425,7 +2684,16 @@
             <w:tcW w:w="1627" w:type="dxa"/>
           </w:tcPr>
           <w:p>
-            <w:r>
+            <w:pPr>
+              <w:spacing w:before="0" w:after="0" w:line="264" w:lineRule="auto"/>
+              <w:jc w:val="left"/>
+            </w:pPr>
+            <w:r>
+              <w:rPr>
+                <w:rFonts w:eastAsia="宋体" w:ascii="Times New Roman" w:hAnsi="Times New Roman"/>
+                <w:b w:val="0"/>
+                <w:sz w:val="20"/>
+              </w:rPr>
               <w:t>卡牌经济的开包概率公示与资源分解循环</w:t>
             </w:r>
           </w:p>
@@ -2457,12 +2725,14 @@
           </w:tcPr>
           <w:p>
             <w:pPr>
-              <w:jc w:val="both"/>
-            </w:pPr>
-            <w:r>
-              <w:rPr>
-                <w:rFonts w:ascii="宋体" w:hAnsi="宋体" w:eastAsia="宋体"/>
-                <w:sz w:val="18"/>
+              <w:spacing w:before="0" w:after="0" w:line="264" w:lineRule="auto"/>
+              <w:jc w:val="left"/>
+            </w:pPr>
+            <w:r>
+              <w:rPr>
+                <w:rFonts w:ascii="Times New Roman" w:hAnsi="Times New Roman" w:eastAsia="宋体"/>
+                <w:b w:val="0"/>
+                <w:sz w:val="20"/>
               </w:rPr>
               <w:t>策略SLG</w:t>
             </w:r>
@@ -2474,12 +2744,14 @@
           </w:tcPr>
           <w:p>
             <w:pPr>
-              <w:jc w:val="both"/>
-            </w:pPr>
-            <w:r>
-              <w:rPr>
-                <w:rFonts w:ascii="宋体" w:hAnsi="宋体" w:eastAsia="宋体"/>
-                <w:sz w:val="18"/>
+              <w:spacing w:before="0" w:after="0" w:line="264" w:lineRule="auto"/>
+              <w:jc w:val="left"/>
+            </w:pPr>
+            <w:r>
+              <w:rPr>
+                <w:rFonts w:ascii="Times New Roman" w:hAnsi="Times New Roman" w:eastAsia="宋体"/>
+                <w:b w:val="0"/>
+                <w:sz w:val="20"/>
               </w:rPr>
               <w:t>率土之滨</w:t>
             </w:r>
@@ -2491,12 +2763,14 @@
           </w:tcPr>
           <w:p>
             <w:pPr>
-              <w:jc w:val="both"/>
-            </w:pPr>
-            <w:r>
-              <w:rPr>
-                <w:rFonts w:ascii="宋体" w:hAnsi="宋体" w:eastAsia="宋体"/>
-                <w:sz w:val="18"/>
+              <w:spacing w:before="0" w:after="0" w:line="264" w:lineRule="auto"/>
+              <w:jc w:val="left"/>
+            </w:pPr>
+            <w:r>
+              <w:rPr>
+                <w:rFonts w:ascii="Times New Roman" w:hAnsi="Times New Roman" w:eastAsia="宋体"/>
+                <w:b w:val="0"/>
+                <w:sz w:val="20"/>
               </w:rPr>
               <w:t>271</w:t>
             </w:r>
@@ -2508,12 +2782,14 @@
           </w:tcPr>
           <w:p>
             <w:pPr>
-              <w:jc w:val="both"/>
-            </w:pPr>
-            <w:r>
-              <w:rPr>
-                <w:rFonts w:ascii="宋体" w:hAnsi="宋体" w:eastAsia="宋体"/>
-                <w:sz w:val="18"/>
+              <w:spacing w:before="0" w:after="0" w:line="264" w:lineRule="auto"/>
+              <w:jc w:val="left"/>
+            </w:pPr>
+            <w:r>
+              <w:rPr>
+                <w:rFonts w:ascii="Times New Roman" w:hAnsi="Times New Roman" w:eastAsia="宋体"/>
+                <w:b w:val="0"/>
+                <w:sz w:val="20"/>
               </w:rPr>
               <w:t>赛季制联盟作战</w:t>
             </w:r>
@@ -2524,7 +2800,16 @@
             <w:tcW w:w="1627" w:type="dxa"/>
           </w:tcPr>
           <w:p>
-            <w:r>
+            <w:pPr>
+              <w:spacing w:before="0" w:after="0" w:line="264" w:lineRule="auto"/>
+              <w:jc w:val="left"/>
+            </w:pPr>
+            <w:r>
+              <w:rPr>
+                <w:rFonts w:eastAsia="宋体" w:ascii="Times New Roman" w:hAnsi="Times New Roman"/>
+                <w:b w:val="0"/>
+                <w:sz w:val="20"/>
+              </w:rPr>
               <w:t>SLG 赛季制重置与联盟协作的付费结构</w:t>
             </w:r>
           </w:p>
@@ -2556,12 +2841,14 @@
           </w:tcPr>
           <w:p>
             <w:pPr>
-              <w:jc w:val="both"/>
-            </w:pPr>
-            <w:r>
-              <w:rPr>
-                <w:rFonts w:ascii="宋体" w:hAnsi="宋体" w:eastAsia="宋体"/>
-                <w:sz w:val="18"/>
+              <w:spacing w:before="0" w:after="0" w:line="264" w:lineRule="auto"/>
+              <w:jc w:val="left"/>
+            </w:pPr>
+            <w:r>
+              <w:rPr>
+                <w:rFonts w:ascii="Times New Roman" w:hAnsi="Times New Roman" w:eastAsia="宋体"/>
+                <w:b w:val="0"/>
+                <w:sz w:val="20"/>
               </w:rPr>
               <w:t>开放世界RPG</w:t>
             </w:r>
@@ -2573,12 +2860,14 @@
           </w:tcPr>
           <w:p>
             <w:pPr>
-              <w:jc w:val="both"/>
-            </w:pPr>
-            <w:r>
-              <w:rPr>
-                <w:rFonts w:ascii="宋体" w:hAnsi="宋体" w:eastAsia="宋体"/>
-                <w:sz w:val="18"/>
+              <w:spacing w:before="0" w:after="0" w:line="264" w:lineRule="auto"/>
+              <w:jc w:val="left"/>
+            </w:pPr>
+            <w:r>
+              <w:rPr>
+                <w:rFonts w:ascii="Times New Roman" w:hAnsi="Times New Roman" w:eastAsia="宋体"/>
+                <w:b w:val="0"/>
+                <w:sz w:val="20"/>
               </w:rPr>
               <w:t>原神</w:t>
             </w:r>
@@ -2590,12 +2879,14 @@
           </w:tcPr>
           <w:p>
             <w:pPr>
-              <w:jc w:val="both"/>
-            </w:pPr>
-            <w:r>
-              <w:rPr>
-                <w:rFonts w:ascii="宋体" w:hAnsi="宋体" w:eastAsia="宋体"/>
-                <w:sz w:val="18"/>
+              <w:spacing w:before="0" w:after="0" w:line="264" w:lineRule="auto"/>
+              <w:jc w:val="left"/>
+            </w:pPr>
+            <w:r>
+              <w:rPr>
+                <w:rFonts w:ascii="Times New Roman" w:hAnsi="Times New Roman" w:eastAsia="宋体"/>
+                <w:b w:val="0"/>
+                <w:sz w:val="20"/>
               </w:rPr>
               <w:t>353</w:t>
             </w:r>
@@ -2607,12 +2898,14 @@
           </w:tcPr>
           <w:p>
             <w:pPr>
-              <w:jc w:val="both"/>
-            </w:pPr>
-            <w:r>
-              <w:rPr>
-                <w:rFonts w:ascii="宋体" w:hAnsi="宋体" w:eastAsia="宋体"/>
-                <w:sz w:val="18"/>
+              <w:spacing w:before="0" w:after="0" w:line="264" w:lineRule="auto"/>
+              <w:jc w:val="left"/>
+            </w:pPr>
+            <w:r>
+              <w:rPr>
+                <w:rFonts w:ascii="Times New Roman" w:hAnsi="Times New Roman" w:eastAsia="宋体"/>
+                <w:b w:val="0"/>
+                <w:sz w:val="20"/>
               </w:rPr>
               <w:t>须弥主线推进</w:t>
             </w:r>
@@ -2623,7 +2916,16 @@
             <w:tcW w:w="1627" w:type="dxa"/>
           </w:tcPr>
           <w:p>
-            <w:r>
+            <w:pPr>
+              <w:spacing w:before="0" w:after="0" w:line="264" w:lineRule="auto"/>
+              <w:jc w:val="left"/>
+            </w:pPr>
+            <w:r>
+              <w:rPr>
+                <w:rFonts w:eastAsia="宋体" w:ascii="Times New Roman" w:hAnsi="Times New Roman"/>
+                <w:b w:val="0"/>
+                <w:sz w:val="20"/>
+              </w:rPr>
               <w:t>开放世界探索驱动抽卡动机的内容设计范式</w:t>
             </w:r>
           </w:p>
@@ -2655,12 +2957,14 @@
           </w:tcPr>
           <w:p>
             <w:pPr>
-              <w:jc w:val="both"/>
-            </w:pPr>
-            <w:r>
-              <w:rPr>
-                <w:rFonts w:ascii="宋体" w:hAnsi="宋体" w:eastAsia="宋体"/>
-                <w:sz w:val="19"/>
+              <w:spacing w:before="0" w:after="0" w:line="264" w:lineRule="auto"/>
+              <w:jc w:val="left"/>
+            </w:pPr>
+            <w:r>
+              <w:rPr>
+                <w:rFonts w:ascii="Times New Roman" w:hAnsi="Times New Roman" w:eastAsia="宋体"/>
+                <w:b w:val="0"/>
+                <w:sz w:val="20"/>
               </w:rPr>
               <w:t>模拟经营</w:t>
             </w:r>
@@ -2672,12 +2976,14 @@
           </w:tcPr>
           <w:p>
             <w:pPr>
-              <w:jc w:val="both"/>
-            </w:pPr>
-            <w:r>
-              <w:rPr>
-                <w:rFonts w:ascii="宋体" w:hAnsi="宋体" w:eastAsia="宋体"/>
-                <w:sz w:val="19"/>
+              <w:spacing w:before="0" w:after="0" w:line="264" w:lineRule="auto"/>
+              <w:jc w:val="left"/>
+            </w:pPr>
+            <w:r>
+              <w:rPr>
+                <w:rFonts w:ascii="Times New Roman" w:hAnsi="Times New Roman" w:eastAsia="宋体"/>
+                <w:b w:val="0"/>
+                <w:sz w:val="20"/>
               </w:rPr>
               <w:t>星露谷物语</w:t>
             </w:r>
@@ -2689,12 +2995,14 @@
           </w:tcPr>
           <w:p>
             <w:pPr>
-              <w:jc w:val="both"/>
-            </w:pPr>
-            <w:r>
-              <w:rPr>
-                <w:rFonts w:ascii="宋体" w:hAnsi="宋体" w:eastAsia="宋体"/>
-                <w:sz w:val="19"/>
+              <w:spacing w:before="0" w:after="0" w:line="264" w:lineRule="auto"/>
+              <w:jc w:val="left"/>
+            </w:pPr>
+            <w:r>
+              <w:rPr>
+                <w:rFonts w:ascii="Times New Roman" w:hAnsi="Times New Roman" w:eastAsia="宋体"/>
+                <w:b w:val="0"/>
+                <w:sz w:val="20"/>
               </w:rPr>
               <w:t>100+</w:t>
             </w:r>
@@ -2706,12 +3014,14 @@
           </w:tcPr>
           <w:p>
             <w:pPr>
-              <w:jc w:val="both"/>
-            </w:pPr>
-            <w:r>
-              <w:rPr>
-                <w:rFonts w:ascii="宋体" w:hAnsi="宋体" w:eastAsia="宋体"/>
-                <w:sz w:val="19"/>
+              <w:spacing w:before="0" w:after="0" w:line="264" w:lineRule="auto"/>
+              <w:jc w:val="left"/>
+            </w:pPr>
+            <w:r>
+              <w:rPr>
+                <w:rFonts w:ascii="Times New Roman" w:hAnsi="Times New Roman" w:eastAsia="宋体"/>
+                <w:b w:val="0"/>
+                <w:sz w:val="20"/>
               </w:rPr>
               <w:t>农场全季经营与产销链规划</w:t>
             </w:r>
@@ -2722,7 +3032,16 @@
             <w:tcW w:w="1627" w:type="dxa"/>
           </w:tcPr>
           <w:p>
-            <w:r>
+            <w:pPr>
+              <w:spacing w:before="0" w:after="0" w:line="264" w:lineRule="auto"/>
+              <w:jc w:val="left"/>
+            </w:pPr>
+            <w:r>
+              <w:rPr>
+                <w:rFonts w:eastAsia="宋体" w:ascii="Times New Roman" w:hAnsi="Times New Roman"/>
+                <w:b w:val="0"/>
+                <w:sz w:val="20"/>
+              </w:rPr>
               <w:t>单品产销链与季节节奏的轻量化经济循环</w:t>
             </w:r>
           </w:p>
@@ -2754,12 +3073,14 @@
           </w:tcPr>
           <w:p>
             <w:pPr>
-              <w:jc w:val="both"/>
-            </w:pPr>
-            <w:r>
-              <w:rPr>
-                <w:rFonts w:ascii="宋体" w:hAnsi="宋体" w:eastAsia="宋体"/>
-                <w:sz w:val="19"/>
+              <w:spacing w:before="0" w:after="0" w:line="264" w:lineRule="auto"/>
+              <w:jc w:val="left"/>
+            </w:pPr>
+            <w:r>
+              <w:rPr>
+                <w:rFonts w:ascii="Times New Roman" w:hAnsi="Times New Roman" w:eastAsia="宋体"/>
+                <w:b w:val="0"/>
+                <w:sz w:val="20"/>
               </w:rPr>
               <w:t>生存建造</w:t>
             </w:r>
@@ -2771,12 +3092,14 @@
           </w:tcPr>
           <w:p>
             <w:pPr>
-              <w:jc w:val="both"/>
-            </w:pPr>
-            <w:r>
-              <w:rPr>
-                <w:rFonts w:ascii="宋体" w:hAnsi="宋体" w:eastAsia="宋体"/>
-                <w:sz w:val="19"/>
+              <w:spacing w:before="0" w:after="0" w:line="264" w:lineRule="auto"/>
+              <w:jc w:val="left"/>
+            </w:pPr>
+            <w:r>
+              <w:rPr>
+                <w:rFonts w:ascii="Times New Roman" w:hAnsi="Times New Roman" w:eastAsia="宋体"/>
+                <w:b w:val="0"/>
+                <w:sz w:val="20"/>
               </w:rPr>
               <w:t>英灵神殿</w:t>
             </w:r>
@@ -2788,12 +3111,14 @@
           </w:tcPr>
           <w:p>
             <w:pPr>
-              <w:jc w:val="both"/>
-            </w:pPr>
-            <w:r>
-              <w:rPr>
-                <w:rFonts w:ascii="宋体" w:hAnsi="宋体" w:eastAsia="宋体"/>
-                <w:sz w:val="19"/>
+              <w:spacing w:before="0" w:after="0" w:line="264" w:lineRule="auto"/>
+              <w:jc w:val="left"/>
+            </w:pPr>
+            <w:r>
+              <w:rPr>
+                <w:rFonts w:ascii="Times New Roman" w:hAnsi="Times New Roman" w:eastAsia="宋体"/>
+                <w:b w:val="0"/>
+                <w:sz w:val="20"/>
               </w:rPr>
               <w:t>100+</w:t>
             </w:r>
@@ -2805,12 +3130,14 @@
           </w:tcPr>
           <w:p>
             <w:pPr>
-              <w:jc w:val="both"/>
-            </w:pPr>
-            <w:r>
-              <w:rPr>
-                <w:rFonts w:ascii="宋体" w:hAnsi="宋体" w:eastAsia="宋体"/>
-                <w:sz w:val="19"/>
+              <w:spacing w:before="0" w:after="0" w:line="264" w:lineRule="auto"/>
+              <w:jc w:val="left"/>
+            </w:pPr>
+            <w:r>
+              <w:rPr>
+                <w:rFonts w:ascii="Times New Roman" w:hAnsi="Times New Roman" w:eastAsia="宋体"/>
+                <w:b w:val="0"/>
+                <w:sz w:val="20"/>
               </w:rPr>
               <w:t>长期生存档，航海与据点建设</w:t>
             </w:r>
@@ -2821,7 +3148,16 @@
             <w:tcW w:w="1627" w:type="dxa"/>
           </w:tcPr>
           <w:p>
-            <w:r>
+            <w:pPr>
+              <w:spacing w:before="0" w:after="0" w:line="264" w:lineRule="auto"/>
+              <w:jc w:val="left"/>
+            </w:pPr>
+            <w:r>
+              <w:rPr>
+                <w:rFonts w:eastAsia="宋体" w:ascii="Times New Roman" w:hAnsi="Times New Roman"/>
+                <w:b w:val="0"/>
+                <w:sz w:val="20"/>
+              </w:rPr>
               <w:t>生存建造的材料门槛与进度控制设计</w:t>
             </w:r>
           </w:p>
@@ -2853,12 +3189,14 @@
           </w:tcPr>
           <w:p>
             <w:pPr>
-              <w:jc w:val="both"/>
-            </w:pPr>
-            <w:r>
-              <w:rPr>
-                <w:rFonts w:ascii="宋体" w:hAnsi="宋体" w:eastAsia="宋体"/>
-                <w:sz w:val="19"/>
+              <w:spacing w:before="0" w:after="0" w:line="264" w:lineRule="auto"/>
+              <w:jc w:val="left"/>
+            </w:pPr>
+            <w:r>
+              <w:rPr>
+                <w:rFonts w:ascii="Times New Roman" w:hAnsi="Times New Roman" w:eastAsia="宋体"/>
+                <w:b w:val="0"/>
+                <w:sz w:val="20"/>
               </w:rPr>
               <w:t>写实拟真</w:t>
             </w:r>
@@ -2870,12 +3208,14 @@
           </w:tcPr>
           <w:p>
             <w:pPr>
-              <w:jc w:val="both"/>
-            </w:pPr>
-            <w:r>
-              <w:rPr>
-                <w:rFonts w:ascii="宋体" w:hAnsi="宋体" w:eastAsia="宋体"/>
-                <w:sz w:val="19"/>
+              <w:spacing w:before="0" w:after="0" w:line="264" w:lineRule="auto"/>
+              <w:jc w:val="left"/>
+            </w:pPr>
+            <w:r>
+              <w:rPr>
+                <w:rFonts w:ascii="Times New Roman" w:hAnsi="Times New Roman" w:eastAsia="宋体"/>
+                <w:b w:val="0"/>
+                <w:sz w:val="20"/>
               </w:rPr>
               <w:t>GTA5</w:t>
             </w:r>
@@ -2887,12 +3227,14 @@
           </w:tcPr>
           <w:p>
             <w:pPr>
-              <w:jc w:val="both"/>
-            </w:pPr>
-            <w:r>
-              <w:rPr>
-                <w:rFonts w:ascii="宋体" w:hAnsi="宋体" w:eastAsia="宋体"/>
-                <w:sz w:val="19"/>
+              <w:spacing w:before="0" w:after="0" w:line="264" w:lineRule="auto"/>
+              <w:jc w:val="left"/>
+            </w:pPr>
+            <w:r>
+              <w:rPr>
+                <w:rFonts w:ascii="Times New Roman" w:hAnsi="Times New Roman" w:eastAsia="宋体"/>
+                <w:b w:val="0"/>
+                <w:sz w:val="20"/>
               </w:rPr>
               <w:t>500+</w:t>
             </w:r>
@@ -2904,12 +3246,14 @@
           </w:tcPr>
           <w:p>
             <w:pPr>
-              <w:jc w:val="both"/>
-            </w:pPr>
-            <w:r>
-              <w:rPr>
-                <w:rFonts w:ascii="宋体" w:hAnsi="宋体" w:eastAsia="宋体"/>
-                <w:sz w:val="19"/>
+              <w:spacing w:before="0" w:after="0" w:line="264" w:lineRule="auto"/>
+              <w:jc w:val="left"/>
+            </w:pPr>
+            <w:r>
+              <w:rPr>
+                <w:rFonts w:ascii="Times New Roman" w:hAnsi="Times New Roman" w:eastAsia="宋体"/>
+                <w:b w:val="0"/>
+                <w:sz w:val="20"/>
               </w:rPr>
               <w:t>写实开放世界沉浸体验</w:t>
             </w:r>
@@ -2920,7 +3264,16 @@
             <w:tcW w:w="1627" w:type="dxa"/>
           </w:tcPr>
           <w:p>
-            <w:r>
+            <w:pPr>
+              <w:spacing w:before="0" w:after="0" w:line="264" w:lineRule="auto"/>
+              <w:jc w:val="left"/>
+            </w:pPr>
+            <w:r>
+              <w:rPr>
+                <w:rFonts w:eastAsia="宋体" w:ascii="Times New Roman" w:hAnsi="Times New Roman"/>
+                <w:b w:val="0"/>
+                <w:sz w:val="20"/>
+              </w:rPr>
               <w:t>写实开放世界的沉浸式内容投放密度</w:t>
             </w:r>
           </w:p>
@@ -2941,9 +3294,9 @@
     </w:p>
     <w:p>
       <w:pPr>
-        <w:spacing w:line="317" w:lineRule="exact"/>
+        <w:spacing w:line="276" w:lineRule="auto" w:before="200" w:after="80"/>
         <w:ind w:left="120"/>
-        <w:jc w:val="both"/>
+        <w:jc w:val="left"/>
         <w:rPr>
           <w:b/>
           <w:sz w:val="24"/>
@@ -2952,6 +3305,9 @@
       </w:pPr>
       <w:r>
         <w:rPr>
+          <w:rFonts w:eastAsia="黑体" w:ascii="黑体" w:hAnsi="黑体"/>
+          <w:b/>
+          <w:sz w:val="24"/>
           <w:lang w:eastAsia="zh-CN"/>
         </w:rPr>
         <w:drawing>
@@ -3013,6 +3369,7 @@
       </w:r>
       <w:r>
         <w:rPr>
+          <w:rFonts w:eastAsia="黑体" w:ascii="黑体" w:hAnsi="黑体"/>
           <w:b/>
           <w:sz w:val="24"/>
           <w:lang w:eastAsia="zh-CN"/>
@@ -3027,8 +3384,9 @@
           <w:numId w:val="3"/>
         </w:numPr>
         <w:snapToGrid w:val="0"/>
+        <w:spacing w:before="0" w:after="80" w:line="276" w:lineRule="auto"/>
         <w:ind w:left="425" w:leftChars="0" w:hanging="425" w:firstLineChars="0"/>
-        <w:jc w:val="both"/>
+        <w:jc w:val="left"/>
         <w:rPr>
           <w:rFonts w:hint="default"/>
           <w:color w:val="404040"/>
@@ -3039,9 +3397,10 @@
       </w:pPr>
       <w:r>
         <w:rPr>
-          <w:rFonts w:hint="eastAsia"/>
+          <w:rFonts w:hint="eastAsia" w:eastAsia="宋体" w:ascii="Times New Roman" w:hAnsi="Times New Roman"/>
+          <w:b w:val="0"/>
           <w:color w:val="404040"/>
-          <w:sz w:val="18"/>
+          <w:sz w:val="20"/>
           <w:szCs w:val="18"/>
           <w:lang w:val="en-US" w:eastAsia="zh-CN"/>
         </w:rPr>
@@ -3057,8 +3416,9 @@
           <w:numId w:val="3"/>
         </w:numPr>
         <w:snapToGrid w:val="0"/>
+        <w:spacing w:before="0" w:after="80" w:line="276" w:lineRule="auto"/>
         <w:ind w:left="425" w:leftChars="0" w:hanging="425" w:firstLineChars="0"/>
-        <w:jc w:val="both"/>
+        <w:jc w:val="left"/>
         <w:rPr>
           <w:rFonts w:hint="default"/>
           <w:color w:val="000000" w:themeColor="text1"/>
@@ -3074,11 +3434,11 @@
       </w:pPr>
       <w:r>
         <w:rPr>
-          <w:rFonts w:hint="eastAsia"/>
+          <w:rFonts w:hint="eastAsia" w:eastAsia="宋体" w:ascii="Times New Roman" w:hAnsi="Times New Roman"/>
           <w:b/>
           <w:bCs/>
           <w:color w:val="000000" w:themeColor="text1"/>
-          <w:sz w:val="18"/>
+          <w:sz w:val="20"/>
           <w:szCs w:val="18"/>
           <w:lang w:val="en-US" w:eastAsia="zh-CN"/>
           <w14:textFill>
@@ -3097,8 +3457,9 @@
           <w:numId w:val="3"/>
         </w:numPr>
         <w:snapToGrid w:val="0"/>
+        <w:spacing w:before="0" w:after="80" w:line="276" w:lineRule="auto"/>
         <w:ind w:left="425" w:leftChars="0" w:hanging="425" w:firstLineChars="0"/>
-        <w:jc w:val="both"/>
+        <w:jc w:val="left"/>
         <w:rPr>
           <w:rFonts w:hint="default"/>
           <w:color w:val="000000" w:themeColor="text1"/>
@@ -3114,11 +3475,11 @@
       </w:pPr>
       <w:r>
         <w:rPr>
-          <w:rFonts w:hint="eastAsia"/>
+          <w:rFonts w:hint="eastAsia" w:eastAsia="宋体" w:ascii="Times New Roman" w:hAnsi="Times New Roman"/>
           <w:b/>
           <w:bCs/>
           <w:color w:val="000000" w:themeColor="text1"/>
-          <w:sz w:val="18"/>
+          <w:sz w:val="20"/>
           <w:szCs w:val="18"/>
           <w:lang w:val="en-US" w:eastAsia="zh-CN"/>
           <w14:textFill>
@@ -3137,8 +3498,9 @@
           <w:numId w:val="3"/>
         </w:numPr>
         <w:snapToGrid w:val="0"/>
+        <w:spacing w:before="0" w:after="80" w:line="276" w:lineRule="auto"/>
         <w:ind w:left="425" w:leftChars="0" w:hanging="425" w:firstLineChars="0"/>
-        <w:jc w:val="both"/>
+        <w:jc w:val="left"/>
         <w:rPr>
           <w:rFonts w:hint="default"/>
           <w:color w:val="000000" w:themeColor="text1"/>
@@ -3154,9 +3516,10 @@
       </w:pPr>
       <w:r>
         <w:rPr>
-          <w:rFonts w:hint="eastAsia"/>
+          <w:rFonts w:hint="eastAsia" w:eastAsia="宋体" w:ascii="Times New Roman" w:hAnsi="Times New Roman"/>
+          <w:b w:val="0"/>
           <w:color w:val="000000" w:themeColor="text1"/>
-          <w:sz w:val="18"/>
+          <w:sz w:val="20"/>
           <w:szCs w:val="18"/>
           <w:lang w:val="en-US" w:eastAsia="zh-CN"/>
           <w14:textFill>
@@ -3175,8 +3538,9 @@
           <w:numId w:val="3"/>
         </w:numPr>
         <w:snapToGrid w:val="0"/>
+        <w:spacing w:before="0" w:after="80" w:line="276" w:lineRule="auto"/>
         <w:ind w:left="425" w:leftChars="0" w:hanging="425" w:firstLineChars="0"/>
-        <w:jc w:val="both"/>
+        <w:jc w:val="left"/>
         <w:rPr>
           <w:rFonts w:hint="default"/>
           <w:color w:val="000000" w:themeColor="text1"/>
@@ -3192,13 +3556,17 @@
       </w:pPr>
       <w:r>
         <w:rPr>
-          <w:b/>
+          <w:rFonts w:eastAsia="宋体" w:ascii="Times New Roman" w:hAnsi="Times New Roman"/>
+          <w:b/>
+          <w:sz w:val="20"/>
         </w:rPr>
         <w:t>复合能力：</w:t>
       </w:r>
       <w:r>
         <w:rPr>
+          <w:rFonts w:eastAsia="宋体" w:ascii="Times New Roman" w:hAnsi="Times New Roman"/>
           <w:b w:val="0"/>
+          <w:sz w:val="20"/>
         </w:rPr>
         <w:t>策划（4 份长篇拆解 / 策划案）+ 程序（Python 数据脚本、Unity 原型搭建）+ AI 工作流（文档生成、界面示意图与流程图绘制）三线协同，从选题、数据核查到排版全流程自主交付，多线任务下按期出稿。</w:t>
       </w:r>

--- a/files/黄彦飞_策划求职简历.docx
+++ b/files/黄彦飞_策划求职简历.docx
@@ -583,7 +583,7 @@
       <w:r>
         <w:rPr>
           <w:rFonts w:eastAsia="宋体" w:ascii="Times New Roman" w:hAnsi="Times New Roman"/>
-          <w:b/>
+          <w:b w:val="0"/>
           <w:bCs w:val="0"/>
           <w:sz w:val="20"/>
           <w:szCs w:val="18"/>
@@ -594,97 +594,97 @@
       <w:r>
         <w:rPr>
           <w:rFonts w:eastAsia="宋体" w:ascii="Times New Roman" w:hAnsi="Times New Roman"/>
-          <w:b/>
-          <w:bCs w:val="0"/>
-          <w:sz w:val="20"/>
-          <w:szCs w:val="18"/>
-          <w:lang w:eastAsia="zh-CN"/>
-        </w:rPr>
-      </w:r>
-      <w:r>
-        <w:rPr>
-          <w:rFonts w:eastAsia="宋体" w:ascii="Times New Roman" w:hAnsi="Times New Roman"/>
-          <w:b/>
-          <w:bCs w:val="0"/>
-          <w:sz w:val="20"/>
-          <w:szCs w:val="18"/>
-          <w:lang w:eastAsia="zh-CN"/>
-        </w:rPr>
-      </w:r>
-      <w:r>
-        <w:rPr>
-          <w:rFonts w:eastAsia="宋体" w:ascii="Times New Roman" w:hAnsi="Times New Roman"/>
-          <w:b/>
-          <w:bCs w:val="0"/>
-          <w:sz w:val="20"/>
-          <w:szCs w:val="18"/>
-          <w:lang w:eastAsia="zh-CN"/>
-        </w:rPr>
-      </w:r>
-      <w:r>
-        <w:rPr>
-          <w:rFonts w:eastAsia="宋体" w:ascii="Times New Roman" w:hAnsi="Times New Roman"/>
-          <w:b/>
-          <w:bCs w:val="0"/>
-          <w:sz w:val="20"/>
-          <w:szCs w:val="18"/>
-          <w:lang w:eastAsia="zh-CN"/>
-        </w:rPr>
-      </w:r>
-      <w:r>
-        <w:rPr>
-          <w:rFonts w:eastAsia="宋体" w:ascii="Times New Roman" w:hAnsi="Times New Roman"/>
-          <w:b/>
-          <w:bCs w:val="0"/>
-          <w:sz w:val="20"/>
-          <w:szCs w:val="18"/>
-          <w:lang w:eastAsia="zh-CN"/>
-        </w:rPr>
-      </w:r>
-      <w:r>
-        <w:rPr>
-          <w:rFonts w:eastAsia="宋体" w:ascii="Times New Roman" w:hAnsi="Times New Roman"/>
-          <w:b/>
-          <w:bCs w:val="0"/>
-          <w:sz w:val="20"/>
-          <w:szCs w:val="18"/>
-          <w:lang w:eastAsia="zh-CN"/>
-        </w:rPr>
-      </w:r>
-      <w:r>
-        <w:rPr>
-          <w:rFonts w:eastAsia="宋体" w:ascii="Times New Roman" w:hAnsi="Times New Roman"/>
-          <w:b/>
-          <w:bCs w:val="0"/>
-          <w:sz w:val="20"/>
-          <w:szCs w:val="18"/>
-          <w:lang w:eastAsia="zh-CN"/>
-        </w:rPr>
-      </w:r>
-      <w:r>
-        <w:rPr>
-          <w:rFonts w:eastAsia="宋体" w:ascii="Times New Roman" w:hAnsi="Times New Roman"/>
-          <w:b/>
-          <w:bCs w:val="0"/>
-          <w:sz w:val="20"/>
-          <w:szCs w:val="18"/>
-          <w:lang w:eastAsia="zh-CN"/>
-        </w:rPr>
-      </w:r>
-      <w:r>
-        <w:rPr>
-          <w:rFonts w:eastAsia="宋体" w:ascii="Times New Roman" w:hAnsi="Times New Roman"/>
-          <w:b/>
-          <w:bCs w:val="0"/>
-          <w:sz w:val="20"/>
-          <w:szCs w:val="18"/>
-          <w:lang w:eastAsia="zh-CN"/>
-        </w:rPr>
-      </w:r>
-      <w:r>
-        <w:rPr>
-          <w:rFonts w:eastAsia="宋体" w:ascii="Times New Roman" w:hAnsi="Times New Roman"/>
-          <w:b/>
+          <w:b w:val="0"/>
+          <w:bCs w:val="0"/>
+          <w:sz w:val="20"/>
+          <w:szCs w:val="18"/>
+          <w:lang w:eastAsia="zh-CN"/>
+        </w:rPr>
+      </w:r>
+      <w:r>
+        <w:rPr>
+          <w:rFonts w:eastAsia="宋体" w:ascii="Times New Roman" w:hAnsi="Times New Roman"/>
+          <w:b w:val="0"/>
+          <w:bCs w:val="0"/>
+          <w:sz w:val="20"/>
+          <w:szCs w:val="18"/>
+          <w:lang w:eastAsia="zh-CN"/>
+        </w:rPr>
+      </w:r>
+      <w:r>
+        <w:rPr>
+          <w:rFonts w:eastAsia="宋体" w:ascii="Times New Roman" w:hAnsi="Times New Roman"/>
+          <w:b w:val="0"/>
+          <w:bCs w:val="0"/>
+          <w:sz w:val="20"/>
+          <w:szCs w:val="18"/>
+          <w:lang w:eastAsia="zh-CN"/>
+        </w:rPr>
+      </w:r>
+      <w:r>
+        <w:rPr>
+          <w:rFonts w:eastAsia="宋体" w:ascii="Times New Roman" w:hAnsi="Times New Roman"/>
+          <w:b w:val="0"/>
+          <w:bCs w:val="0"/>
+          <w:sz w:val="20"/>
+          <w:szCs w:val="18"/>
+          <w:lang w:eastAsia="zh-CN"/>
+        </w:rPr>
+      </w:r>
+      <w:r>
+        <w:rPr>
+          <w:rFonts w:eastAsia="宋体" w:ascii="Times New Roman" w:hAnsi="Times New Roman"/>
+          <w:b w:val="0"/>
+          <w:bCs w:val="0"/>
+          <w:sz w:val="20"/>
+          <w:szCs w:val="18"/>
+          <w:lang w:eastAsia="zh-CN"/>
+        </w:rPr>
+      </w:r>
+      <w:r>
+        <w:rPr>
+          <w:rFonts w:eastAsia="宋体" w:ascii="Times New Roman" w:hAnsi="Times New Roman"/>
+          <w:b w:val="0"/>
+          <w:bCs w:val="0"/>
+          <w:sz w:val="20"/>
+          <w:szCs w:val="18"/>
+          <w:lang w:eastAsia="zh-CN"/>
+        </w:rPr>
+      </w:r>
+      <w:r>
+        <w:rPr>
+          <w:rFonts w:eastAsia="宋体" w:ascii="Times New Roman" w:hAnsi="Times New Roman"/>
+          <w:b w:val="0"/>
+          <w:bCs w:val="0"/>
+          <w:sz w:val="20"/>
+          <w:szCs w:val="18"/>
+          <w:lang w:eastAsia="zh-CN"/>
+        </w:rPr>
+      </w:r>
+      <w:r>
+        <w:rPr>
+          <w:rFonts w:eastAsia="宋体" w:ascii="Times New Roman" w:hAnsi="Times New Roman"/>
+          <w:b w:val="0"/>
+          <w:bCs w:val="0"/>
+          <w:sz w:val="20"/>
+          <w:szCs w:val="18"/>
+          <w:lang w:eastAsia="zh-CN"/>
+        </w:rPr>
+      </w:r>
+      <w:r>
+        <w:rPr>
+          <w:rFonts w:eastAsia="宋体" w:ascii="Times New Roman" w:hAnsi="Times New Roman"/>
+          <w:b w:val="0"/>
+          <w:bCs w:val="0"/>
+          <w:sz w:val="20"/>
+          <w:szCs w:val="18"/>
+          <w:lang w:eastAsia="zh-CN"/>
+        </w:rPr>
+      </w:r>
+      <w:r>
+        <w:rPr>
+          <w:rFonts w:eastAsia="宋体" w:ascii="Times New Roman" w:hAnsi="Times New Roman"/>
+          <w:b w:val="0"/>
           <w:bCs w:val="0"/>
           <w:sz w:val="20"/>
           <w:szCs w:val="18"/>
@@ -707,7 +707,7 @@
       <w:r>
         <w:rPr>
           <w:rFonts w:eastAsia="宋体" w:ascii="Times New Roman" w:hAnsi="Times New Roman"/>
-          <w:b/>
+          <w:b w:val="0"/>
           <w:bCs w:val="0"/>
           <w:sz w:val="20"/>
           <w:szCs w:val="18"/>
@@ -718,97 +718,97 @@
       <w:r>
         <w:rPr>
           <w:rFonts w:eastAsia="宋体" w:ascii="Times New Roman" w:hAnsi="Times New Roman"/>
-          <w:b/>
-          <w:bCs w:val="0"/>
-          <w:sz w:val="20"/>
-          <w:szCs w:val="18"/>
-          <w:lang w:eastAsia="zh-CN"/>
-        </w:rPr>
-      </w:r>
-      <w:r>
-        <w:rPr>
-          <w:rFonts w:eastAsia="宋体" w:ascii="Times New Roman" w:hAnsi="Times New Roman"/>
-          <w:b/>
-          <w:bCs w:val="0"/>
-          <w:sz w:val="20"/>
-          <w:szCs w:val="18"/>
-          <w:lang w:eastAsia="zh-CN"/>
-        </w:rPr>
-      </w:r>
-      <w:r>
-        <w:rPr>
-          <w:rFonts w:eastAsia="宋体" w:ascii="Times New Roman" w:hAnsi="Times New Roman"/>
-          <w:b/>
-          <w:bCs w:val="0"/>
-          <w:sz w:val="20"/>
-          <w:szCs w:val="18"/>
-          <w:lang w:eastAsia="zh-CN"/>
-        </w:rPr>
-      </w:r>
-      <w:r>
-        <w:rPr>
-          <w:rFonts w:eastAsia="宋体" w:ascii="Times New Roman" w:hAnsi="Times New Roman"/>
-          <w:b/>
-          <w:bCs w:val="0"/>
-          <w:sz w:val="20"/>
-          <w:szCs w:val="18"/>
-          <w:lang w:eastAsia="zh-CN"/>
-        </w:rPr>
-      </w:r>
-      <w:r>
-        <w:rPr>
-          <w:rFonts w:eastAsia="宋体" w:ascii="Times New Roman" w:hAnsi="Times New Roman"/>
-          <w:b/>
-          <w:bCs w:val="0"/>
-          <w:sz w:val="20"/>
-          <w:szCs w:val="18"/>
-          <w:lang w:eastAsia="zh-CN"/>
-        </w:rPr>
-      </w:r>
-      <w:r>
-        <w:rPr>
-          <w:rFonts w:eastAsia="宋体" w:ascii="Times New Roman" w:hAnsi="Times New Roman"/>
-          <w:b/>
-          <w:bCs w:val="0"/>
-          <w:sz w:val="20"/>
-          <w:szCs w:val="18"/>
-          <w:lang w:eastAsia="zh-CN"/>
-        </w:rPr>
-      </w:r>
-      <w:r>
-        <w:rPr>
-          <w:rFonts w:eastAsia="宋体" w:ascii="Times New Roman" w:hAnsi="Times New Roman"/>
-          <w:b/>
-          <w:bCs w:val="0"/>
-          <w:sz w:val="20"/>
-          <w:szCs w:val="18"/>
-          <w:lang w:eastAsia="zh-CN"/>
-        </w:rPr>
-      </w:r>
-      <w:r>
-        <w:rPr>
-          <w:rFonts w:eastAsia="宋体" w:ascii="Times New Roman" w:hAnsi="Times New Roman"/>
-          <w:b/>
-          <w:bCs w:val="0"/>
-          <w:sz w:val="20"/>
-          <w:szCs w:val="18"/>
-          <w:lang w:eastAsia="zh-CN"/>
-        </w:rPr>
-      </w:r>
-      <w:r>
-        <w:rPr>
-          <w:rFonts w:eastAsia="宋体" w:ascii="Times New Roman" w:hAnsi="Times New Roman"/>
-          <w:b/>
-          <w:bCs w:val="0"/>
-          <w:sz w:val="20"/>
-          <w:szCs w:val="18"/>
-          <w:lang w:eastAsia="zh-CN"/>
-        </w:rPr>
-      </w:r>
-      <w:r>
-        <w:rPr>
-          <w:rFonts w:eastAsia="宋体" w:ascii="Times New Roman" w:hAnsi="Times New Roman"/>
-          <w:b/>
+          <w:b w:val="0"/>
+          <w:bCs w:val="0"/>
+          <w:sz w:val="20"/>
+          <w:szCs w:val="18"/>
+          <w:lang w:eastAsia="zh-CN"/>
+        </w:rPr>
+      </w:r>
+      <w:r>
+        <w:rPr>
+          <w:rFonts w:eastAsia="宋体" w:ascii="Times New Roman" w:hAnsi="Times New Roman"/>
+          <w:b w:val="0"/>
+          <w:bCs w:val="0"/>
+          <w:sz w:val="20"/>
+          <w:szCs w:val="18"/>
+          <w:lang w:eastAsia="zh-CN"/>
+        </w:rPr>
+      </w:r>
+      <w:r>
+        <w:rPr>
+          <w:rFonts w:eastAsia="宋体" w:ascii="Times New Roman" w:hAnsi="Times New Roman"/>
+          <w:b w:val="0"/>
+          <w:bCs w:val="0"/>
+          <w:sz w:val="20"/>
+          <w:szCs w:val="18"/>
+          <w:lang w:eastAsia="zh-CN"/>
+        </w:rPr>
+      </w:r>
+      <w:r>
+        <w:rPr>
+          <w:rFonts w:eastAsia="宋体" w:ascii="Times New Roman" w:hAnsi="Times New Roman"/>
+          <w:b w:val="0"/>
+          <w:bCs w:val="0"/>
+          <w:sz w:val="20"/>
+          <w:szCs w:val="18"/>
+          <w:lang w:eastAsia="zh-CN"/>
+        </w:rPr>
+      </w:r>
+      <w:r>
+        <w:rPr>
+          <w:rFonts w:eastAsia="宋体" w:ascii="Times New Roman" w:hAnsi="Times New Roman"/>
+          <w:b w:val="0"/>
+          <w:bCs w:val="0"/>
+          <w:sz w:val="20"/>
+          <w:szCs w:val="18"/>
+          <w:lang w:eastAsia="zh-CN"/>
+        </w:rPr>
+      </w:r>
+      <w:r>
+        <w:rPr>
+          <w:rFonts w:eastAsia="宋体" w:ascii="Times New Roman" w:hAnsi="Times New Roman"/>
+          <w:b w:val="0"/>
+          <w:bCs w:val="0"/>
+          <w:sz w:val="20"/>
+          <w:szCs w:val="18"/>
+          <w:lang w:eastAsia="zh-CN"/>
+        </w:rPr>
+      </w:r>
+      <w:r>
+        <w:rPr>
+          <w:rFonts w:eastAsia="宋体" w:ascii="Times New Roman" w:hAnsi="Times New Roman"/>
+          <w:b w:val="0"/>
+          <w:bCs w:val="0"/>
+          <w:sz w:val="20"/>
+          <w:szCs w:val="18"/>
+          <w:lang w:eastAsia="zh-CN"/>
+        </w:rPr>
+      </w:r>
+      <w:r>
+        <w:rPr>
+          <w:rFonts w:eastAsia="宋体" w:ascii="Times New Roman" w:hAnsi="Times New Roman"/>
+          <w:b w:val="0"/>
+          <w:bCs w:val="0"/>
+          <w:sz w:val="20"/>
+          <w:szCs w:val="18"/>
+          <w:lang w:eastAsia="zh-CN"/>
+        </w:rPr>
+      </w:r>
+      <w:r>
+        <w:rPr>
+          <w:rFonts w:eastAsia="宋体" w:ascii="Times New Roman" w:hAnsi="Times New Roman"/>
+          <w:b w:val="0"/>
+          <w:bCs w:val="0"/>
+          <w:sz w:val="20"/>
+          <w:szCs w:val="18"/>
+          <w:lang w:eastAsia="zh-CN"/>
+        </w:rPr>
+      </w:r>
+      <w:r>
+        <w:rPr>
+          <w:rFonts w:eastAsia="宋体" w:ascii="Times New Roman" w:hAnsi="Times New Roman"/>
+          <w:b w:val="0"/>
           <w:bCs w:val="0"/>
           <w:sz w:val="20"/>
           <w:szCs w:val="18"/>
@@ -1128,7 +1128,15 @@
           <w:sz w:val="20"/>
           <w:lang w:val="en-US" w:eastAsia="zh-CN"/>
         </w:rPr>
-        <w:t>数据和运营：掌握数值模拟、端点反推等分析方法，理解留存、付费率、LTV 等核心运营指标的口径与用途</w:t>
+        <w:t>数据和运营：</w:t>
+      </w:r>
+      <w:r>
+        <w:rPr>
+          <w:rFonts w:eastAsia="宋体" w:ascii="Times New Roman" w:hAnsi="Times New Roman"/>
+          <w:b w:val="0"/>
+          <w:sz w:val="20"/>
+        </w:rPr>
+        <w:t>掌握数值模拟、端点反推等分析方法，理解留存、付费率、LTV 等核心运营指标的口径与用途</w:t>
       </w:r>
     </w:p>
     <w:p>
@@ -1310,7 +1318,7 @@
       <w:r>
         <w:rPr>
           <w:rFonts w:eastAsia="宋体" w:ascii="Times New Roman" w:hAnsi="Times New Roman"/>
-          <w:b w:val="0"/>
+          <w:b/>
           <w:sz w:val="20"/>
         </w:rPr>
         <w:br/>
@@ -3447,7 +3455,15 @@
             </w14:solidFill>
           </w14:textFill>
         </w:rPr>
-        <w:t>学习能力：以拆解代学习，每月固定输出 1~2 份系统拆解或方法论文档；持续跟进行业报告与重点产品版本更新。</w:t>
+        <w:t>学习能力：</w:t>
+      </w:r>
+      <w:r>
+        <w:rPr>
+          <w:rFonts w:eastAsia="宋体" w:ascii="Times New Roman" w:hAnsi="Times New Roman"/>
+          <w:b w:val="0"/>
+          <w:sz w:val="20"/>
+        </w:rPr>
+        <w:t>以拆解代学习，每月固定输出 1~2 份系统拆解或方法论文档；持续跟进行业报告与重点产品版本更新。</w:t>
       </w:r>
     </w:p>
     <w:p>
@@ -3488,7 +3504,15 @@
             </w14:solidFill>
           </w14:textFill>
         </w:rPr>
-        <w:t>团队协作：作品集制作中持续与社区同行互换审读意见，用边界用例清单和文档对齐机制表达协作规则，习惯以文档为唯一口径推进沟通。</w:t>
+        <w:t>团队协作：</w:t>
+      </w:r>
+      <w:r>
+        <w:rPr>
+          <w:rFonts w:eastAsia="宋体" w:ascii="Times New Roman" w:hAnsi="Times New Roman"/>
+          <w:b w:val="0"/>
+          <w:sz w:val="20"/>
+        </w:rPr>
+        <w:t>作品集制作中持续与社区同行互换审读意见，用边界用例清单和文档对齐机制表达协作规则，习惯以文档为唯一口径推进沟通。</w:t>
       </w:r>
     </w:p>
     <w:p>

--- a/files/黄彦飞_策划求职简历.docx
+++ b/files/黄彦飞_策划求职简历.docx
@@ -912,7 +912,7 @@
           <w:b w:val="0"/>
           <w:sz w:val="20"/>
         </w:rPr>
-        <w:t>Unity 基础，能独立完成可玩原型搭建，作品集含塔防、卡牌 Roguelike、三消三款 Unity Demo</w:t>
+        <w:t>掌握 Unity 基础与 Lua 脚本挂载，能独立将系统设计落地为可运行原型，完成塔防、卡牌 Roguelike、三消等玩法的原型验证</w:t>
       </w:r>
     </w:p>
     <w:p>

--- a/files/黄彦飞_策划求职简历.docx
+++ b/files/黄彦飞_策划求职简历.docx
@@ -3592,7 +3592,7 @@
           <w:b w:val="0"/>
           <w:sz w:val="20"/>
         </w:rPr>
-        <w:t>策划（4 份长篇拆解 / 策划案）+ 程序（Python 数据脚本、Unity 原型搭建）+ AI 工作流（文档生成、界面示意图与流程图绘制）三线协同，从选题、数据核查到排版全流程自主交付，多线任务下按期出稿。</w:t>
+        <w:t>策划（4 份长篇拆解 / 策划案）+ 程序（Python 数据脚本；掌握 Unity 基础与 Lua / C# 脚本，能独立将系统设计落地为可运行原型）+ AI 工作流（文档生成、界面示意图与流程图绘制）三线协同，从选题、数据核查到排版全流程自主交付，多线任务下按期出稿。</w:t>
       </w:r>
     </w:p>
     <w:p>

--- a/files/黄彦飞_策划求职简历.docx
+++ b/files/黄彦飞_策划求职简历.docx
@@ -1332,6 +1332,136 @@
         <w:spacing w:line="276" w:lineRule="auto" w:before="0" w:after="80"/>
         <w:jc w:val="left"/>
         <w:rPr>
+          <w:b w:val="0"/>
+          <w:bCs/>
+          <w:sz w:val="18"/>
+          <w:szCs w:val="18"/>
+          <w:lang w:eastAsia="zh-CN"/>
+        </w:rPr>
+      </w:pPr>
+      <w:r>
+        <w:rPr>
+          <w:rFonts w:eastAsia="宋体" w:ascii="Times New Roman" w:hAnsi="Times New Roman"/>
+          <w:b/>
+          <w:bCs w:val="0"/>
+          <w:sz w:val="20"/>
+          <w:szCs w:val="18"/>
+          <w:lang w:eastAsia="zh-CN"/>
+        </w:rPr>
+      </w:r>
+      <w:r>
+        <w:rPr>
+          <w:rFonts w:eastAsia="宋体" w:ascii="Times New Roman" w:hAnsi="Times New Roman"/>
+          <w:b/>
+          <w:bCs w:val="0"/>
+          <w:sz w:val="20"/>
+          <w:szCs w:val="18"/>
+          <w:lang w:eastAsia="zh-CN"/>
+        </w:rPr>
+      </w:r>
+      <w:r>
+        <w:rPr>
+          <w:rFonts w:eastAsia="宋体" w:ascii="Times New Roman" w:hAnsi="Times New Roman"/>
+          <w:b/>
+          <w:bCs w:val="0"/>
+          <w:sz w:val="20"/>
+          <w:szCs w:val="18"/>
+          <w:lang w:eastAsia="zh-CN"/>
+        </w:rPr>
+      </w:r>
+      <w:r>
+        <w:rPr>
+          <w:rFonts w:eastAsia="宋体" w:ascii="Times New Roman" w:hAnsi="Times New Roman"/>
+          <w:b/>
+          <w:bCs w:val="0"/>
+          <w:sz w:val="20"/>
+          <w:szCs w:val="18"/>
+          <w:lang w:eastAsia="zh-CN"/>
+        </w:rPr>
+      </w:r>
+      <w:r>
+        <w:rPr>
+          <w:rFonts w:eastAsia="宋体" w:ascii="Times New Roman" w:hAnsi="Times New Roman"/>
+          <w:b/>
+          <w:bCs w:val="0"/>
+          <w:sz w:val="20"/>
+          <w:szCs w:val="18"/>
+          <w:lang w:eastAsia="zh-CN"/>
+        </w:rPr>
+      </w:r>
+      <w:r>
+        <w:rPr>
+          <w:rFonts w:eastAsia="宋体" w:ascii="Times New Roman" w:hAnsi="Times New Roman"/>
+          <w:b/>
+          <w:bCs w:val="0"/>
+          <w:sz w:val="20"/>
+          <w:szCs w:val="18"/>
+          <w:lang w:eastAsia="zh-CN"/>
+        </w:rPr>
+      </w:r>
+      <w:r>
+        <w:rPr>
+          <w:rFonts w:eastAsia="宋体" w:ascii="Times New Roman" w:hAnsi="Times New Roman"/>
+          <w:b/>
+          <w:bCs w:val="0"/>
+          <w:sz w:val="20"/>
+          <w:szCs w:val="18"/>
+          <w:lang w:eastAsia="zh-CN"/>
+        </w:rPr>
+      </w:r>
+      <w:r>
+        <w:rPr>
+          <w:rFonts w:eastAsia="宋体" w:ascii="Times New Roman" w:hAnsi="Times New Roman"/>
+          <w:b/>
+          <w:bCs w:val="0"/>
+          <w:sz w:val="20"/>
+          <w:szCs w:val="18"/>
+          <w:lang w:eastAsia="zh-CN"/>
+        </w:rPr>
+      </w:r>
+      <w:r>
+        <w:rPr>
+          <w:rFonts w:eastAsia="宋体" w:ascii="Times New Roman" w:hAnsi="Times New Roman"/>
+          <w:b/>
+          <w:bCs w:val="0"/>
+          <w:sz w:val="20"/>
+          <w:szCs w:val="18"/>
+          <w:lang w:eastAsia="zh-CN"/>
+        </w:rPr>
+      </w:r>
+      <w:r>
+        <w:rPr>
+          <w:rFonts w:eastAsia="宋体" w:ascii="Times New Roman" w:hAnsi="Times New Roman"/>
+          <w:b/>
+          <w:bCs w:val="0"/>
+          <w:sz w:val="20"/>
+          <w:szCs w:val="18"/>
+          <w:lang w:eastAsia="zh-CN"/>
+        </w:rPr>
+      </w:r>
+      <w:r>
+        <w:rPr>
+          <w:rFonts w:eastAsia="宋体" w:ascii="Times New Roman" w:hAnsi="Times New Roman"/>
+          <w:b/>
+          <w:bCs w:val="0"/>
+          <w:sz w:val="20"/>
+          <w:szCs w:val="18"/>
+          <w:lang w:eastAsia="zh-CN"/>
+        </w:rPr>
+      </w:r>
+      <w:r>
+        <w:rPr>
+          <w:rFonts w:eastAsia="宋体" w:ascii="Times New Roman" w:hAnsi="Times New Roman"/>
+          <w:b/>
+          <w:sz w:val="20"/>
+        </w:rPr>
+      </w:r>
+    </w:p>
+    <w:p>
+      <w:pPr>
+        <w:spacing w:line="276" w:lineRule="auto" w:before="0" w:after="80"/>
+        <w:jc w:val="left"/>
+        <w:rPr>
           <w:b/>
           <w:bCs w:val="0"/>
           <w:sz w:val="18"/>
@@ -1473,6 +1603,96 @@
           <w:szCs w:val="18"/>
           <w:lang w:eastAsia="zh-CN"/>
         </w:rPr>
+      </w:r>
+      <w:r>
+        <w:rPr>
+          <w:rFonts w:eastAsia="宋体" w:ascii="Times New Roman" w:hAnsi="Times New Roman"/>
+          <w:b/>
+          <w:bCs w:val="0"/>
+          <w:sz w:val="20"/>
+          <w:szCs w:val="18"/>
+          <w:lang w:eastAsia="zh-CN"/>
+        </w:rPr>
+      </w:r>
+      <w:r>
+        <w:rPr>
+          <w:rFonts w:eastAsia="宋体" w:ascii="Times New Roman" w:hAnsi="Times New Roman"/>
+          <w:b/>
+          <w:bCs w:val="0"/>
+          <w:sz w:val="20"/>
+          <w:szCs w:val="18"/>
+          <w:lang w:eastAsia="zh-CN"/>
+        </w:rPr>
+      </w:r>
+      <w:r>
+        <w:rPr>
+          <w:rFonts w:eastAsia="宋体" w:ascii="Times New Roman" w:hAnsi="Times New Roman"/>
+          <w:b/>
+          <w:bCs w:val="0"/>
+          <w:sz w:val="20"/>
+          <w:szCs w:val="18"/>
+          <w:lang w:eastAsia="zh-CN"/>
+        </w:rPr>
+      </w:r>
+      <w:r>
+        <w:rPr>
+          <w:rFonts w:eastAsia="宋体" w:ascii="Times New Roman" w:hAnsi="Times New Roman"/>
+          <w:b/>
+          <w:bCs w:val="0"/>
+          <w:sz w:val="20"/>
+          <w:szCs w:val="18"/>
+          <w:lang w:eastAsia="zh-CN"/>
+        </w:rPr>
+      </w:r>
+      <w:r>
+        <w:rPr>
+          <w:rFonts w:eastAsia="宋体" w:ascii="Times New Roman" w:hAnsi="Times New Roman"/>
+          <w:b/>
+          <w:bCs w:val="0"/>
+          <w:sz w:val="20"/>
+          <w:szCs w:val="18"/>
+          <w:lang w:eastAsia="zh-CN"/>
+        </w:rPr>
+      </w:r>
+      <w:r>
+        <w:rPr>
+          <w:rFonts w:eastAsia="宋体" w:ascii="Times New Roman" w:hAnsi="Times New Roman"/>
+          <w:b/>
+          <w:bCs w:val="0"/>
+          <w:sz w:val="20"/>
+          <w:szCs w:val="18"/>
+          <w:lang w:eastAsia="zh-CN"/>
+        </w:rPr>
+      </w:r>
+      <w:r>
+        <w:rPr>
+          <w:rFonts w:eastAsia="宋体" w:ascii="Times New Roman" w:hAnsi="Times New Roman"/>
+          <w:b w:val="0"/>
+          <w:sz w:val="20"/>
+        </w:rPr>
+      </w:r>
+    </w:p>
+    <w:p>
+      <w:pPr>
+        <w:spacing w:line="276" w:lineRule="auto" w:before="0" w:after="80"/>
+        <w:jc w:val="left"/>
+        <w:rPr>
+          <w:b w:val="0"/>
+          <w:bCs/>
+          <w:sz w:val="18"/>
+          <w:szCs w:val="18"/>
+          <w:lang w:eastAsia="zh-CN"/>
+        </w:rPr>
+      </w:pPr>
+      <w:r>
+        <w:rPr>
+          <w:rFonts w:eastAsia="宋体" w:ascii="Times New Roman" w:hAnsi="Times New Roman"/>
+          <w:b/>
+          <w:bCs w:val="0"/>
+          <w:sz w:val="20"/>
+          <w:szCs w:val="18"/>
+          <w:lang w:eastAsia="zh-CN"/>
+        </w:rPr>
         <w:t>《第七史诗》付费系统拆解案      独立完成      2026年10月</w:t>
       </w:r>
     </w:p>
@@ -1598,6 +1818,96 @@
           <w:szCs w:val="18"/>
           <w:lang w:eastAsia="zh-CN"/>
         </w:rPr>
+      </w:r>
+      <w:r>
+        <w:rPr>
+          <w:rFonts w:eastAsia="宋体" w:ascii="Times New Roman" w:hAnsi="Times New Roman"/>
+          <w:b/>
+          <w:bCs w:val="0"/>
+          <w:sz w:val="20"/>
+          <w:szCs w:val="18"/>
+          <w:lang w:eastAsia="zh-CN"/>
+        </w:rPr>
+      </w:r>
+      <w:r>
+        <w:rPr>
+          <w:rFonts w:eastAsia="宋体" w:ascii="Times New Roman" w:hAnsi="Times New Roman"/>
+          <w:b/>
+          <w:bCs w:val="0"/>
+          <w:sz w:val="20"/>
+          <w:szCs w:val="18"/>
+          <w:lang w:eastAsia="zh-CN"/>
+        </w:rPr>
+      </w:r>
+      <w:r>
+        <w:rPr>
+          <w:rFonts w:eastAsia="宋体" w:ascii="Times New Roman" w:hAnsi="Times New Roman"/>
+          <w:b/>
+          <w:bCs w:val="0"/>
+          <w:sz w:val="20"/>
+          <w:szCs w:val="18"/>
+          <w:lang w:eastAsia="zh-CN"/>
+        </w:rPr>
+      </w:r>
+      <w:r>
+        <w:rPr>
+          <w:rFonts w:eastAsia="宋体" w:ascii="Times New Roman" w:hAnsi="Times New Roman"/>
+          <w:b/>
+          <w:bCs w:val="0"/>
+          <w:sz w:val="20"/>
+          <w:szCs w:val="18"/>
+          <w:lang w:eastAsia="zh-CN"/>
+        </w:rPr>
+      </w:r>
+      <w:r>
+        <w:rPr>
+          <w:rFonts w:eastAsia="宋体" w:ascii="Times New Roman" w:hAnsi="Times New Roman"/>
+          <w:b/>
+          <w:bCs w:val="0"/>
+          <w:sz w:val="20"/>
+          <w:szCs w:val="18"/>
+          <w:lang w:eastAsia="zh-CN"/>
+        </w:rPr>
+      </w:r>
+      <w:r>
+        <w:rPr>
+          <w:rFonts w:eastAsia="宋体" w:ascii="Times New Roman" w:hAnsi="Times New Roman"/>
+          <w:b/>
+          <w:bCs w:val="0"/>
+          <w:sz w:val="20"/>
+          <w:szCs w:val="18"/>
+          <w:lang w:eastAsia="zh-CN"/>
+        </w:rPr>
+      </w:r>
+      <w:r>
+        <w:rPr>
+          <w:rFonts w:eastAsia="宋体" w:ascii="Times New Roman" w:hAnsi="Times New Roman"/>
+          <w:b w:val="0"/>
+          <w:sz w:val="20"/>
+        </w:rPr>
+      </w:r>
+    </w:p>
+    <w:p>
+      <w:pPr>
+        <w:spacing w:line="276" w:lineRule="auto" w:before="0" w:after="80"/>
+        <w:jc w:val="left"/>
+        <w:rPr>
+          <w:b w:val="0"/>
+          <w:bCs/>
+          <w:sz w:val="18"/>
+          <w:szCs w:val="18"/>
+          <w:lang w:eastAsia="zh-CN"/>
+        </w:rPr>
+      </w:pPr>
+      <w:r>
+        <w:rPr>
+          <w:rFonts w:eastAsia="宋体" w:ascii="Times New Roman" w:hAnsi="Times New Roman"/>
+          <w:b/>
+          <w:bCs w:val="0"/>
+          <w:sz w:val="20"/>
+          <w:szCs w:val="18"/>
+          <w:lang w:eastAsia="zh-CN"/>
+        </w:rPr>
         <w:t>《和平精英·绿洲启元》吃丹修仙玩法拆解案      独立完成      2026年09月 – 2026年10月</w:t>
       </w:r>
     </w:p>
@@ -1656,6 +1966,56 @@
         <w:t>项目成果：输出完整的 UGC 玩法拆解文档，验证拆解方法在 UGC 品类的泛化能力。</w:t>
         <w:br/>
         <w:t>作品链接：https://helloworld33available.github.io/hyf-portfolio/works/oasis-xiuxian-analysis.html</w:t>
+      </w:r>
+    </w:p>
+    <w:p>
+      <w:pPr>
+        <w:spacing w:line="276" w:lineRule="auto" w:before="0" w:after="80"/>
+        <w:jc w:val="left"/>
+        <w:rPr>
+          <w:b w:val="0"/>
+          <w:bCs/>
+          <w:sz w:val="18"/>
+          <w:szCs w:val="18"/>
+          <w:lang w:eastAsia="zh-CN"/>
+        </w:rPr>
+      </w:pPr>
+      <w:r>
+        <w:rPr>
+          <w:rFonts w:eastAsia="宋体" w:ascii="Times New Roman" w:hAnsi="Times New Roman"/>
+          <w:b/>
+          <w:bCs w:val="0"/>
+          <w:sz w:val="20"/>
+          <w:szCs w:val="18"/>
+          <w:lang w:eastAsia="zh-CN"/>
+        </w:rPr>
+      </w:r>
+      <w:r>
+        <w:rPr>
+          <w:rFonts w:eastAsia="宋体" w:ascii="Times New Roman" w:hAnsi="Times New Roman"/>
+          <w:b/>
+          <w:bCs w:val="0"/>
+          <w:sz w:val="20"/>
+          <w:szCs w:val="18"/>
+          <w:lang w:eastAsia="zh-CN"/>
+        </w:rPr>
+      </w:r>
+      <w:r>
+        <w:rPr>
+          <w:rFonts w:eastAsia="宋体" w:ascii="Times New Roman" w:hAnsi="Times New Roman"/>
+          <w:b/>
+          <w:bCs w:val="0"/>
+          <w:sz w:val="20"/>
+          <w:szCs w:val="18"/>
+          <w:lang w:eastAsia="zh-CN"/>
+        </w:rPr>
+      </w:r>
+      <w:r>
+        <w:rPr>
+          <w:rFonts w:eastAsia="宋体" w:ascii="Times New Roman" w:hAnsi="Times New Roman"/>
+          <w:b w:val="0"/>
+          <w:sz w:val="20"/>
+        </w:rPr>
       </w:r>
     </w:p>
     <w:p>

--- a/files/黄彦飞_策划求职简历.docx
+++ b/files/黄彦飞_策划求职简历.docx
@@ -4,7 +4,7 @@
   <w:body>
     <w:p>
       <w:pPr>
-        <w:spacing w:before="0" w:line="276" w:lineRule="auto" w:after="120"/>
+        <w:spacing w:before="0" w:after="120" w:line="276" w:lineRule="auto"/>
         <w:ind w:left="35"/>
         <w:jc w:val="center"/>
         <w:rPr>
@@ -17,7 +17,7 @@
       </w:pPr>
       <w:r>
         <w:rPr>
-          <w:rFonts w:hint="eastAsia" w:eastAsia="黑体" w:ascii="黑体" w:hAnsi="黑体"/>
+          <w:rFonts w:hint="eastAsia" w:ascii="黑体" w:hAnsi="黑体" w:eastAsia="黑体"/>
           <w:b/>
           <w:sz w:val="32"/>
           <w:szCs w:val="24"/>
@@ -32,7 +32,7 @@
         <w:tabs>
           <w:tab w:val="left" w:pos="1768"/>
         </w:tabs>
-        <w:spacing w:before="0" w:line="276" w:lineRule="auto" w:after="80"/>
+        <w:spacing w:before="0" w:after="80" w:line="276" w:lineRule="auto"/>
         <w:ind w:left="0"/>
         <w:jc w:val="left"/>
         <w:rPr>
@@ -44,7 +44,7 @@
       </w:pPr>
       <w:r>
         <w:rPr>
-          <w:rFonts w:hint="eastAsia" w:eastAsia="宋体" w:ascii="Times New Roman" w:hAnsi="Times New Roman"/>
+          <w:rFonts w:hint="eastAsia" w:ascii="Times New Roman" w:hAnsi="Times New Roman" w:eastAsia="宋体"/>
           <w:b/>
           <w:bCs/>
           <w:spacing w:val="6"/>
@@ -55,7 +55,7 @@
       </w:r>
       <w:r>
         <w:rPr>
-          <w:rFonts w:hint="eastAsia" w:eastAsia="宋体" w:ascii="Times New Roman" w:hAnsi="Times New Roman"/>
+          <w:rFonts w:hint="eastAsia" w:ascii="Times New Roman" w:hAnsi="Times New Roman" w:eastAsia="宋体"/>
           <w:b/>
           <w:bCs/>
           <w:spacing w:val="6"/>
@@ -71,7 +71,7 @@
         <w:tabs>
           <w:tab w:val="left" w:pos="1768"/>
         </w:tabs>
-        <w:spacing w:before="0" w:line="276" w:lineRule="auto" w:after="80"/>
+        <w:spacing w:before="0" w:after="80" w:line="276" w:lineRule="auto"/>
         <w:ind w:left="0" w:leftChars="0" w:firstLine="0" w:firstLineChars="0"/>
         <w:jc w:val="left"/>
         <w:rPr>
@@ -86,7 +86,7 @@
       <w:r>
         <w:rPr>
           <w:rStyle w:val="10"/>
-          <w:rFonts w:hint="eastAsia" w:eastAsia="宋体" w:ascii="Times New Roman" w:hAnsi="Times New Roman"/>
+          <w:rFonts w:hint="eastAsia" w:ascii="Times New Roman" w:hAnsi="Times New Roman" w:eastAsia="宋体"/>
           <w:b/>
           <w:bCs/>
           <w:color w:val="auto"/>
@@ -100,7 +100,7 @@
       <w:r>
         <w:rPr>
           <w:rStyle w:val="10"/>
-          <w:rFonts w:hint="eastAsia" w:eastAsia="宋体" w:ascii="Times New Roman" w:hAnsi="Times New Roman"/>
+          <w:rFonts w:hint="eastAsia" w:ascii="Times New Roman" w:hAnsi="Times New Roman" w:eastAsia="宋体"/>
           <w:b/>
           <w:bCs/>
           <w:color w:val="auto"/>
@@ -118,7 +118,7 @@
         <w:tabs>
           <w:tab w:val="left" w:pos="1768"/>
         </w:tabs>
-        <w:spacing w:before="0" w:line="276" w:lineRule="auto" w:after="80"/>
+        <w:spacing w:before="0" w:after="80" w:line="276" w:lineRule="auto"/>
         <w:ind w:left="0" w:leftChars="0" w:firstLine="0" w:firstLineChars="0"/>
         <w:jc w:val="left"/>
         <w:rPr>
@@ -128,7 +128,7 @@
       </w:pPr>
       <w:r>
         <w:rPr>
-          <w:rFonts w:hint="eastAsia" w:eastAsia="宋体" w:ascii="Times New Roman" w:hAnsi="Times New Roman"/>
+          <w:rFonts w:hint="eastAsia" w:ascii="Times New Roman" w:hAnsi="Times New Roman" w:eastAsia="宋体"/>
           <w:b/>
           <w:bCs/>
           <w:sz w:val="20"/>
@@ -138,7 +138,7 @@
       </w:r>
       <w:r>
         <w:rPr>
-          <w:rFonts w:hint="eastAsia" w:eastAsia="宋体" w:ascii="Times New Roman" w:hAnsi="Times New Roman"/>
+          <w:rFonts w:hint="eastAsia" w:ascii="Times New Roman" w:hAnsi="Times New Roman" w:eastAsia="宋体"/>
           <w:b/>
           <w:bCs/>
           <w:sz w:val="20"/>
@@ -153,7 +153,7 @@
         <w:tabs>
           <w:tab w:val="left" w:pos="1768"/>
         </w:tabs>
-        <w:spacing w:before="0" w:line="276" w:lineRule="auto" w:after="80"/>
+        <w:spacing w:before="0" w:after="80" w:line="276" w:lineRule="auto"/>
         <w:ind w:left="0" w:leftChars="0" w:firstLine="0" w:firstLineChars="0"/>
         <w:jc w:val="left"/>
         <w:rPr>
@@ -163,7 +163,7 @@
       </w:pPr>
       <w:r>
         <w:rPr>
-          <w:rFonts w:eastAsia="宋体" w:ascii="Times New Roman" w:hAnsi="Times New Roman"/>
+          <w:rFonts w:ascii="Times New Roman" w:hAnsi="Times New Roman" w:eastAsia="宋体"/>
           <w:b w:val="0"/>
           <w:sz w:val="20"/>
         </w:rPr>
@@ -183,7 +183,7 @@
     </w:p>
     <w:p>
       <w:pPr>
-        <w:spacing w:line="276" w:lineRule="auto" w:before="200" w:after="80"/>
+        <w:spacing w:before="200" w:after="80" w:line="276" w:lineRule="auto"/>
         <w:jc w:val="left"/>
         <w:rPr>
           <w:b/>
@@ -193,7 +193,7 @@
       </w:pPr>
       <w:r>
         <w:rPr>
-          <w:rFonts w:eastAsia="黑体" w:ascii="黑体" w:hAnsi="黑体"/>
+          <w:rFonts w:ascii="黑体" w:hAnsi="黑体" w:eastAsia="黑体"/>
           <w:b/>
           <w:sz w:val="24"/>
           <w:lang w:eastAsia="zh-CN"/>
@@ -257,7 +257,7 @@
       </w:r>
       <w:r>
         <w:rPr>
-          <w:rFonts w:eastAsia="黑体" w:ascii="黑体" w:hAnsi="黑体"/>
+          <w:rFonts w:ascii="黑体" w:hAnsi="黑体" w:eastAsia="黑体"/>
           <w:b/>
           <w:sz w:val="24"/>
           <w:lang w:eastAsia="zh-CN"/>
@@ -267,7 +267,7 @@
     </w:p>
     <w:p>
       <w:pPr>
-        <w:spacing w:line="276" w:lineRule="auto" w:before="0" w:after="80"/>
+        <w:spacing w:before="0" w:after="80" w:line="276" w:lineRule="auto"/>
         <w:jc w:val="left"/>
         <w:rPr>
           <w:rFonts w:hint="eastAsia"/>
@@ -281,7 +281,7 @@
       <w:r>
         <w:rPr>
           <w:rStyle w:val="16"/>
-          <w:rFonts w:hint="eastAsia" w:eastAsia="宋体" w:ascii="Times New Roman" w:hAnsi="Times New Roman"/>
+          <w:rFonts w:hint="eastAsia" w:ascii="Times New Roman" w:hAnsi="Times New Roman" w:eastAsia="宋体"/>
           <w:b w:val="0"/>
           <w:bCs w:val="0"/>
           <w:sz w:val="20"/>
@@ -293,7 +293,7 @@
       <w:r>
         <w:rPr>
           <w:rStyle w:val="16"/>
-          <w:rFonts w:hint="eastAsia" w:eastAsia="宋体" w:ascii="Times New Roman" w:hAnsi="Times New Roman"/>
+          <w:rFonts w:hint="eastAsia" w:ascii="Times New Roman" w:hAnsi="Times New Roman" w:eastAsia="宋体"/>
           <w:b w:val="0"/>
           <w:bCs w:val="0"/>
           <w:sz w:val="20"/>
@@ -305,7 +305,7 @@
       <w:r>
         <w:rPr>
           <w:rStyle w:val="16"/>
-          <w:rFonts w:hint="eastAsia" w:eastAsia="宋体" w:ascii="Times New Roman" w:hAnsi="Times New Roman"/>
+          <w:rFonts w:hint="eastAsia" w:ascii="Times New Roman" w:hAnsi="Times New Roman" w:eastAsia="宋体"/>
           <w:b w:val="0"/>
           <w:bCs w:val="0"/>
           <w:sz w:val="20"/>
@@ -317,7 +317,7 @@
       <w:r>
         <w:rPr>
           <w:rStyle w:val="16"/>
-          <w:rFonts w:hint="eastAsia" w:eastAsia="宋体" w:ascii="Times New Roman" w:hAnsi="Times New Roman"/>
+          <w:rFonts w:hint="eastAsia" w:ascii="Times New Roman" w:hAnsi="Times New Roman" w:eastAsia="宋体"/>
           <w:b w:val="0"/>
           <w:bCs w:val="0"/>
           <w:sz w:val="20"/>
@@ -329,7 +329,7 @@
       <w:r>
         <w:rPr>
           <w:rStyle w:val="16"/>
-          <w:rFonts w:hint="eastAsia" w:eastAsia="宋体" w:ascii="Times New Roman" w:hAnsi="Times New Roman"/>
+          <w:rFonts w:hint="eastAsia" w:ascii="Times New Roman" w:hAnsi="Times New Roman" w:eastAsia="宋体"/>
           <w:b w:val="0"/>
           <w:bCs w:val="0"/>
           <w:sz w:val="20"/>
@@ -341,7 +341,7 @@
       <w:r>
         <w:rPr>
           <w:rStyle w:val="16"/>
-          <w:rFonts w:hint="eastAsia" w:eastAsia="宋体" w:ascii="Times New Roman" w:hAnsi="Times New Roman"/>
+          <w:rFonts w:hint="eastAsia" w:ascii="Times New Roman" w:hAnsi="Times New Roman" w:eastAsia="宋体"/>
           <w:b w:val="0"/>
           <w:bCs w:val="0"/>
           <w:sz w:val="20"/>
@@ -353,7 +353,7 @@
       <w:r>
         <w:rPr>
           <w:rStyle w:val="16"/>
-          <w:rFonts w:hint="eastAsia" w:eastAsia="宋体" w:ascii="Times New Roman" w:hAnsi="Times New Roman"/>
+          <w:rFonts w:hint="eastAsia" w:ascii="Times New Roman" w:hAnsi="Times New Roman" w:eastAsia="宋体"/>
           <w:b w:val="0"/>
           <w:bCs w:val="0"/>
           <w:sz w:val="20"/>
@@ -380,7 +380,7 @@
     </w:p>
     <w:p>
       <w:pPr>
-        <w:spacing w:line="276" w:lineRule="auto" w:before="0" w:after="80"/>
+        <w:spacing w:before="0" w:after="80" w:line="276" w:lineRule="auto"/>
         <w:jc w:val="left"/>
         <w:rPr>
           <w:rFonts w:hint="eastAsia"/>
@@ -394,7 +394,7 @@
       </w:pPr>
       <w:r>
         <w:rPr>
-          <w:rFonts w:hint="eastAsia" w:eastAsia="宋体" w:ascii="Times New Roman" w:hAnsi="Times New Roman"/>
+          <w:rFonts w:hint="eastAsia" w:ascii="Times New Roman" w:hAnsi="Times New Roman" w:eastAsia="宋体"/>
           <w:b w:val="0"/>
           <w:bCs w:val="0"/>
           <w:color w:val="0000FF"/>
@@ -418,7 +418,7 @@
     </w:p>
     <w:p>
       <w:pPr>
-        <w:spacing w:line="276" w:lineRule="auto" w:before="200" w:after="80"/>
+        <w:spacing w:before="200" w:after="80" w:line="276" w:lineRule="auto"/>
         <w:jc w:val="left"/>
         <w:rPr>
           <w:b/>
@@ -428,25 +428,17 @@
       </w:pPr>
       <w:r>
         <w:rPr>
-          <w:rFonts w:eastAsia="黑体" w:ascii="黑体" w:hAnsi="黑体"/>
+          <w:rFonts w:ascii="黑体" w:hAnsi="黑体" w:eastAsia="黑体"/>
           <w:b/>
           <w:sz w:val="24"/>
           <w:lang w:eastAsia="zh-CN"/>
         </w:rPr>
         <w:t>实习经历</w:t>
       </w:r>
-      <w:r>
-        <w:rPr>
-          <w:rFonts w:eastAsia="黑体" w:ascii="黑体" w:hAnsi="黑体"/>
-          <w:b/>
-          <w:sz w:val="24"/>
-          <w:lang w:eastAsia="zh-CN"/>
-        </w:rPr>
-      </w:r>
-    </w:p>
-    <w:p>
-      <w:pPr>
-        <w:spacing w:line="276" w:lineRule="auto" w:before="0" w:after="80"/>
+    </w:p>
+    <w:p>
+      <w:pPr>
+        <w:spacing w:before="0" w:after="80" w:line="276" w:lineRule="auto"/>
         <w:jc w:val="left"/>
         <w:rPr>
           <w:b w:val="0"/>
@@ -458,7 +450,7 @@
       </w:pPr>
       <w:r>
         <w:rPr>
-          <w:rFonts w:eastAsia="宋体" w:ascii="Times New Roman" w:hAnsi="Times New Roman"/>
+          <w:rFonts w:ascii="Times New Roman" w:hAnsi="Times New Roman" w:eastAsia="宋体"/>
           <w:b/>
           <w:bCs w:val="0"/>
           <w:sz w:val="20"/>
@@ -467,110 +459,10 @@
         </w:rPr>
         <w:t>宜宾蜀创游戏软件开发有限公司 · 系统策划实习生 · 2024.06 – 2024.09（3个月）</w:t>
       </w:r>
-      <w:r>
-        <w:rPr>
-          <w:rFonts w:eastAsia="宋体" w:ascii="Times New Roman" w:hAnsi="Times New Roman"/>
-          <w:b/>
-          <w:bCs w:val="0"/>
-          <w:sz w:val="20"/>
-          <w:szCs w:val="18"/>
-          <w:lang w:eastAsia="zh-CN"/>
-        </w:rPr>
-      </w:r>
-      <w:r>
-        <w:rPr>
-          <w:rFonts w:eastAsia="宋体" w:ascii="Times New Roman" w:hAnsi="Times New Roman"/>
-          <w:b/>
-          <w:bCs w:val="0"/>
-          <w:sz w:val="20"/>
-          <w:szCs w:val="18"/>
-          <w:lang w:eastAsia="zh-CN"/>
-        </w:rPr>
-      </w:r>
-      <w:r>
-        <w:rPr>
-          <w:rFonts w:eastAsia="宋体" w:ascii="Times New Roman" w:hAnsi="Times New Roman"/>
-          <w:b/>
-          <w:bCs w:val="0"/>
-          <w:sz w:val="20"/>
-          <w:szCs w:val="18"/>
-          <w:lang w:eastAsia="zh-CN"/>
-        </w:rPr>
-      </w:r>
-      <w:r>
-        <w:rPr>
-          <w:rFonts w:eastAsia="宋体" w:ascii="Times New Roman" w:hAnsi="Times New Roman"/>
-          <w:b/>
-          <w:bCs w:val="0"/>
-          <w:sz w:val="20"/>
-          <w:szCs w:val="18"/>
-          <w:lang w:eastAsia="zh-CN"/>
-        </w:rPr>
-      </w:r>
-      <w:r>
-        <w:rPr>
-          <w:rFonts w:eastAsia="宋体" w:ascii="Times New Roman" w:hAnsi="Times New Roman"/>
-          <w:b/>
-          <w:bCs w:val="0"/>
-          <w:sz w:val="20"/>
-          <w:szCs w:val="18"/>
-          <w:lang w:eastAsia="zh-CN"/>
-        </w:rPr>
-      </w:r>
-      <w:r>
-        <w:rPr>
-          <w:rFonts w:eastAsia="宋体" w:ascii="Times New Roman" w:hAnsi="Times New Roman"/>
-          <w:b/>
-          <w:bCs w:val="0"/>
-          <w:sz w:val="20"/>
-          <w:szCs w:val="18"/>
-          <w:lang w:eastAsia="zh-CN"/>
-        </w:rPr>
-      </w:r>
-      <w:r>
-        <w:rPr>
-          <w:rFonts w:eastAsia="宋体" w:ascii="Times New Roman" w:hAnsi="Times New Roman"/>
-          <w:b/>
-          <w:bCs w:val="0"/>
-          <w:sz w:val="20"/>
-          <w:szCs w:val="18"/>
-          <w:lang w:eastAsia="zh-CN"/>
-        </w:rPr>
-      </w:r>
-      <w:r>
-        <w:rPr>
-          <w:rFonts w:eastAsia="宋体" w:ascii="Times New Roman" w:hAnsi="Times New Roman"/>
-          <w:b/>
-          <w:bCs w:val="0"/>
-          <w:sz w:val="20"/>
-          <w:szCs w:val="18"/>
-          <w:lang w:eastAsia="zh-CN"/>
-        </w:rPr>
-      </w:r>
-      <w:r>
-        <w:rPr>
-          <w:rFonts w:eastAsia="宋体" w:ascii="Times New Roman" w:hAnsi="Times New Roman"/>
-          <w:b/>
-          <w:bCs w:val="0"/>
-          <w:sz w:val="20"/>
-          <w:szCs w:val="18"/>
-          <w:lang w:eastAsia="zh-CN"/>
-        </w:rPr>
-      </w:r>
-      <w:r>
-        <w:rPr>
-          <w:rFonts w:eastAsia="宋体" w:ascii="Times New Roman" w:hAnsi="Times New Roman"/>
-          <w:b/>
-          <w:bCs w:val="0"/>
-          <w:sz w:val="20"/>
-          <w:szCs w:val="18"/>
-          <w:lang w:eastAsia="zh-CN"/>
-        </w:rPr>
-      </w:r>
-    </w:p>
-    <w:p>
-      <w:pPr>
-        <w:spacing w:line="276" w:lineRule="auto" w:before="0" w:after="80"/>
+    </w:p>
+    <w:p>
+      <w:pPr>
+        <w:spacing w:before="0" w:after="80" w:line="276" w:lineRule="auto"/>
         <w:jc w:val="left"/>
         <w:rPr>
           <w:b w:val="0"/>
@@ -582,7 +474,7 @@
       </w:pPr>
       <w:r>
         <w:rPr>
-          <w:rFonts w:eastAsia="宋体" w:ascii="Times New Roman" w:hAnsi="Times New Roman"/>
+          <w:rFonts w:ascii="Times New Roman" w:hAnsi="Times New Roman" w:eastAsia="宋体"/>
           <w:b w:val="0"/>
           <w:bCs w:val="0"/>
           <w:sz w:val="20"/>
@@ -591,110 +483,10 @@
         </w:rPr>
         <w:t>负责某卡牌手游抽卡（召唤）系统的策划案设计：梳理卡池结构、保底与跨池继承规则、UP切换等边界条件，输出含流程说明与状态机的策划文档并完成评审迭代。</w:t>
       </w:r>
-      <w:r>
-        <w:rPr>
-          <w:rFonts w:eastAsia="宋体" w:ascii="Times New Roman" w:hAnsi="Times New Roman"/>
-          <w:b w:val="0"/>
-          <w:bCs w:val="0"/>
-          <w:sz w:val="20"/>
-          <w:szCs w:val="18"/>
-          <w:lang w:eastAsia="zh-CN"/>
-        </w:rPr>
-      </w:r>
-      <w:r>
-        <w:rPr>
-          <w:rFonts w:eastAsia="宋体" w:ascii="Times New Roman" w:hAnsi="Times New Roman"/>
-          <w:b w:val="0"/>
-          <w:bCs w:val="0"/>
-          <w:sz w:val="20"/>
-          <w:szCs w:val="18"/>
-          <w:lang w:eastAsia="zh-CN"/>
-        </w:rPr>
-      </w:r>
-      <w:r>
-        <w:rPr>
-          <w:rFonts w:eastAsia="宋体" w:ascii="Times New Roman" w:hAnsi="Times New Roman"/>
-          <w:b w:val="0"/>
-          <w:bCs w:val="0"/>
-          <w:sz w:val="20"/>
-          <w:szCs w:val="18"/>
-          <w:lang w:eastAsia="zh-CN"/>
-        </w:rPr>
-      </w:r>
-      <w:r>
-        <w:rPr>
-          <w:rFonts w:eastAsia="宋体" w:ascii="Times New Roman" w:hAnsi="Times New Roman"/>
-          <w:b w:val="0"/>
-          <w:bCs w:val="0"/>
-          <w:sz w:val="20"/>
-          <w:szCs w:val="18"/>
-          <w:lang w:eastAsia="zh-CN"/>
-        </w:rPr>
-      </w:r>
-      <w:r>
-        <w:rPr>
-          <w:rFonts w:eastAsia="宋体" w:ascii="Times New Roman" w:hAnsi="Times New Roman"/>
-          <w:b w:val="0"/>
-          <w:bCs w:val="0"/>
-          <w:sz w:val="20"/>
-          <w:szCs w:val="18"/>
-          <w:lang w:eastAsia="zh-CN"/>
-        </w:rPr>
-      </w:r>
-      <w:r>
-        <w:rPr>
-          <w:rFonts w:eastAsia="宋体" w:ascii="Times New Roman" w:hAnsi="Times New Roman"/>
-          <w:b w:val="0"/>
-          <w:bCs w:val="0"/>
-          <w:sz w:val="20"/>
-          <w:szCs w:val="18"/>
-          <w:lang w:eastAsia="zh-CN"/>
-        </w:rPr>
-      </w:r>
-      <w:r>
-        <w:rPr>
-          <w:rFonts w:eastAsia="宋体" w:ascii="Times New Roman" w:hAnsi="Times New Roman"/>
-          <w:b w:val="0"/>
-          <w:bCs w:val="0"/>
-          <w:sz w:val="20"/>
-          <w:szCs w:val="18"/>
-          <w:lang w:eastAsia="zh-CN"/>
-        </w:rPr>
-      </w:r>
-      <w:r>
-        <w:rPr>
-          <w:rFonts w:eastAsia="宋体" w:ascii="Times New Roman" w:hAnsi="Times New Roman"/>
-          <w:b w:val="0"/>
-          <w:bCs w:val="0"/>
-          <w:sz w:val="20"/>
-          <w:szCs w:val="18"/>
-          <w:lang w:eastAsia="zh-CN"/>
-        </w:rPr>
-      </w:r>
-      <w:r>
-        <w:rPr>
-          <w:rFonts w:eastAsia="宋体" w:ascii="Times New Roman" w:hAnsi="Times New Roman"/>
-          <w:b w:val="0"/>
-          <w:bCs w:val="0"/>
-          <w:sz w:val="20"/>
-          <w:szCs w:val="18"/>
-          <w:lang w:eastAsia="zh-CN"/>
-        </w:rPr>
-      </w:r>
-      <w:r>
-        <w:rPr>
-          <w:rFonts w:eastAsia="宋体" w:ascii="Times New Roman" w:hAnsi="Times New Roman"/>
-          <w:b w:val="0"/>
-          <w:bCs w:val="0"/>
-          <w:sz w:val="20"/>
-          <w:szCs w:val="18"/>
-          <w:lang w:eastAsia="zh-CN"/>
-        </w:rPr>
-      </w:r>
-    </w:p>
-    <w:p>
-      <w:pPr>
-        <w:spacing w:line="276" w:lineRule="auto" w:before="0" w:after="80"/>
+    </w:p>
+    <w:p>
+      <w:pPr>
+        <w:spacing w:before="0" w:after="80" w:line="276" w:lineRule="auto"/>
         <w:jc w:val="left"/>
         <w:rPr>
           <w:b w:val="0"/>
@@ -706,7 +498,7 @@
       </w:pPr>
       <w:r>
         <w:rPr>
-          <w:rFonts w:eastAsia="宋体" w:ascii="Times New Roman" w:hAnsi="Times New Roman"/>
+          <w:rFonts w:ascii="Times New Roman" w:hAnsi="Times New Roman" w:eastAsia="宋体"/>
           <w:b w:val="0"/>
           <w:bCs w:val="0"/>
           <w:sz w:val="20"/>
@@ -714,106 +506,6 @@
           <w:lang w:eastAsia="zh-CN"/>
         </w:rPr>
         <w:t>设计并维护该系统的配置表结构（字段定义与跨表引用关系），配合程序进行需求答疑与规则澄清，参与用例梳理与验收标准制定；与美术、测试确认表现与校验口径，并沉淀模块设计复盘文档。</w:t>
-      </w:r>
-      <w:r>
-        <w:rPr>
-          <w:rFonts w:eastAsia="宋体" w:ascii="Times New Roman" w:hAnsi="Times New Roman"/>
-          <w:b w:val="0"/>
-          <w:bCs w:val="0"/>
-          <w:sz w:val="20"/>
-          <w:szCs w:val="18"/>
-          <w:lang w:eastAsia="zh-CN"/>
-        </w:rPr>
-      </w:r>
-      <w:r>
-        <w:rPr>
-          <w:rFonts w:eastAsia="宋体" w:ascii="Times New Roman" w:hAnsi="Times New Roman"/>
-          <w:b w:val="0"/>
-          <w:bCs w:val="0"/>
-          <w:sz w:val="20"/>
-          <w:szCs w:val="18"/>
-          <w:lang w:eastAsia="zh-CN"/>
-        </w:rPr>
-      </w:r>
-      <w:r>
-        <w:rPr>
-          <w:rFonts w:eastAsia="宋体" w:ascii="Times New Roman" w:hAnsi="Times New Roman"/>
-          <w:b w:val="0"/>
-          <w:bCs w:val="0"/>
-          <w:sz w:val="20"/>
-          <w:szCs w:val="18"/>
-          <w:lang w:eastAsia="zh-CN"/>
-        </w:rPr>
-      </w:r>
-      <w:r>
-        <w:rPr>
-          <w:rFonts w:eastAsia="宋体" w:ascii="Times New Roman" w:hAnsi="Times New Roman"/>
-          <w:b w:val="0"/>
-          <w:bCs w:val="0"/>
-          <w:sz w:val="20"/>
-          <w:szCs w:val="18"/>
-          <w:lang w:eastAsia="zh-CN"/>
-        </w:rPr>
-      </w:r>
-      <w:r>
-        <w:rPr>
-          <w:rFonts w:eastAsia="宋体" w:ascii="Times New Roman" w:hAnsi="Times New Roman"/>
-          <w:b w:val="0"/>
-          <w:bCs w:val="0"/>
-          <w:sz w:val="20"/>
-          <w:szCs w:val="18"/>
-          <w:lang w:eastAsia="zh-CN"/>
-        </w:rPr>
-      </w:r>
-      <w:r>
-        <w:rPr>
-          <w:rFonts w:eastAsia="宋体" w:ascii="Times New Roman" w:hAnsi="Times New Roman"/>
-          <w:b w:val="0"/>
-          <w:bCs w:val="0"/>
-          <w:sz w:val="20"/>
-          <w:szCs w:val="18"/>
-          <w:lang w:eastAsia="zh-CN"/>
-        </w:rPr>
-      </w:r>
-      <w:r>
-        <w:rPr>
-          <w:rFonts w:eastAsia="宋体" w:ascii="Times New Roman" w:hAnsi="Times New Roman"/>
-          <w:b w:val="0"/>
-          <w:bCs w:val="0"/>
-          <w:sz w:val="20"/>
-          <w:szCs w:val="18"/>
-          <w:lang w:eastAsia="zh-CN"/>
-        </w:rPr>
-      </w:r>
-      <w:r>
-        <w:rPr>
-          <w:rFonts w:eastAsia="宋体" w:ascii="Times New Roman" w:hAnsi="Times New Roman"/>
-          <w:b w:val="0"/>
-          <w:bCs w:val="0"/>
-          <w:sz w:val="20"/>
-          <w:szCs w:val="18"/>
-          <w:lang w:eastAsia="zh-CN"/>
-        </w:rPr>
-      </w:r>
-      <w:r>
-        <w:rPr>
-          <w:rFonts w:eastAsia="宋体" w:ascii="Times New Roman" w:hAnsi="Times New Roman"/>
-          <w:b w:val="0"/>
-          <w:bCs w:val="0"/>
-          <w:sz w:val="20"/>
-          <w:szCs w:val="18"/>
-          <w:lang w:eastAsia="zh-CN"/>
-        </w:rPr>
-      </w:r>
-      <w:r>
-        <w:rPr>
-          <w:rFonts w:eastAsia="宋体" w:ascii="Times New Roman" w:hAnsi="Times New Roman"/>
-          <w:b w:val="0"/>
-          <w:bCs w:val="0"/>
-          <w:sz w:val="20"/>
-          <w:szCs w:val="18"/>
-          <w:lang w:eastAsia="zh-CN"/>
-        </w:rPr>
       </w:r>
     </w:p>
     <w:p>
@@ -822,7 +514,7 @@
           <w:ilvl w:val="0"/>
           <w:numId w:val="0"/>
         </w:numPr>
-        <w:spacing w:line="276" w:lineRule="auto" w:before="200" w:after="80"/>
+        <w:spacing w:before="200" w:after="80" w:line="276" w:lineRule="auto"/>
         <w:ind w:leftChars="0"/>
         <w:jc w:val="left"/>
         <w:rPr>
@@ -831,28 +523,12 @@
       </w:pPr>
       <w:r>
         <w:rPr>
-          <w:rFonts w:eastAsia="黑体" w:ascii="黑体" w:hAnsi="黑体"/>
+          <w:rFonts w:ascii="黑体" w:hAnsi="黑体" w:eastAsia="黑体"/>
           <w:b/>
           <w:sz w:val="24"/>
           <w:lang w:eastAsia="zh-CN"/>
         </w:rPr>
         <w:t>专业技能</w:t>
-      </w:r>
-      <w:r>
-        <w:rPr>
-          <w:rFonts w:eastAsia="黑体" w:ascii="黑体" w:hAnsi="黑体"/>
-          <w:b/>
-          <w:sz w:val="24"/>
-          <w:lang w:eastAsia="zh-CN"/>
-        </w:rPr>
-      </w:r>
-      <w:r>
-        <w:rPr>
-          <w:rFonts w:eastAsia="黑体" w:ascii="黑体" w:hAnsi="黑体"/>
-          <w:b/>
-          <w:sz w:val="24"/>
-          <w:lang w:eastAsia="zh-CN"/>
-        </w:rPr>
       </w:r>
     </w:p>
     <w:p>
@@ -861,7 +537,7 @@
           <w:ilvl w:val="0"/>
           <w:numId w:val="0"/>
         </w:numPr>
-        <w:spacing w:line="276" w:lineRule="auto" w:before="0" w:after="80"/>
+        <w:spacing w:before="0" w:after="80" w:line="276" w:lineRule="auto"/>
         <w:ind w:leftChars="0"/>
         <w:jc w:val="left"/>
         <w:rPr>
@@ -870,7 +546,7 @@
       </w:pPr>
       <w:r>
         <w:rPr>
-          <w:rFonts w:eastAsia="宋体" w:ascii="Times New Roman" w:hAnsi="Times New Roman"/>
+          <w:rFonts w:ascii="Times New Roman" w:hAnsi="Times New Roman" w:eastAsia="宋体"/>
           <w:b/>
           <w:sz w:val="20"/>
         </w:rPr>
@@ -878,7 +554,7 @@
       </w:r>
       <w:r>
         <w:rPr>
-          <w:rFonts w:eastAsia="宋体" w:ascii="Times New Roman" w:hAnsi="Times New Roman"/>
+          <w:rFonts w:ascii="Times New Roman" w:hAnsi="Times New Roman" w:eastAsia="宋体"/>
           <w:b w:val="0"/>
           <w:sz w:val="20"/>
         </w:rPr>
@@ -891,7 +567,7 @@
           <w:ilvl w:val="0"/>
           <w:numId w:val="1"/>
         </w:numPr>
-        <w:spacing w:line="276" w:lineRule="auto" w:before="0" w:after="80"/>
+        <w:spacing w:before="0" w:after="80" w:line="276" w:lineRule="auto"/>
         <w:ind w:leftChars="0"/>
         <w:jc w:val="left"/>
         <w:rPr>
@@ -900,7 +576,7 @@
       </w:pPr>
       <w:r>
         <w:rPr>
-          <w:rFonts w:eastAsia="宋体" w:ascii="Times New Roman" w:hAnsi="Times New Roman"/>
+          <w:rFonts w:ascii="Times New Roman" w:hAnsi="Times New Roman" w:eastAsia="宋体"/>
           <w:b/>
           <w:sz w:val="20"/>
         </w:rPr>
@@ -908,7 +584,7 @@
       </w:r>
       <w:r>
         <w:rPr>
-          <w:rFonts w:eastAsia="宋体" w:ascii="Times New Roman" w:hAnsi="Times New Roman"/>
+          <w:rFonts w:ascii="Times New Roman" w:hAnsi="Times New Roman" w:eastAsia="宋体"/>
           <w:b w:val="0"/>
           <w:sz w:val="20"/>
         </w:rPr>
@@ -921,7 +597,7 @@
           <w:ilvl w:val="0"/>
           <w:numId w:val="1"/>
         </w:numPr>
-        <w:spacing w:line="276" w:lineRule="auto" w:before="0" w:after="80"/>
+        <w:spacing w:before="0" w:after="80" w:line="276" w:lineRule="auto"/>
         <w:ind w:leftChars="0"/>
         <w:jc w:val="left"/>
         <w:rPr>
@@ -930,7 +606,7 @@
       </w:pPr>
       <w:r>
         <w:rPr>
-          <w:rFonts w:eastAsia="宋体" w:ascii="Times New Roman" w:hAnsi="Times New Roman"/>
+          <w:rFonts w:ascii="Times New Roman" w:hAnsi="Times New Roman" w:eastAsia="宋体"/>
           <w:b/>
           <w:sz w:val="20"/>
         </w:rPr>
@@ -938,7 +614,7 @@
       </w:r>
       <w:r>
         <w:rPr>
-          <w:rFonts w:eastAsia="宋体" w:ascii="Times New Roman" w:hAnsi="Times New Roman"/>
+          <w:rFonts w:ascii="Times New Roman" w:hAnsi="Times New Roman" w:eastAsia="宋体"/>
           <w:b w:val="0"/>
           <w:sz w:val="20"/>
         </w:rPr>
@@ -951,7 +627,7 @@
           <w:ilvl w:val="0"/>
           <w:numId w:val="1"/>
         </w:numPr>
-        <w:spacing w:line="276" w:lineRule="auto" w:before="0" w:after="80"/>
+        <w:spacing w:before="0" w:after="80" w:line="276" w:lineRule="auto"/>
         <w:ind w:leftChars="0"/>
         <w:jc w:val="left"/>
         <w:rPr>
@@ -960,7 +636,7 @@
       </w:pPr>
       <w:r>
         <w:rPr>
-          <w:rFonts w:eastAsia="宋体" w:ascii="Times New Roman" w:hAnsi="Times New Roman"/>
+          <w:rFonts w:ascii="Times New Roman" w:hAnsi="Times New Roman" w:eastAsia="宋体"/>
           <w:b/>
           <w:sz w:val="20"/>
         </w:rPr>
@@ -968,16 +644,23 @@
       </w:r>
       <w:r>
         <w:rPr>
-          <w:rFonts w:eastAsia="宋体" w:ascii="Times New Roman" w:hAnsi="Times New Roman"/>
+          <w:rFonts w:ascii="Times New Roman" w:hAnsi="Times New Roman" w:eastAsia="宋体"/>
           <w:b w:val="0"/>
           <w:sz w:val="20"/>
         </w:rPr>
         <w:t>设计能力：独立完成《崩坏：星穹铁道》跃迁系统策划案，覆盖抽卡全链路规则、边界校验表与13张界面示意图</w:t>
-        <w:br/>
-      </w:r>
-      <w:r>
-        <w:rPr>
-          <w:rFonts w:eastAsia="宋体" w:ascii="Times New Roman" w:hAnsi="Times New Roman"/>
+      </w:r>
+      <w:r>
+        <w:rPr>
+          <w:rFonts w:ascii="Times New Roman" w:hAnsi="Times New Roman" w:eastAsia="宋体"/>
+          <w:b w:val="0"/>
+          <w:sz w:val="20"/>
+        </w:rPr>
+        <w:br w:type="textWrapping"/>
+      </w:r>
+      <w:r>
+        <w:rPr>
+          <w:rFonts w:ascii="Times New Roman" w:hAnsi="Times New Roman" w:eastAsia="宋体"/>
           <w:b w:val="0"/>
           <w:sz w:val="20"/>
         </w:rPr>
@@ -990,7 +673,7 @@
           <w:ilvl w:val="0"/>
           <w:numId w:val="0"/>
         </w:numPr>
-        <w:spacing w:line="276" w:lineRule="auto" w:before="0" w:after="80"/>
+        <w:spacing w:before="0" w:after="80" w:line="276" w:lineRule="auto"/>
         <w:jc w:val="left"/>
         <w:rPr>
           <w:rFonts w:hint="default"/>
@@ -1000,7 +683,7 @@
       </w:pPr>
       <w:r>
         <w:rPr>
-          <w:rFonts w:eastAsia="宋体" w:ascii="Times New Roman" w:hAnsi="Times New Roman"/>
+          <w:rFonts w:ascii="Times New Roman" w:hAnsi="Times New Roman" w:eastAsia="宋体"/>
           <w:b/>
           <w:sz w:val="20"/>
         </w:rPr>
@@ -1008,7 +691,7 @@
       </w:r>
       <w:r>
         <w:rPr>
-          <w:rFonts w:eastAsia="宋体" w:ascii="Times New Roman" w:hAnsi="Times New Roman"/>
+          <w:rFonts w:ascii="Times New Roman" w:hAnsi="Times New Roman" w:eastAsia="宋体"/>
           <w:b w:val="0"/>
           <w:sz w:val="20"/>
         </w:rPr>
@@ -1021,7 +704,7 @@
           <w:ilvl w:val="0"/>
           <w:numId w:val="0"/>
         </w:numPr>
-        <w:spacing w:line="276" w:lineRule="auto" w:before="0" w:after="80"/>
+        <w:spacing w:before="0" w:after="80" w:line="276" w:lineRule="auto"/>
         <w:jc w:val="left"/>
         <w:rPr>
           <w:rFonts w:hint="eastAsia"/>
@@ -1031,7 +714,7 @@
       </w:pPr>
       <w:r>
         <w:rPr>
-          <w:rFonts w:eastAsia="宋体" w:ascii="Times New Roman" w:hAnsi="Times New Roman"/>
+          <w:rFonts w:ascii="Times New Roman" w:hAnsi="Times New Roman" w:eastAsia="宋体"/>
           <w:b/>
           <w:sz w:val="20"/>
         </w:rPr>
@@ -1039,7 +722,7 @@
       </w:r>
       <w:r>
         <w:rPr>
-          <w:rFonts w:eastAsia="宋体" w:ascii="Times New Roman" w:hAnsi="Times New Roman"/>
+          <w:rFonts w:ascii="Times New Roman" w:hAnsi="Times New Roman" w:eastAsia="宋体"/>
           <w:b w:val="0"/>
           <w:sz w:val="20"/>
         </w:rPr>
@@ -1052,7 +735,7 @@
           <w:ilvl w:val="0"/>
           <w:numId w:val="0"/>
         </w:numPr>
-        <w:spacing w:line="276" w:lineRule="auto" w:before="0" w:after="80"/>
+        <w:spacing w:before="0" w:after="80" w:line="276" w:lineRule="auto"/>
         <w:jc w:val="left"/>
         <w:rPr>
           <w:sz w:val="18"/>
@@ -1060,7 +743,7 @@
       </w:pPr>
       <w:r>
         <w:rPr>
-          <w:rFonts w:eastAsia="宋体" w:ascii="Times New Roman" w:hAnsi="Times New Roman"/>
+          <w:rFonts w:ascii="Times New Roman" w:hAnsi="Times New Roman" w:eastAsia="宋体"/>
           <w:b/>
           <w:sz w:val="20"/>
         </w:rPr>
@@ -1068,7 +751,7 @@
       </w:r>
       <w:r>
         <w:rPr>
-          <w:rFonts w:eastAsia="宋体" w:ascii="Times New Roman" w:hAnsi="Times New Roman"/>
+          <w:rFonts w:ascii="Times New Roman" w:hAnsi="Times New Roman" w:eastAsia="宋体"/>
           <w:b w:val="0"/>
           <w:sz w:val="20"/>
         </w:rPr>
@@ -1081,7 +764,7 @@
           <w:ilvl w:val="0"/>
           <w:numId w:val="0"/>
         </w:numPr>
-        <w:spacing w:line="276" w:lineRule="auto" w:before="0" w:after="80"/>
+        <w:spacing w:before="0" w:after="80" w:line="276" w:lineRule="auto"/>
         <w:jc w:val="left"/>
         <w:rPr>
           <w:sz w:val="18"/>
@@ -1089,7 +772,7 @@
       </w:pPr>
       <w:r>
         <w:rPr>
-          <w:rFonts w:eastAsia="宋体" w:ascii="Times New Roman" w:hAnsi="Times New Roman"/>
+          <w:rFonts w:ascii="Times New Roman" w:hAnsi="Times New Roman" w:eastAsia="宋体"/>
           <w:b/>
           <w:sz w:val="20"/>
         </w:rPr>
@@ -1097,7 +780,7 @@
       </w:r>
       <w:r>
         <w:rPr>
-          <w:rFonts w:eastAsia="宋体" w:ascii="Times New Roman" w:hAnsi="Times New Roman"/>
+          <w:rFonts w:ascii="Times New Roman" w:hAnsi="Times New Roman" w:eastAsia="宋体"/>
           <w:b w:val="0"/>
           <w:sz w:val="20"/>
         </w:rPr>
@@ -1110,7 +793,7 @@
           <w:ilvl w:val="0"/>
           <w:numId w:val="0"/>
         </w:numPr>
-        <w:spacing w:line="276" w:lineRule="auto" w:before="0" w:after="80"/>
+        <w:spacing w:before="0" w:after="80" w:line="276" w:lineRule="auto"/>
         <w:jc w:val="left"/>
         <w:rPr>
           <w:rFonts w:hint="eastAsia"/>
@@ -1122,7 +805,7 @@
       </w:pPr>
       <w:r>
         <w:rPr>
-          <w:rFonts w:hint="eastAsia" w:eastAsia="宋体" w:ascii="Times New Roman" w:hAnsi="Times New Roman"/>
+          <w:rFonts w:hint="eastAsia" w:ascii="Times New Roman" w:hAnsi="Times New Roman" w:eastAsia="宋体"/>
           <w:b/>
           <w:bCs/>
           <w:sz w:val="20"/>
@@ -1132,7 +815,7 @@
       </w:r>
       <w:r>
         <w:rPr>
-          <w:rFonts w:eastAsia="宋体" w:ascii="Times New Roman" w:hAnsi="Times New Roman"/>
+          <w:rFonts w:ascii="Times New Roman" w:hAnsi="Times New Roman" w:eastAsia="宋体"/>
           <w:b w:val="0"/>
           <w:sz w:val="20"/>
         </w:rPr>
@@ -1162,7 +845,7 @@
     </w:p>
     <w:p>
       <w:pPr>
-        <w:spacing w:line="276" w:lineRule="auto" w:before="200" w:after="80"/>
+        <w:spacing w:before="200" w:after="80" w:line="276" w:lineRule="auto"/>
         <w:ind w:left="120"/>
         <w:jc w:val="left"/>
         <w:rPr>
@@ -1174,7 +857,7 @@
       </w:pPr>
       <w:r>
         <w:rPr>
-          <w:rFonts w:eastAsia="黑体" w:ascii="黑体" w:hAnsi="黑体"/>
+          <w:rFonts w:ascii="黑体" w:hAnsi="黑体" w:eastAsia="黑体"/>
           <w:b/>
           <w:sz w:val="24"/>
           <w:lang w:eastAsia="zh-CN"/>
@@ -1184,7 +867,7 @@
     </w:p>
     <w:p>
       <w:pPr>
-        <w:spacing w:line="276" w:lineRule="auto" w:before="0" w:after="80"/>
+        <w:spacing w:before="0" w:after="80" w:line="276" w:lineRule="auto"/>
         <w:jc w:val="left"/>
         <w:rPr>
           <w:b w:val="0"/>
@@ -1196,7 +879,7 @@
       </w:pPr>
       <w:r>
         <w:rPr>
-          <w:rFonts w:eastAsia="宋体" w:ascii="Times New Roman" w:hAnsi="Times New Roman"/>
+          <w:rFonts w:ascii="Times New Roman" w:hAnsi="Times New Roman" w:eastAsia="宋体"/>
           <w:b/>
           <w:bCs w:val="0"/>
           <w:sz w:val="20"/>
@@ -1207,7 +890,7 @@
       </w:r>
       <w:r>
         <w:rPr>
-          <w:rFonts w:eastAsia="宋体" w:ascii="Times New Roman" w:hAnsi="Times New Roman"/>
+          <w:rFonts w:ascii="Times New Roman" w:hAnsi="Times New Roman" w:eastAsia="宋体"/>
           <w:b/>
           <w:bCs w:val="0"/>
           <w:sz w:val="20"/>
@@ -1218,7 +901,7 @@
       </w:r>
       <w:r>
         <w:rPr>
-          <w:rFonts w:eastAsia="宋体" w:ascii="Times New Roman" w:hAnsi="Times New Roman"/>
+          <w:rFonts w:ascii="Times New Roman" w:hAnsi="Times New Roman" w:eastAsia="宋体"/>
           <w:b/>
           <w:bCs w:val="0"/>
           <w:sz w:val="20"/>
@@ -1229,7 +912,7 @@
       </w:r>
       <w:r>
         <w:rPr>
-          <w:rFonts w:eastAsia="宋体" w:ascii="Times New Roman" w:hAnsi="Times New Roman"/>
+          <w:rFonts w:ascii="Times New Roman" w:hAnsi="Times New Roman" w:eastAsia="宋体"/>
           <w:b/>
           <w:bCs w:val="0"/>
           <w:sz w:val="20"/>
@@ -1240,7 +923,7 @@
       </w:r>
       <w:r>
         <w:rPr>
-          <w:rFonts w:eastAsia="宋体" w:ascii="Times New Roman" w:hAnsi="Times New Roman"/>
+          <w:rFonts w:ascii="Times New Roman" w:hAnsi="Times New Roman" w:eastAsia="宋体"/>
           <w:b/>
           <w:bCs w:val="0"/>
           <w:sz w:val="20"/>
@@ -1251,7 +934,7 @@
       </w:r>
       <w:r>
         <w:rPr>
-          <w:rFonts w:eastAsia="宋体" w:ascii="Times New Roman" w:hAnsi="Times New Roman"/>
+          <w:rFonts w:ascii="Times New Roman" w:hAnsi="Times New Roman" w:eastAsia="宋体"/>
           <w:b/>
           <w:bCs w:val="0"/>
           <w:sz w:val="20"/>
@@ -1262,7 +945,7 @@
       </w:r>
       <w:r>
         <w:rPr>
-          <w:rFonts w:eastAsia="宋体" w:ascii="Times New Roman" w:hAnsi="Times New Roman"/>
+          <w:rFonts w:ascii="Times New Roman" w:hAnsi="Times New Roman" w:eastAsia="宋体"/>
           <w:b/>
           <w:bCs w:val="0"/>
           <w:sz w:val="20"/>
@@ -1273,7 +956,7 @@
       </w:r>
       <w:r>
         <w:rPr>
-          <w:rFonts w:eastAsia="宋体" w:ascii="Times New Roman" w:hAnsi="Times New Roman"/>
+          <w:rFonts w:ascii="Times New Roman" w:hAnsi="Times New Roman" w:eastAsia="宋体"/>
           <w:b/>
           <w:bCs w:val="0"/>
           <w:sz w:val="20"/>
@@ -1284,7 +967,7 @@
       </w:r>
       <w:r>
         <w:rPr>
-          <w:rFonts w:eastAsia="宋体" w:ascii="Times New Roman" w:hAnsi="Times New Roman"/>
+          <w:rFonts w:ascii="Times New Roman" w:hAnsi="Times New Roman" w:eastAsia="宋体"/>
           <w:b/>
           <w:bCs w:val="0"/>
           <w:sz w:val="20"/>
@@ -1295,7 +978,7 @@
       </w:r>
       <w:r>
         <w:rPr>
-          <w:rFonts w:eastAsia="宋体" w:ascii="Times New Roman" w:hAnsi="Times New Roman"/>
+          <w:rFonts w:ascii="Times New Roman" w:hAnsi="Times New Roman" w:eastAsia="宋体"/>
           <w:b/>
           <w:bCs w:val="0"/>
           <w:sz w:val="20"/>
@@ -1306,7 +989,7 @@
       </w:r>
       <w:r>
         <w:rPr>
-          <w:rFonts w:eastAsia="宋体" w:ascii="Times New Roman" w:hAnsi="Times New Roman"/>
+          <w:rFonts w:ascii="Times New Roman" w:hAnsi="Times New Roman" w:eastAsia="宋体"/>
           <w:b/>
           <w:bCs w:val="0"/>
           <w:sz w:val="20"/>
@@ -1317,19 +1000,40 @@
       </w:r>
       <w:r>
         <w:rPr>
-          <w:rFonts w:eastAsia="宋体" w:ascii="Times New Roman" w:hAnsi="Times New Roman"/>
-          <w:b/>
-          <w:sz w:val="20"/>
-        </w:rPr>
-        <w:br/>
+          <w:rFonts w:ascii="Times New Roman" w:hAnsi="Times New Roman" w:eastAsia="宋体"/>
+          <w:b/>
+          <w:sz w:val="20"/>
+        </w:rPr>
+        <w:br w:type="textWrapping"/>
+      </w:r>
+      <w:r>
+        <w:rPr>
+          <w:rFonts w:ascii="Times New Roman" w:hAnsi="Times New Roman" w:eastAsia="宋体"/>
+          <w:b/>
+          <w:sz w:val="20"/>
+        </w:rPr>
         <w:t>项目成果：沉淀出可复用的商业化系统拆解框架，覆盖兑换比例、保底结构、五层用户资源比较与账号保值分析。</w:t>
-        <w:br/>
+      </w:r>
+      <w:r>
+        <w:rPr>
+          <w:rFonts w:ascii="Times New Roman" w:hAnsi="Times New Roman" w:eastAsia="宋体"/>
+          <w:b/>
+          <w:sz w:val="20"/>
+        </w:rPr>
+        <w:br w:type="textWrapping"/>
+      </w:r>
+      <w:r>
+        <w:rPr>
+          <w:rFonts w:ascii="Times New Roman" w:hAnsi="Times New Roman" w:eastAsia="宋体"/>
+          <w:b/>
+          <w:sz w:val="20"/>
+        </w:rPr>
         <w:t>作品链接：https://helloworld33available.github.io/hyf-portfolio/works/hsr-payment-analysis.html</w:t>
       </w:r>
     </w:p>
     <w:p>
       <w:pPr>
-        <w:spacing w:line="276" w:lineRule="auto" w:before="0" w:after="80"/>
+        <w:spacing w:before="0" w:after="80" w:line="276" w:lineRule="auto"/>
         <w:jc w:val="left"/>
         <w:rPr>
           <w:b w:val="0"/>
@@ -1339,127 +1043,10 @@
           <w:lang w:eastAsia="zh-CN"/>
         </w:rPr>
       </w:pPr>
-      <w:r>
-        <w:rPr>
-          <w:rFonts w:eastAsia="宋体" w:ascii="Times New Roman" w:hAnsi="Times New Roman"/>
-          <w:b/>
-          <w:bCs w:val="0"/>
-          <w:sz w:val="20"/>
-          <w:szCs w:val="18"/>
-          <w:lang w:eastAsia="zh-CN"/>
-        </w:rPr>
-      </w:r>
-      <w:r>
-        <w:rPr>
-          <w:rFonts w:eastAsia="宋体" w:ascii="Times New Roman" w:hAnsi="Times New Roman"/>
-          <w:b/>
-          <w:bCs w:val="0"/>
-          <w:sz w:val="20"/>
-          <w:szCs w:val="18"/>
-          <w:lang w:eastAsia="zh-CN"/>
-        </w:rPr>
-      </w:r>
-      <w:r>
-        <w:rPr>
-          <w:rFonts w:eastAsia="宋体" w:ascii="Times New Roman" w:hAnsi="Times New Roman"/>
-          <w:b/>
-          <w:bCs w:val="0"/>
-          <w:sz w:val="20"/>
-          <w:szCs w:val="18"/>
-          <w:lang w:eastAsia="zh-CN"/>
-        </w:rPr>
-      </w:r>
-      <w:r>
-        <w:rPr>
-          <w:rFonts w:eastAsia="宋体" w:ascii="Times New Roman" w:hAnsi="Times New Roman"/>
-          <w:b/>
-          <w:bCs w:val="0"/>
-          <w:sz w:val="20"/>
-          <w:szCs w:val="18"/>
-          <w:lang w:eastAsia="zh-CN"/>
-        </w:rPr>
-      </w:r>
-      <w:r>
-        <w:rPr>
-          <w:rFonts w:eastAsia="宋体" w:ascii="Times New Roman" w:hAnsi="Times New Roman"/>
-          <w:b/>
-          <w:bCs w:val="0"/>
-          <w:sz w:val="20"/>
-          <w:szCs w:val="18"/>
-          <w:lang w:eastAsia="zh-CN"/>
-        </w:rPr>
-      </w:r>
-      <w:r>
-        <w:rPr>
-          <w:rFonts w:eastAsia="宋体" w:ascii="Times New Roman" w:hAnsi="Times New Roman"/>
-          <w:b/>
-          <w:bCs w:val="0"/>
-          <w:sz w:val="20"/>
-          <w:szCs w:val="18"/>
-          <w:lang w:eastAsia="zh-CN"/>
-        </w:rPr>
-      </w:r>
-      <w:r>
-        <w:rPr>
-          <w:rFonts w:eastAsia="宋体" w:ascii="Times New Roman" w:hAnsi="Times New Roman"/>
-          <w:b/>
-          <w:bCs w:val="0"/>
-          <w:sz w:val="20"/>
-          <w:szCs w:val="18"/>
-          <w:lang w:eastAsia="zh-CN"/>
-        </w:rPr>
-      </w:r>
-      <w:r>
-        <w:rPr>
-          <w:rFonts w:eastAsia="宋体" w:ascii="Times New Roman" w:hAnsi="Times New Roman"/>
-          <w:b/>
-          <w:bCs w:val="0"/>
-          <w:sz w:val="20"/>
-          <w:szCs w:val="18"/>
-          <w:lang w:eastAsia="zh-CN"/>
-        </w:rPr>
-      </w:r>
-      <w:r>
-        <w:rPr>
-          <w:rFonts w:eastAsia="宋体" w:ascii="Times New Roman" w:hAnsi="Times New Roman"/>
-          <w:b/>
-          <w:bCs w:val="0"/>
-          <w:sz w:val="20"/>
-          <w:szCs w:val="18"/>
-          <w:lang w:eastAsia="zh-CN"/>
-        </w:rPr>
-      </w:r>
-      <w:r>
-        <w:rPr>
-          <w:rFonts w:eastAsia="宋体" w:ascii="Times New Roman" w:hAnsi="Times New Roman"/>
-          <w:b/>
-          <w:bCs w:val="0"/>
-          <w:sz w:val="20"/>
-          <w:szCs w:val="18"/>
-          <w:lang w:eastAsia="zh-CN"/>
-        </w:rPr>
-      </w:r>
-      <w:r>
-        <w:rPr>
-          <w:rFonts w:eastAsia="宋体" w:ascii="Times New Roman" w:hAnsi="Times New Roman"/>
-          <w:b/>
-          <w:bCs w:val="0"/>
-          <w:sz w:val="20"/>
-          <w:szCs w:val="18"/>
-          <w:lang w:eastAsia="zh-CN"/>
-        </w:rPr>
-      </w:r>
-      <w:r>
-        <w:rPr>
-          <w:rFonts w:eastAsia="宋体" w:ascii="Times New Roman" w:hAnsi="Times New Roman"/>
-          <w:b/>
-          <w:sz w:val="20"/>
-        </w:rPr>
-      </w:r>
-    </w:p>
-    <w:p>
-      <w:pPr>
-        <w:spacing w:line="276" w:lineRule="auto" w:before="0" w:after="80"/>
+    </w:p>
+    <w:p>
+      <w:pPr>
+        <w:spacing w:before="0" w:after="80" w:line="276" w:lineRule="auto"/>
         <w:jc w:val="left"/>
         <w:rPr>
           <w:b/>
@@ -1471,7 +1058,7 @@
       </w:pPr>
       <w:r>
         <w:rPr>
-          <w:rFonts w:eastAsia="宋体" w:ascii="Times New Roman" w:hAnsi="Times New Roman"/>
+          <w:rFonts w:ascii="Times New Roman" w:hAnsi="Times New Roman" w:eastAsia="宋体"/>
           <w:b/>
           <w:bCs w:val="0"/>
           <w:sz w:val="20"/>
@@ -1483,7 +1070,7 @@
     </w:p>
     <w:p>
       <w:pPr>
-        <w:spacing w:line="276" w:lineRule="auto" w:before="0" w:after="80"/>
+        <w:spacing w:before="0" w:after="80" w:line="276" w:lineRule="auto"/>
         <w:jc w:val="left"/>
         <w:rPr>
           <w:b w:val="0"/>
@@ -1495,7 +1082,7 @@
       </w:pPr>
       <w:r>
         <w:rPr>
-          <w:rFonts w:eastAsia="宋体" w:ascii="Times New Roman" w:hAnsi="Times New Roman"/>
+          <w:rFonts w:ascii="Times New Roman" w:hAnsi="Times New Roman" w:eastAsia="宋体"/>
           <w:b/>
           <w:bCs w:val="0"/>
           <w:sz w:val="20"/>
@@ -1506,7 +1093,7 @@
       </w:r>
       <w:r>
         <w:rPr>
-          <w:rFonts w:eastAsia="宋体" w:ascii="Times New Roman" w:hAnsi="Times New Roman"/>
+          <w:rFonts w:ascii="Times New Roman" w:hAnsi="Times New Roman" w:eastAsia="宋体"/>
           <w:b/>
           <w:bCs w:val="0"/>
           <w:sz w:val="20"/>
@@ -1517,7 +1104,7 @@
       </w:r>
       <w:r>
         <w:rPr>
-          <w:rFonts w:eastAsia="宋体" w:ascii="Times New Roman" w:hAnsi="Times New Roman"/>
+          <w:rFonts w:ascii="Times New Roman" w:hAnsi="Times New Roman" w:eastAsia="宋体"/>
           <w:b/>
           <w:bCs w:val="0"/>
           <w:sz w:val="20"/>
@@ -1528,7 +1115,7 @@
       </w:r>
       <w:r>
         <w:rPr>
-          <w:rFonts w:eastAsia="宋体" w:ascii="Times New Roman" w:hAnsi="Times New Roman"/>
+          <w:rFonts w:ascii="Times New Roman" w:hAnsi="Times New Roman" w:eastAsia="宋体"/>
           <w:b/>
           <w:bCs w:val="0"/>
           <w:sz w:val="20"/>
@@ -1539,7 +1126,7 @@
       </w:r>
       <w:r>
         <w:rPr>
-          <w:rFonts w:eastAsia="宋体" w:ascii="Times New Roman" w:hAnsi="Times New Roman"/>
+          <w:rFonts w:ascii="Times New Roman" w:hAnsi="Times New Roman" w:eastAsia="宋体"/>
           <w:b/>
           <w:bCs w:val="0"/>
           <w:sz w:val="20"/>
@@ -1550,7 +1137,7 @@
       </w:r>
       <w:r>
         <w:rPr>
-          <w:rFonts w:eastAsia="宋体" w:ascii="Times New Roman" w:hAnsi="Times New Roman"/>
+          <w:rFonts w:ascii="Times New Roman" w:hAnsi="Times New Roman" w:eastAsia="宋体"/>
           <w:b/>
           <w:bCs w:val="0"/>
           <w:sz w:val="20"/>
@@ -1561,7 +1148,7 @@
       </w:r>
       <w:r>
         <w:rPr>
-          <w:rFonts w:eastAsia="宋体" w:ascii="Times New Roman" w:hAnsi="Times New Roman"/>
+          <w:rFonts w:ascii="Times New Roman" w:hAnsi="Times New Roman" w:eastAsia="宋体"/>
           <w:b/>
           <w:bCs w:val="0"/>
           <w:sz w:val="20"/>
@@ -1572,19 +1159,40 @@
       </w:r>
       <w:r>
         <w:rPr>
-          <w:rFonts w:eastAsia="宋体" w:ascii="Times New Roman" w:hAnsi="Times New Roman"/>
-          <w:b w:val="0"/>
-          <w:sz w:val="20"/>
-        </w:rPr>
-        <w:br/>
+          <w:rFonts w:ascii="Times New Roman" w:hAnsi="Times New Roman" w:eastAsia="宋体"/>
+          <w:b w:val="0"/>
+          <w:sz w:val="20"/>
+        </w:rPr>
+        <w:br w:type="textWrapping"/>
+      </w:r>
+      <w:r>
+        <w:rPr>
+          <w:rFonts w:ascii="Times New Roman" w:hAnsi="Times New Roman" w:eastAsia="宋体"/>
+          <w:b w:val="0"/>
+          <w:sz w:val="20"/>
+        </w:rPr>
         <w:t>项目成果：形成从边界规则到参数校验闭环的完整原创策划案，并与实习期的卡牌抽卡系统经验互相印证，验证方法论的可迁移性。</w:t>
-        <w:br/>
+      </w:r>
+      <w:r>
+        <w:rPr>
+          <w:rFonts w:ascii="Times New Roman" w:hAnsi="Times New Roman" w:eastAsia="宋体"/>
+          <w:b w:val="0"/>
+          <w:sz w:val="20"/>
+        </w:rPr>
+        <w:br w:type="textWrapping"/>
+      </w:r>
+      <w:r>
+        <w:rPr>
+          <w:rFonts w:ascii="Times New Roman" w:hAnsi="Times New Roman" w:eastAsia="宋体"/>
+          <w:b w:val="0"/>
+          <w:sz w:val="20"/>
+        </w:rPr>
         <w:t>作品链接：https://helloworld33available.github.io/hyf-portfolio/works/hsr-warp-design.html</w:t>
       </w:r>
     </w:p>
     <w:p>
       <w:pPr>
-        <w:spacing w:line="276" w:lineRule="auto" w:before="0" w:after="80"/>
+        <w:spacing w:before="0" w:after="80" w:line="276" w:lineRule="auto"/>
         <w:jc w:val="left"/>
         <w:rPr>
           <w:b w:val="0"/>
@@ -1594,87 +1202,10 @@
           <w:lang w:eastAsia="zh-CN"/>
         </w:rPr>
       </w:pPr>
-      <w:r>
-        <w:rPr>
-          <w:rFonts w:eastAsia="宋体" w:ascii="Times New Roman" w:hAnsi="Times New Roman"/>
-          <w:b/>
-          <w:bCs w:val="0"/>
-          <w:sz w:val="20"/>
-          <w:szCs w:val="18"/>
-          <w:lang w:eastAsia="zh-CN"/>
-        </w:rPr>
-      </w:r>
-      <w:r>
-        <w:rPr>
-          <w:rFonts w:eastAsia="宋体" w:ascii="Times New Roman" w:hAnsi="Times New Roman"/>
-          <w:b/>
-          <w:bCs w:val="0"/>
-          <w:sz w:val="20"/>
-          <w:szCs w:val="18"/>
-          <w:lang w:eastAsia="zh-CN"/>
-        </w:rPr>
-      </w:r>
-      <w:r>
-        <w:rPr>
-          <w:rFonts w:eastAsia="宋体" w:ascii="Times New Roman" w:hAnsi="Times New Roman"/>
-          <w:b/>
-          <w:bCs w:val="0"/>
-          <w:sz w:val="20"/>
-          <w:szCs w:val="18"/>
-          <w:lang w:eastAsia="zh-CN"/>
-        </w:rPr>
-      </w:r>
-      <w:r>
-        <w:rPr>
-          <w:rFonts w:eastAsia="宋体" w:ascii="Times New Roman" w:hAnsi="Times New Roman"/>
-          <w:b/>
-          <w:bCs w:val="0"/>
-          <w:sz w:val="20"/>
-          <w:szCs w:val="18"/>
-          <w:lang w:eastAsia="zh-CN"/>
-        </w:rPr>
-      </w:r>
-      <w:r>
-        <w:rPr>
-          <w:rFonts w:eastAsia="宋体" w:ascii="Times New Roman" w:hAnsi="Times New Roman"/>
-          <w:b/>
-          <w:bCs w:val="0"/>
-          <w:sz w:val="20"/>
-          <w:szCs w:val="18"/>
-          <w:lang w:eastAsia="zh-CN"/>
-        </w:rPr>
-      </w:r>
-      <w:r>
-        <w:rPr>
-          <w:rFonts w:eastAsia="宋体" w:ascii="Times New Roman" w:hAnsi="Times New Roman"/>
-          <w:b/>
-          <w:bCs w:val="0"/>
-          <w:sz w:val="20"/>
-          <w:szCs w:val="18"/>
-          <w:lang w:eastAsia="zh-CN"/>
-        </w:rPr>
-      </w:r>
-      <w:r>
-        <w:rPr>
-          <w:rFonts w:eastAsia="宋体" w:ascii="Times New Roman" w:hAnsi="Times New Roman"/>
-          <w:b/>
-          <w:bCs w:val="0"/>
-          <w:sz w:val="20"/>
-          <w:szCs w:val="18"/>
-          <w:lang w:eastAsia="zh-CN"/>
-        </w:rPr>
-      </w:r>
-      <w:r>
-        <w:rPr>
-          <w:rFonts w:eastAsia="宋体" w:ascii="Times New Roman" w:hAnsi="Times New Roman"/>
-          <w:b w:val="0"/>
-          <w:sz w:val="20"/>
-        </w:rPr>
-      </w:r>
-    </w:p>
-    <w:p>
-      <w:pPr>
-        <w:spacing w:line="276" w:lineRule="auto" w:before="0" w:after="80"/>
+    </w:p>
+    <w:p>
+      <w:pPr>
+        <w:spacing w:before="0" w:after="80" w:line="276" w:lineRule="auto"/>
         <w:jc w:val="left"/>
         <w:rPr>
           <w:b w:val="0"/>
@@ -1686,7 +1217,7 @@
       </w:pPr>
       <w:r>
         <w:rPr>
-          <w:rFonts w:eastAsia="宋体" w:ascii="Times New Roman" w:hAnsi="Times New Roman"/>
+          <w:rFonts w:ascii="Times New Roman" w:hAnsi="Times New Roman" w:eastAsia="宋体"/>
           <w:b/>
           <w:bCs w:val="0"/>
           <w:sz w:val="20"/>
@@ -1698,7 +1229,7 @@
     </w:p>
     <w:p>
       <w:pPr>
-        <w:spacing w:line="276" w:lineRule="auto" w:before="0" w:after="80"/>
+        <w:spacing w:before="0" w:after="80" w:line="276" w:lineRule="auto"/>
         <w:jc w:val="left"/>
         <w:rPr>
           <w:b w:val="0"/>
@@ -1710,7 +1241,7 @@
       </w:pPr>
       <w:r>
         <w:rPr>
-          <w:rFonts w:eastAsia="宋体" w:ascii="Times New Roman" w:hAnsi="Times New Roman"/>
+          <w:rFonts w:ascii="Times New Roman" w:hAnsi="Times New Roman" w:eastAsia="宋体"/>
           <w:b/>
           <w:bCs w:val="0"/>
           <w:sz w:val="20"/>
@@ -1721,7 +1252,7 @@
       </w:r>
       <w:r>
         <w:rPr>
-          <w:rFonts w:eastAsia="宋体" w:ascii="Times New Roman" w:hAnsi="Times New Roman"/>
+          <w:rFonts w:ascii="Times New Roman" w:hAnsi="Times New Roman" w:eastAsia="宋体"/>
           <w:b/>
           <w:bCs w:val="0"/>
           <w:sz w:val="20"/>
@@ -1732,7 +1263,7 @@
       </w:r>
       <w:r>
         <w:rPr>
-          <w:rFonts w:eastAsia="宋体" w:ascii="Times New Roman" w:hAnsi="Times New Roman"/>
+          <w:rFonts w:ascii="Times New Roman" w:hAnsi="Times New Roman" w:eastAsia="宋体"/>
           <w:b/>
           <w:bCs w:val="0"/>
           <w:sz w:val="20"/>
@@ -1743,7 +1274,7 @@
       </w:r>
       <w:r>
         <w:rPr>
-          <w:rFonts w:eastAsia="宋体" w:ascii="Times New Roman" w:hAnsi="Times New Roman"/>
+          <w:rFonts w:ascii="Times New Roman" w:hAnsi="Times New Roman" w:eastAsia="宋体"/>
           <w:b/>
           <w:bCs w:val="0"/>
           <w:sz w:val="20"/>
@@ -1754,7 +1285,7 @@
       </w:r>
       <w:r>
         <w:rPr>
-          <w:rFonts w:eastAsia="宋体" w:ascii="Times New Roman" w:hAnsi="Times New Roman"/>
+          <w:rFonts w:ascii="Times New Roman" w:hAnsi="Times New Roman" w:eastAsia="宋体"/>
           <w:b/>
           <w:bCs w:val="0"/>
           <w:sz w:val="20"/>
@@ -1765,7 +1296,7 @@
       </w:r>
       <w:r>
         <w:rPr>
-          <w:rFonts w:eastAsia="宋体" w:ascii="Times New Roman" w:hAnsi="Times New Roman"/>
+          <w:rFonts w:ascii="Times New Roman" w:hAnsi="Times New Roman" w:eastAsia="宋体"/>
           <w:b/>
           <w:bCs w:val="0"/>
           <w:sz w:val="20"/>
@@ -1776,7 +1307,7 @@
       </w:r>
       <w:r>
         <w:rPr>
-          <w:rFonts w:eastAsia="宋体" w:ascii="Times New Roman" w:hAnsi="Times New Roman"/>
+          <w:rFonts w:ascii="Times New Roman" w:hAnsi="Times New Roman" w:eastAsia="宋体"/>
           <w:b/>
           <w:bCs w:val="0"/>
           <w:sz w:val="20"/>
@@ -1787,19 +1318,40 @@
       </w:r>
       <w:r>
         <w:rPr>
-          <w:rFonts w:eastAsia="宋体" w:ascii="Times New Roman" w:hAnsi="Times New Roman"/>
-          <w:b w:val="0"/>
-          <w:sz w:val="20"/>
-        </w:rPr>
-        <w:br/>
+          <w:rFonts w:ascii="Times New Roman" w:hAnsi="Times New Roman" w:eastAsia="宋体"/>
+          <w:b w:val="0"/>
+          <w:sz w:val="20"/>
+        </w:rPr>
+        <w:br w:type="textWrapping"/>
+      </w:r>
+      <w:r>
+        <w:rPr>
+          <w:rFonts w:ascii="Times New Roman" w:hAnsi="Times New Roman" w:eastAsia="宋体"/>
+          <w:b w:val="0"/>
+          <w:sz w:val="20"/>
+        </w:rPr>
         <w:t>项目成果：沉淀商城分轨与分层定价的可复用拆解方法，可直接迁移至其他卡牌 / 二次元品类的商业化分析。</w:t>
-        <w:br/>
+      </w:r>
+      <w:r>
+        <w:rPr>
+          <w:rFonts w:ascii="Times New Roman" w:hAnsi="Times New Roman" w:eastAsia="宋体"/>
+          <w:b w:val="0"/>
+          <w:sz w:val="20"/>
+        </w:rPr>
+        <w:br w:type="textWrapping"/>
+      </w:r>
+      <w:r>
+        <w:rPr>
+          <w:rFonts w:ascii="Times New Roman" w:hAnsi="Times New Roman" w:eastAsia="宋体"/>
+          <w:b w:val="0"/>
+          <w:sz w:val="20"/>
+        </w:rPr>
         <w:t>作品链接：https://helloworld33available.github.io/hyf-portfolio/works/e7-payment-analysis.html</w:t>
       </w:r>
     </w:p>
     <w:p>
       <w:pPr>
-        <w:spacing w:line="276" w:lineRule="auto" w:before="0" w:after="80"/>
+        <w:spacing w:before="0" w:after="80" w:line="276" w:lineRule="auto"/>
         <w:jc w:val="left"/>
         <w:rPr>
           <w:b w:val="0"/>
@@ -1809,87 +1361,10 @@
           <w:lang w:eastAsia="zh-CN"/>
         </w:rPr>
       </w:pPr>
-      <w:r>
-        <w:rPr>
-          <w:rFonts w:eastAsia="宋体" w:ascii="Times New Roman" w:hAnsi="Times New Roman"/>
-          <w:b/>
-          <w:bCs w:val="0"/>
-          <w:sz w:val="20"/>
-          <w:szCs w:val="18"/>
-          <w:lang w:eastAsia="zh-CN"/>
-        </w:rPr>
-      </w:r>
-      <w:r>
-        <w:rPr>
-          <w:rFonts w:eastAsia="宋体" w:ascii="Times New Roman" w:hAnsi="Times New Roman"/>
-          <w:b/>
-          <w:bCs w:val="0"/>
-          <w:sz w:val="20"/>
-          <w:szCs w:val="18"/>
-          <w:lang w:eastAsia="zh-CN"/>
-        </w:rPr>
-      </w:r>
-      <w:r>
-        <w:rPr>
-          <w:rFonts w:eastAsia="宋体" w:ascii="Times New Roman" w:hAnsi="Times New Roman"/>
-          <w:b/>
-          <w:bCs w:val="0"/>
-          <w:sz w:val="20"/>
-          <w:szCs w:val="18"/>
-          <w:lang w:eastAsia="zh-CN"/>
-        </w:rPr>
-      </w:r>
-      <w:r>
-        <w:rPr>
-          <w:rFonts w:eastAsia="宋体" w:ascii="Times New Roman" w:hAnsi="Times New Roman"/>
-          <w:b/>
-          <w:bCs w:val="0"/>
-          <w:sz w:val="20"/>
-          <w:szCs w:val="18"/>
-          <w:lang w:eastAsia="zh-CN"/>
-        </w:rPr>
-      </w:r>
-      <w:r>
-        <w:rPr>
-          <w:rFonts w:eastAsia="宋体" w:ascii="Times New Roman" w:hAnsi="Times New Roman"/>
-          <w:b/>
-          <w:bCs w:val="0"/>
-          <w:sz w:val="20"/>
-          <w:szCs w:val="18"/>
-          <w:lang w:eastAsia="zh-CN"/>
-        </w:rPr>
-      </w:r>
-      <w:r>
-        <w:rPr>
-          <w:rFonts w:eastAsia="宋体" w:ascii="Times New Roman" w:hAnsi="Times New Roman"/>
-          <w:b/>
-          <w:bCs w:val="0"/>
-          <w:sz w:val="20"/>
-          <w:szCs w:val="18"/>
-          <w:lang w:eastAsia="zh-CN"/>
-        </w:rPr>
-      </w:r>
-      <w:r>
-        <w:rPr>
-          <w:rFonts w:eastAsia="宋体" w:ascii="Times New Roman" w:hAnsi="Times New Roman"/>
-          <w:b/>
-          <w:bCs w:val="0"/>
-          <w:sz w:val="20"/>
-          <w:szCs w:val="18"/>
-          <w:lang w:eastAsia="zh-CN"/>
-        </w:rPr>
-      </w:r>
-      <w:r>
-        <w:rPr>
-          <w:rFonts w:eastAsia="宋体" w:ascii="Times New Roman" w:hAnsi="Times New Roman"/>
-          <w:b w:val="0"/>
-          <w:sz w:val="20"/>
-        </w:rPr>
-      </w:r>
-    </w:p>
-    <w:p>
-      <w:pPr>
-        <w:spacing w:line="276" w:lineRule="auto" w:before="0" w:after="80"/>
+    </w:p>
+    <w:p>
+      <w:pPr>
+        <w:spacing w:before="0" w:after="80" w:line="276" w:lineRule="auto"/>
         <w:jc w:val="left"/>
         <w:rPr>
           <w:b w:val="0"/>
@@ -1901,7 +1376,7 @@
       </w:pPr>
       <w:r>
         <w:rPr>
-          <w:rFonts w:eastAsia="宋体" w:ascii="Times New Roman" w:hAnsi="Times New Roman"/>
+          <w:rFonts w:ascii="Times New Roman" w:hAnsi="Times New Roman" w:eastAsia="宋体"/>
           <w:b/>
           <w:bCs w:val="0"/>
           <w:sz w:val="20"/>
@@ -1913,7 +1388,7 @@
     </w:p>
     <w:p>
       <w:pPr>
-        <w:spacing w:line="276" w:lineRule="auto" w:before="0" w:after="80"/>
+        <w:spacing w:before="0" w:after="80" w:line="276" w:lineRule="auto"/>
         <w:jc w:val="left"/>
         <w:rPr>
           <w:b w:val="0"/>
@@ -1925,7 +1400,7 @@
       </w:pPr>
       <w:r>
         <w:rPr>
-          <w:rFonts w:eastAsia="宋体" w:ascii="Times New Roman" w:hAnsi="Times New Roman"/>
+          <w:rFonts w:ascii="Times New Roman" w:hAnsi="Times New Roman" w:eastAsia="宋体"/>
           <w:b/>
           <w:bCs w:val="0"/>
           <w:sz w:val="20"/>
@@ -1936,7 +1411,7 @@
       </w:r>
       <w:r>
         <w:rPr>
-          <w:rFonts w:eastAsia="宋体" w:ascii="Times New Roman" w:hAnsi="Times New Roman"/>
+          <w:rFonts w:ascii="Times New Roman" w:hAnsi="Times New Roman" w:eastAsia="宋体"/>
           <w:b/>
           <w:bCs w:val="0"/>
           <w:sz w:val="20"/>
@@ -1947,7 +1422,7 @@
       </w:r>
       <w:r>
         <w:rPr>
-          <w:rFonts w:eastAsia="宋体" w:ascii="Times New Roman" w:hAnsi="Times New Roman"/>
+          <w:rFonts w:ascii="Times New Roman" w:hAnsi="Times New Roman" w:eastAsia="宋体"/>
           <w:b/>
           <w:bCs w:val="0"/>
           <w:sz w:val="20"/>
@@ -1958,19 +1433,40 @@
       </w:r>
       <w:r>
         <w:rPr>
-          <w:rFonts w:eastAsia="宋体" w:ascii="Times New Roman" w:hAnsi="Times New Roman"/>
-          <w:b w:val="0"/>
-          <w:sz w:val="20"/>
-        </w:rPr>
-        <w:br/>
+          <w:rFonts w:ascii="Times New Roman" w:hAnsi="Times New Roman" w:eastAsia="宋体"/>
+          <w:b w:val="0"/>
+          <w:sz w:val="20"/>
+        </w:rPr>
+        <w:br w:type="textWrapping"/>
+      </w:r>
+      <w:r>
+        <w:rPr>
+          <w:rFonts w:ascii="Times New Roman" w:hAnsi="Times New Roman" w:eastAsia="宋体"/>
+          <w:b w:val="0"/>
+          <w:sz w:val="20"/>
+        </w:rPr>
         <w:t>项目成果：输出完整的 UGC 玩法拆解文档，验证拆解方法在 UGC 品类的泛化能力。</w:t>
-        <w:br/>
+      </w:r>
+      <w:r>
+        <w:rPr>
+          <w:rFonts w:ascii="Times New Roman" w:hAnsi="Times New Roman" w:eastAsia="宋体"/>
+          <w:b w:val="0"/>
+          <w:sz w:val="20"/>
+        </w:rPr>
+        <w:br w:type="textWrapping"/>
+      </w:r>
+      <w:r>
+        <w:rPr>
+          <w:rFonts w:ascii="Times New Roman" w:hAnsi="Times New Roman" w:eastAsia="宋体"/>
+          <w:b w:val="0"/>
+          <w:sz w:val="20"/>
+        </w:rPr>
         <w:t>作品链接：https://helloworld33available.github.io/hyf-portfolio/works/oasis-xiuxian-analysis.html</w:t>
       </w:r>
     </w:p>
     <w:p>
       <w:pPr>
-        <w:spacing w:line="276" w:lineRule="auto" w:before="0" w:after="80"/>
+        <w:spacing w:before="0" w:after="80" w:line="276" w:lineRule="auto"/>
         <w:jc w:val="left"/>
         <w:rPr>
           <w:b w:val="0"/>
@@ -1980,47 +1476,10 @@
           <w:lang w:eastAsia="zh-CN"/>
         </w:rPr>
       </w:pPr>
-      <w:r>
-        <w:rPr>
-          <w:rFonts w:eastAsia="宋体" w:ascii="Times New Roman" w:hAnsi="Times New Roman"/>
-          <w:b/>
-          <w:bCs w:val="0"/>
-          <w:sz w:val="20"/>
-          <w:szCs w:val="18"/>
-          <w:lang w:eastAsia="zh-CN"/>
-        </w:rPr>
-      </w:r>
-      <w:r>
-        <w:rPr>
-          <w:rFonts w:eastAsia="宋体" w:ascii="Times New Roman" w:hAnsi="Times New Roman"/>
-          <w:b/>
-          <w:bCs w:val="0"/>
-          <w:sz w:val="20"/>
-          <w:szCs w:val="18"/>
-          <w:lang w:eastAsia="zh-CN"/>
-        </w:rPr>
-      </w:r>
-      <w:r>
-        <w:rPr>
-          <w:rFonts w:eastAsia="宋体" w:ascii="Times New Roman" w:hAnsi="Times New Roman"/>
-          <w:b/>
-          <w:bCs w:val="0"/>
-          <w:sz w:val="20"/>
-          <w:szCs w:val="18"/>
-          <w:lang w:eastAsia="zh-CN"/>
-        </w:rPr>
-      </w:r>
-      <w:r>
-        <w:rPr>
-          <w:rFonts w:eastAsia="宋体" w:ascii="Times New Roman" w:hAnsi="Times New Roman"/>
-          <w:b w:val="0"/>
-          <w:sz w:val="20"/>
-        </w:rPr>
-      </w:r>
-    </w:p>
-    <w:p>
-      <w:pPr>
-        <w:spacing w:line="276" w:lineRule="auto" w:before="0" w:after="80"/>
+    </w:p>
+    <w:p>
+      <w:pPr>
+        <w:spacing w:before="0" w:after="80" w:line="276" w:lineRule="auto"/>
         <w:jc w:val="left"/>
         <w:rPr>
           <w:rFonts w:hint="default"/>
@@ -2034,7 +1493,7 @@
       </w:pPr>
       <w:r>
         <w:rPr>
-          <w:rFonts w:hint="eastAsia" w:eastAsia="宋体" w:ascii="Times New Roman" w:hAnsi="Times New Roman"/>
+          <w:rFonts w:hint="eastAsia" w:ascii="Times New Roman" w:hAnsi="Times New Roman" w:eastAsia="宋体"/>
           <w:b w:val="0"/>
           <w:bCs/>
           <w:color w:val="0000FF"/>
@@ -2084,7 +1543,7 @@
     </w:p>
     <w:p>
       <w:pPr>
-        <w:spacing w:line="276" w:lineRule="auto" w:before="200" w:after="80"/>
+        <w:spacing w:before="200" w:after="80" w:line="276" w:lineRule="auto"/>
         <w:ind w:left="120"/>
         <w:jc w:val="left"/>
         <w:rPr>
@@ -2095,7 +1554,7 @@
       </w:pPr>
       <w:r>
         <w:rPr>
-          <w:rFonts w:hint="default" w:eastAsia="黑体" w:ascii="黑体" w:hAnsi="黑体"/>
+          <w:rFonts w:hint="default" w:ascii="黑体" w:hAnsi="黑体" w:eastAsia="黑体"/>
           <w:b/>
           <w:bCs/>
           <w:sz w:val="24"/>
@@ -2160,7 +1619,7 @@
       </w:r>
       <w:r>
         <w:rPr>
-          <w:rFonts w:hint="eastAsia" w:eastAsia="黑体" w:ascii="黑体" w:hAnsi="黑体"/>
+          <w:rFonts w:hint="eastAsia" w:ascii="黑体" w:hAnsi="黑体" w:eastAsia="黑体"/>
           <w:b/>
           <w:bCs/>
           <w:sz w:val="24"/>
@@ -2170,7 +1629,7 @@
       </w:r>
       <w:r>
         <w:rPr>
-          <w:rFonts w:eastAsia="黑体" w:ascii="黑体" w:hAnsi="黑体"/>
+          <w:rFonts w:ascii="黑体" w:hAnsi="黑体" w:eastAsia="黑体"/>
           <w:b/>
           <w:sz w:val="24"/>
           <w:lang w:eastAsia="zh-CN"/>
@@ -2212,12 +1671,11 @@
         </w:tblCellMar>
       </w:tblPr>
       <w:tblGrid>
-        <w:gridCol w:w="1626"/>
-        <w:gridCol w:w="1626"/>
-        <w:gridCol w:w="1626"/>
-        <w:gridCol w:w="1626"/>
-        <w:gridCol w:w="1627"/>
-        <w:gridCol w:w="1627"/>
+        <w:gridCol w:w="1951"/>
+        <w:gridCol w:w="1951"/>
+        <w:gridCol w:w="1951"/>
+        <w:gridCol w:w="1952"/>
+        <w:gridCol w:w="1953"/>
       </w:tblGrid>
       <w:tr>
         <w:tblPrEx>
@@ -2332,7 +1790,7 @@
             </w:pPr>
             <w:r>
               <w:rPr>
-                <w:rFonts w:eastAsia="黑体" w:ascii="黑体" w:hAnsi="黑体"/>
+                <w:rFonts w:ascii="黑体" w:hAnsi="黑体" w:eastAsia="黑体"/>
                 <w:b/>
                 <w:sz w:val="20"/>
               </w:rPr>
@@ -2454,7 +1912,7 @@
             </w:pPr>
             <w:r>
               <w:rPr>
-                <w:rFonts w:eastAsia="宋体" w:ascii="Times New Roman" w:hAnsi="Times New Roman"/>
+                <w:rFonts w:ascii="Times New Roman" w:hAnsi="Times New Roman" w:eastAsia="宋体"/>
                 <w:b w:val="0"/>
                 <w:sz w:val="20"/>
               </w:rPr>
@@ -2576,7 +2034,7 @@
             </w:pPr>
             <w:r>
               <w:rPr>
-                <w:rFonts w:eastAsia="宋体" w:ascii="Times New Roman" w:hAnsi="Times New Roman"/>
+                <w:rFonts w:ascii="Times New Roman" w:hAnsi="Times New Roman" w:eastAsia="宋体"/>
                 <w:b w:val="0"/>
                 <w:sz w:val="20"/>
               </w:rPr>
@@ -2698,7 +2156,7 @@
             </w:pPr>
             <w:r>
               <w:rPr>
-                <w:rFonts w:eastAsia="宋体" w:ascii="Times New Roman" w:hAnsi="Times New Roman"/>
+                <w:rFonts w:ascii="Times New Roman" w:hAnsi="Times New Roman" w:eastAsia="宋体"/>
                 <w:b w:val="0"/>
                 <w:sz w:val="20"/>
               </w:rPr>
@@ -2820,7 +2278,7 @@
             </w:pPr>
             <w:r>
               <w:rPr>
-                <w:rFonts w:eastAsia="宋体" w:ascii="Times New Roman" w:hAnsi="Times New Roman"/>
+                <w:rFonts w:ascii="Times New Roman" w:hAnsi="Times New Roman" w:eastAsia="宋体"/>
                 <w:b w:val="0"/>
                 <w:sz w:val="20"/>
               </w:rPr>
@@ -2942,7 +2400,7 @@
             </w:pPr>
             <w:r>
               <w:rPr>
-                <w:rFonts w:eastAsia="宋体" w:ascii="Times New Roman" w:hAnsi="Times New Roman"/>
+                <w:rFonts w:ascii="Times New Roman" w:hAnsi="Times New Roman" w:eastAsia="宋体"/>
                 <w:b w:val="0"/>
                 <w:sz w:val="20"/>
               </w:rPr>
@@ -3058,7 +2516,7 @@
             </w:pPr>
             <w:r>
               <w:rPr>
-                <w:rFonts w:eastAsia="宋体" w:ascii="Times New Roman" w:hAnsi="Times New Roman"/>
+                <w:rFonts w:ascii="Times New Roman" w:hAnsi="Times New Roman" w:eastAsia="宋体"/>
                 <w:b w:val="0"/>
                 <w:sz w:val="20"/>
               </w:rPr>
@@ -3174,7 +2632,7 @@
             </w:pPr>
             <w:r>
               <w:rPr>
-                <w:rFonts w:eastAsia="宋体" w:ascii="Times New Roman" w:hAnsi="Times New Roman"/>
+                <w:rFonts w:ascii="Times New Roman" w:hAnsi="Times New Roman" w:eastAsia="宋体"/>
                 <w:b w:val="0"/>
                 <w:sz w:val="20"/>
               </w:rPr>
@@ -3290,7 +2748,7 @@
             </w:pPr>
             <w:r>
               <w:rPr>
-                <w:rFonts w:eastAsia="宋体" w:ascii="Times New Roman" w:hAnsi="Times New Roman"/>
+                <w:rFonts w:ascii="Times New Roman" w:hAnsi="Times New Roman" w:eastAsia="宋体"/>
                 <w:b w:val="0"/>
                 <w:sz w:val="20"/>
               </w:rPr>
@@ -3406,7 +2864,7 @@
             </w:pPr>
             <w:r>
               <w:rPr>
-                <w:rFonts w:eastAsia="宋体" w:ascii="Times New Roman" w:hAnsi="Times New Roman"/>
+                <w:rFonts w:ascii="Times New Roman" w:hAnsi="Times New Roman" w:eastAsia="宋体"/>
                 <w:b w:val="0"/>
                 <w:sz w:val="20"/>
               </w:rPr>
@@ -3522,7 +2980,7 @@
             </w:pPr>
             <w:r>
               <w:rPr>
-                <w:rFonts w:eastAsia="宋体" w:ascii="Times New Roman" w:hAnsi="Times New Roman"/>
+                <w:rFonts w:ascii="Times New Roman" w:hAnsi="Times New Roman" w:eastAsia="宋体"/>
                 <w:b w:val="0"/>
                 <w:sz w:val="20"/>
               </w:rPr>
@@ -3638,7 +3096,7 @@
             </w:pPr>
             <w:r>
               <w:rPr>
-                <w:rFonts w:eastAsia="宋体" w:ascii="Times New Roman" w:hAnsi="Times New Roman"/>
+                <w:rFonts w:ascii="Times New Roman" w:hAnsi="Times New Roman" w:eastAsia="宋体"/>
                 <w:b w:val="0"/>
                 <w:sz w:val="20"/>
               </w:rPr>
@@ -3662,7 +3120,7 @@
     </w:p>
     <w:p>
       <w:pPr>
-        <w:spacing w:line="276" w:lineRule="auto" w:before="200" w:after="80"/>
+        <w:spacing w:before="200" w:after="80" w:line="276" w:lineRule="auto"/>
         <w:ind w:left="120"/>
         <w:jc w:val="left"/>
         <w:rPr>
@@ -3673,7 +3131,7 @@
       </w:pPr>
       <w:r>
         <w:rPr>
-          <w:rFonts w:eastAsia="黑体" w:ascii="黑体" w:hAnsi="黑体"/>
+          <w:rFonts w:ascii="黑体" w:hAnsi="黑体" w:eastAsia="黑体"/>
           <w:b/>
           <w:sz w:val="24"/>
           <w:lang w:eastAsia="zh-CN"/>
@@ -3737,7 +3195,7 @@
       </w:r>
       <w:r>
         <w:rPr>
-          <w:rFonts w:eastAsia="黑体" w:ascii="黑体" w:hAnsi="黑体"/>
+          <w:rFonts w:ascii="黑体" w:hAnsi="黑体" w:eastAsia="黑体"/>
           <w:b/>
           <w:sz w:val="24"/>
           <w:lang w:eastAsia="zh-CN"/>
@@ -3749,7 +3207,7 @@
       <w:pPr>
         <w:numPr>
           <w:ilvl w:val="0"/>
-          <w:numId w:val="3"/>
+          <w:numId w:val="2"/>
         </w:numPr>
         <w:snapToGrid w:val="0"/>
         <w:spacing w:before="0" w:after="80" w:line="276" w:lineRule="auto"/>
@@ -3765,7 +3223,7 @@
       </w:pPr>
       <w:r>
         <w:rPr>
-          <w:rFonts w:hint="eastAsia" w:eastAsia="宋体" w:ascii="Times New Roman" w:hAnsi="Times New Roman"/>
+          <w:rFonts w:hint="eastAsia" w:ascii="Times New Roman" w:hAnsi="Times New Roman" w:eastAsia="宋体"/>
           <w:b w:val="0"/>
           <w:color w:val="404040"/>
           <w:sz w:val="20"/>
@@ -3774,14 +3232,12 @@
         </w:rPr>
         <w:t>资深玩家：游戏龄10年+，移动端体验 146 款、Steam 30 余款，全平台累计约 2 万小时，愿为热爱付费，也始终在拆解付费设计本身。</w:t>
       </w:r>
-      <w:bookmarkStart w:id="0" w:name="_GoBack"/>
-      <w:bookmarkEnd w:id="0"/>
     </w:p>
     <w:p>
       <w:pPr>
         <w:numPr>
           <w:ilvl w:val="0"/>
-          <w:numId w:val="3"/>
+          <w:numId w:val="2"/>
         </w:numPr>
         <w:snapToGrid w:val="0"/>
         <w:spacing w:before="0" w:after="80" w:line="276" w:lineRule="auto"/>
@@ -3802,9 +3258,9 @@
       </w:pPr>
       <w:r>
         <w:rPr>
-          <w:rFonts w:hint="eastAsia" w:eastAsia="宋体" w:ascii="Times New Roman" w:hAnsi="Times New Roman"/>
-          <w:b/>
-          <w:bCs/>
+          <w:rFonts w:hint="eastAsia" w:ascii="Times New Roman" w:hAnsi="Times New Roman" w:eastAsia="宋体"/>
+          <w:b w:val="0"/>
+          <w:bCs w:val="0"/>
           <w:color w:val="000000" w:themeColor="text1"/>
           <w:sz w:val="20"/>
           <w:szCs w:val="18"/>
@@ -3819,7 +3275,7 @@
       </w:r>
       <w:r>
         <w:rPr>
-          <w:rFonts w:eastAsia="宋体" w:ascii="Times New Roman" w:hAnsi="Times New Roman"/>
+          <w:rFonts w:ascii="Times New Roman" w:hAnsi="Times New Roman" w:eastAsia="宋体"/>
           <w:b w:val="0"/>
           <w:sz w:val="20"/>
         </w:rPr>
@@ -3830,7 +3286,7 @@
       <w:pPr>
         <w:numPr>
           <w:ilvl w:val="0"/>
-          <w:numId w:val="3"/>
+          <w:numId w:val="2"/>
         </w:numPr>
         <w:snapToGrid w:val="0"/>
         <w:spacing w:before="0" w:after="80" w:line="276" w:lineRule="auto"/>
@@ -3851,9 +3307,9 @@
       </w:pPr>
       <w:r>
         <w:rPr>
-          <w:rFonts w:hint="eastAsia" w:eastAsia="宋体" w:ascii="Times New Roman" w:hAnsi="Times New Roman"/>
-          <w:b/>
-          <w:bCs/>
+          <w:rFonts w:hint="eastAsia" w:ascii="Times New Roman" w:hAnsi="Times New Roman" w:eastAsia="宋体"/>
+          <w:b w:val="0"/>
+          <w:bCs w:val="0"/>
           <w:color w:val="000000" w:themeColor="text1"/>
           <w:sz w:val="20"/>
           <w:szCs w:val="18"/>
@@ -3868,7 +3324,7 @@
       </w:r>
       <w:r>
         <w:rPr>
-          <w:rFonts w:eastAsia="宋体" w:ascii="Times New Roman" w:hAnsi="Times New Roman"/>
+          <w:rFonts w:ascii="Times New Roman" w:hAnsi="Times New Roman" w:eastAsia="宋体"/>
           <w:b w:val="0"/>
           <w:sz w:val="20"/>
         </w:rPr>
@@ -3879,7 +3335,7 @@
       <w:pPr>
         <w:numPr>
           <w:ilvl w:val="0"/>
-          <w:numId w:val="3"/>
+          <w:numId w:val="2"/>
         </w:numPr>
         <w:snapToGrid w:val="0"/>
         <w:spacing w:before="0" w:after="80" w:line="276" w:lineRule="auto"/>
@@ -3900,7 +3356,7 @@
       </w:pPr>
       <w:r>
         <w:rPr>
-          <w:rFonts w:hint="eastAsia" w:eastAsia="宋体" w:ascii="Times New Roman" w:hAnsi="Times New Roman"/>
+          <w:rFonts w:hint="eastAsia" w:ascii="Times New Roman" w:hAnsi="Times New Roman" w:eastAsia="宋体"/>
           <w:b w:val="0"/>
           <w:color w:val="000000" w:themeColor="text1"/>
           <w:sz w:val="20"/>
@@ -3912,23 +3368,16 @@
             </w14:solidFill>
           </w14:textFill>
         </w:rPr>
-        <w:t>个性化：生存建造类深度玩家（我的世界累计 2700 小时），偏爱长线经营与系统构建，习惯把偏好转化为拆解视角，已独立输出多份系统拆解作品。</w:t>
-      </w:r>
-    </w:p>
-    <w:p>
-      <w:pPr>
-        <w:numPr>
-          <w:ilvl w:val="0"/>
-          <w:numId w:val="3"/>
-        </w:numPr>
-        <w:snapToGrid w:val="0"/>
-        <w:spacing w:before="0" w:after="80" w:line="276" w:lineRule="auto"/>
-        <w:ind w:left="425" w:leftChars="0" w:hanging="425" w:firstLineChars="0"/>
-        <w:jc w:val="left"/>
-        <w:rPr>
-          <w:rFonts w:hint="default"/>
+        <w:t>个性化：生存建造类深度玩家（我的世界累计 2700 小时），偏爱长线经营与系统构建</w:t>
+      </w:r>
+      <w:bookmarkStart w:id="0" w:name="_GoBack"/>
+      <w:bookmarkEnd w:id="0"/>
+      <w:r>
+        <w:rPr>
+          <w:rFonts w:hint="eastAsia" w:ascii="Times New Roman" w:hAnsi="Times New Roman" w:eastAsia="宋体"/>
+          <w:b w:val="0"/>
           <w:color w:val="000000" w:themeColor="text1"/>
-          <w:sz w:val="18"/>
+          <w:sz w:val="20"/>
           <w:szCs w:val="18"/>
           <w:lang w:val="en-US" w:eastAsia="zh-CN"/>
           <w14:textFill>
@@ -3937,18 +3386,44 @@
             </w14:solidFill>
           </w14:textFill>
         </w:rPr>
-      </w:pPr>
-      <w:r>
-        <w:rPr>
-          <w:rFonts w:eastAsia="宋体" w:ascii="Times New Roman" w:hAnsi="Times New Roman"/>
-          <w:b/>
+        <w:t>，习惯把偏好转化为拆解视角，已独立输出多份系统拆解作品。</w:t>
+      </w:r>
+    </w:p>
+    <w:p>
+      <w:pPr>
+        <w:numPr>
+          <w:ilvl w:val="0"/>
+          <w:numId w:val="2"/>
+        </w:numPr>
+        <w:snapToGrid w:val="0"/>
+        <w:spacing w:before="0" w:after="80" w:line="276" w:lineRule="auto"/>
+        <w:ind w:left="425" w:leftChars="0" w:hanging="425" w:firstLineChars="0"/>
+        <w:jc w:val="left"/>
+        <w:rPr>
+          <w:rFonts w:hint="default"/>
+          <w:color w:val="000000" w:themeColor="text1"/>
+          <w:sz w:val="18"/>
+          <w:szCs w:val="18"/>
+          <w:lang w:val="en-US" w:eastAsia="zh-CN"/>
+          <w14:textFill>
+            <w14:solidFill>
+              <w14:schemeClr w14:val="tx1"/>
+            </w14:solidFill>
+          </w14:textFill>
+        </w:rPr>
+      </w:pPr>
+      <w:r>
+        <w:rPr>
+          <w:rFonts w:ascii="Times New Roman" w:hAnsi="Times New Roman" w:eastAsia="宋体"/>
+          <w:b w:val="0"/>
+          <w:bCs/>
           <w:sz w:val="20"/>
         </w:rPr>
         <w:t>复合能力：</w:t>
       </w:r>
       <w:r>
         <w:rPr>
-          <w:rFonts w:eastAsia="宋体" w:ascii="Times New Roman" w:hAnsi="Times New Roman"/>
+          <w:rFonts w:ascii="Times New Roman" w:hAnsi="Times New Roman" w:eastAsia="宋体"/>
           <w:b w:val="0"/>
           <w:sz w:val="20"/>
         </w:rPr>
@@ -3958,6 +3433,7 @@
     <w:p>
       <w:pPr>
         <w:numPr>
+          <w:ilvl w:val="0"/>
           <w:numId w:val="0"/>
         </w:numPr>
         <w:snapToGrid w:val="0"/>
@@ -4018,25 +3494,10 @@
       </w:rPr>
     </w:lvl>
   </w:abstractNum>
-  <w:abstractNum w:abstractNumId="2">
-    <w:nsid w:val="47220E3C"/>
-    <w:multiLevelType w:val="singleLevel"/>
-    <w:tmpl w:val="47220E3C"/>
-    <w:lvl w:ilvl="0" w:tentative="0">
-      <w:start w:val="1"/>
-      <w:numFmt w:val="decimal"/>
-      <w:suff w:val="nothing"/>
-      <w:lvlText w:val="%1、"/>
-      <w:lvlJc w:val="left"/>
-    </w:lvl>
-  </w:abstractNum>
   <w:num w:numId="1">
     <w:abstractNumId w:val="0"/>
   </w:num>
   <w:num w:numId="2">
-    <w:abstractNumId w:val="2"/>
-  </w:num>
-  <w:num w:numId="3">
     <w:abstractNumId w:val="1"/>
   </w:num>
 </w:numbering>
